--- a/(e)CRF/Per nummer/04_Toestemmingsformulier therapeut.docx
+++ b/(e)CRF/Per nummer/04_Toestemmingsformulier therapeut.docx
@@ -4116,7 +4116,6 @@
         <w:jc w:val="both"/>
         <w:textAlignment w:val="baseline"/>
         <w:rPr>
-          <w:del w:author="Janou De Buyser" w:date="2026-07-22T10:23:10.652Z" w16du:dateUtc="2026-07-22T10:23:10.652Z" w:id="2048108820"/>
           <w:rFonts w:ascii="Arial" w:hAnsi="Arial" w:cs="Arial"/>
           <w:sz w:val="20"/>
           <w:szCs w:val="20"/>
@@ -4129,7 +4128,6 @@
         <w:spacing w:before="0" w:beforeAutospacing="off" w:after="0" w:afterAutospacing="off"/>
         <w:textAlignment w:val="baseline"/>
         <w:rPr>
-          <w:del w:author="Janou De Buyser" w:date="2026-07-22T10:23:10.652Z" w16du:dateUtc="2026-07-22T10:23:10.652Z" w:id="1936263116"/>
           <w:rStyle w:val="normaltextrun"/>
           <w:rFonts w:ascii="Arial" w:hAnsi="Arial" w:cs="Arial"/>
           <w:sz w:val="20"/>
@@ -4145,7 +4143,6 @@
         <w:spacing w:after="120"/>
         <w:jc w:val="both"/>
         <w:rPr>
-          <w:del w:author="Janou De Buyser" w:date="2026-07-22T10:23:10.652Z" w16du:dateUtc="2026-07-22T10:23:10.652Z" w:id="1207183444"/>
           <w:rFonts w:ascii="Arial" w:hAnsi="Arial" w:cs="Arial"/>
           <w:color w:val="000000"/>
           <w:sz w:val="20"/>
@@ -4162,7 +4159,6 @@
         <w:spacing w:after="120"/>
         <w:jc w:val="both"/>
         <w:rPr>
-          <w:del w:author="Janou De Buyser" w:date="2026-07-22T10:23:10.652Z" w16du:dateUtc="2026-07-22T10:23:10.652Z" w:id="586573740"/>
           <w:rFonts w:ascii="Arial" w:hAnsi="Arial" w:cs="Arial"/>
           <w:color w:val="000000"/>
           <w:sz w:val="20"/>
@@ -7457,7 +7453,6 @@
         <w:spacing w:before="120"/>
         <w:jc w:val="both"/>
         <w:rPr>
-          <w:ins w:author="Janou De Buyser" w:date="2026-07-22T10:14:25.189Z" w16du:dateUtc="2026-07-22T10:14:25.189Z" w:id="1092161113"/>
           <w:rFonts w:ascii="Arial" w:hAnsi="Arial" w:eastAsia="Times New Roman" w:cs="Arial"/>
           <w:noProof w:val="0"/>
           <w:sz w:val="20"/>
@@ -7645,18 +7640,16 @@
         </w:rPr>
         <w:t>:</w:t>
       </w:r>
-      <w:ins w:author="Janou De Buyser" w:date="2026-07-22T10:14:25.189Z" w16du:dateUtc="2026-07-22T10:14:25.189Z" w:id="325045283">
-        <w:r>
-          <w:rPr>
-            <w:rFonts w:ascii="Arial" w:hAnsi="Arial" w:eastAsia="Times New Roman" w:cs="Arial"/>
-            <w:noProof w:val="0"/>
-            <w:sz w:val="20"/>
-            <w:szCs w:val="20"/>
-            <w:lang w:val="en-US"/>
-          </w:rPr>
-          <w:t xml:space="preserve"> Indien u deelneemt aan dit onderdeel van de studie, wordt u gevraagd om uw ervaringen en perspectieven met betrekking tot de zorgverlening binnen de diabetesvoetkliniek te delen.</w:t>
-        </w:r>
-      </w:ins>
+      <w:r>
+        <w:rPr>
+          <w:rFonts w:ascii="Arial" w:hAnsi="Arial" w:eastAsia="Times New Roman" w:cs="Arial"/>
+          <w:noProof w:val="0"/>
+          <w:sz w:val="20"/>
+          <w:szCs w:val="20"/>
+          <w:lang w:val="en-US"/>
+        </w:rPr>
+        <w:t xml:space="preserve"> Indien u deelneemt aan dit onderdeel van de studie, wordt u gevraagd om uw ervaringen en perspectieven met betrekking tot de zorgverlening binnen de diabetesvoetkliniek te delen.</w:t>
+      </w:r>
     </w:p>
     <w:p>
       <w:pPr>
@@ -7664,29 +7657,23 @@
         <w:spacing w:before="120"/>
         <w:jc w:val="both"/>
         <w:rPr>
-          <w:ins w:author="Janou De Buyser" w:date="2026-07-22T10:14:25.189Z" w16du:dateUtc="2026-07-22T10:14:25.189Z" w:id="2113531031"/>
           <w:rFonts w:ascii="Arial" w:hAnsi="Arial" w:eastAsia="Times New Roman" w:cs="Arial"/>
           <w:noProof w:val="0"/>
           <w:sz w:val="20"/>
           <w:szCs w:val="20"/>
           <w:lang w:val="en-US"/>
         </w:rPr>
-        <w:pPrChange w:author="Janou De Buyser" w:date="2026-07-22T10:14:25.176Z">
-          <w:pPr/>
-        </w:pPrChange>
-      </w:pPr>
-      <w:ins w:author="Janou De Buyser" w:date="2026-07-22T10:14:25.189Z" w16du:dateUtc="2026-07-22T10:14:25.189Z" w:id="58693361">
-        <w:r>
-          <w:rPr>
-            <w:rFonts w:ascii="Arial" w:hAnsi="Arial" w:eastAsia="Times New Roman" w:cs="Arial"/>
-            <w:noProof w:val="0"/>
-            <w:sz w:val="20"/>
-            <w:szCs w:val="20"/>
-            <w:lang w:val="en-US"/>
-          </w:rPr>
-          <w:t>Dit kan het volgende omvatten:</w:t>
-        </w:r>
-      </w:ins>
+      </w:pPr>
+      <w:r>
+        <w:rPr>
+          <w:rFonts w:ascii="Arial" w:hAnsi="Arial" w:eastAsia="Times New Roman" w:cs="Arial"/>
+          <w:noProof w:val="0"/>
+          <w:sz w:val="20"/>
+          <w:szCs w:val="20"/>
+          <w:lang w:val="en-US"/>
+        </w:rPr>
+        <w:t>Dit kan het volgende omvatten:</w:t>
+      </w:r>
     </w:p>
     <w:p>
       <w:pPr>
@@ -7698,41 +7685,35 @@
         <w:spacing w:before="120"/>
         <w:jc w:val="both"/>
         <w:rPr>
-          <w:ins w:author="Janou De Buyser" w:date="2026-07-22T10:14:25.189Z" w16du:dateUtc="2026-07-22T10:14:25.189Z" w:id="147628380"/>
           <w:rFonts w:ascii="Arial" w:hAnsi="Arial" w:eastAsia="Times New Roman" w:cs="Arial"/>
           <w:noProof w:val="0"/>
           <w:sz w:val="20"/>
           <w:szCs w:val="20"/>
           <w:lang w:val="en-US"/>
         </w:rPr>
-        <w:pPrChange w:author="Janou De Buyser" w:date="2026-07-22T10:14:25.177Z">
-          <w:pPr/>
-        </w:pPrChange>
-      </w:pPr>
-      <w:ins w:author="Janou De Buyser" w:date="2026-07-22T10:14:25.189Z" w16du:dateUtc="2026-07-22T10:14:25.189Z" w:id="587186722">
-        <w:r>
-          <w:rPr>
-            <w:rFonts w:ascii="Arial" w:hAnsi="Arial" w:eastAsia="Times New Roman" w:cs="Arial"/>
-            <w:b w:val="1"/>
-            <w:bCs w:val="1"/>
-            <w:noProof w:val="0"/>
-            <w:sz w:val="20"/>
-            <w:szCs w:val="20"/>
-            <w:lang w:val="en-US"/>
-          </w:rPr>
-          <w:t>Een of meerdere individuele interviews</w:t>
-        </w:r>
-        <w:r>
-          <w:rPr>
-            <w:rFonts w:ascii="Arial" w:hAnsi="Arial" w:eastAsia="Times New Roman" w:cs="Arial"/>
-            <w:noProof w:val="0"/>
-            <w:sz w:val="20"/>
-            <w:szCs w:val="20"/>
-            <w:lang w:val="en-US"/>
-          </w:rPr>
-          <w:t xml:space="preserve"> waarin u bevraagd wordt over uw ervaringen met de huidige zorgverlening en/of de PARADISE-interventie. Hierbij wordt onder andere gevraagd naar de haalbaarheid, meerwaarde, mogelijke knelpunten en factoren die de uitvoering in de dagelijkse praktijk beïnvloeden. </w:t>
-        </w:r>
-      </w:ins>
+      </w:pPr>
+      <w:r>
+        <w:rPr>
+          <w:rFonts w:ascii="Arial" w:hAnsi="Arial" w:eastAsia="Times New Roman" w:cs="Arial"/>
+          <w:b w:val="1"/>
+          <w:bCs w:val="1"/>
+          <w:noProof w:val="0"/>
+          <w:sz w:val="20"/>
+          <w:szCs w:val="20"/>
+          <w:lang w:val="en-US"/>
+        </w:rPr>
+        <w:t>Een of meerdere individuele interviews</w:t>
+      </w:r>
+      <w:r>
+        <w:rPr>
+          <w:rFonts w:ascii="Arial" w:hAnsi="Arial" w:eastAsia="Times New Roman" w:cs="Arial"/>
+          <w:noProof w:val="0"/>
+          <w:sz w:val="20"/>
+          <w:szCs w:val="20"/>
+          <w:lang w:val="en-US"/>
+        </w:rPr>
+        <w:t xml:space="preserve"> waarin u bevraagd wordt over uw ervaringen met de huidige zorgverlening en/of de PARADISE-interventie. Hierbij wordt onder andere gevraagd naar de haalbaarheid, meerwaarde, mogelijke knelpunten en factoren die de uitvoering in de dagelijkse praktijk beïnvloeden. </w:t>
+      </w:r>
     </w:p>
     <w:p>
       <w:pPr>
@@ -7744,585 +7725,579 @@
         <w:spacing w:before="120"/>
         <w:jc w:val="both"/>
         <w:rPr>
-          <w:ins w:author="Janou De Buyser" w:date="2026-07-22T10:14:25.189Z" w16du:dateUtc="2026-07-22T10:14:25.189Z" w:id="602011324"/>
           <w:rFonts w:ascii="Arial" w:hAnsi="Arial" w:eastAsia="Times New Roman" w:cs="Arial"/>
           <w:noProof w:val="0"/>
           <w:sz w:val="20"/>
           <w:szCs w:val="20"/>
           <w:lang w:val="en-US"/>
         </w:rPr>
-        <w:pPrChange w:author="Janou De Buyser" w:date="2026-07-22T10:14:25.179Z">
-          <w:pPr/>
-        </w:pPrChange>
-      </w:pPr>
-      <w:ins w:author="Janou De Buyser" w:date="2026-07-22T10:14:25.189Z" w16du:dateUtc="2026-07-22T10:14:25.189Z" w:id="306159196">
-        <w:r>
-          <w:rPr>
-            <w:rFonts w:ascii="Arial" w:hAnsi="Arial" w:eastAsia="Times New Roman" w:cs="Arial"/>
-            <w:b w:val="1"/>
-            <w:bCs w:val="1"/>
-            <w:noProof w:val="0"/>
-            <w:sz w:val="20"/>
-            <w:szCs w:val="20"/>
-            <w:lang w:val="en-US"/>
-          </w:rPr>
-          <w:t>Een</w:t>
-        </w:r>
-        <w:r>
-          <w:rPr>
-            <w:rFonts w:ascii="Arial" w:hAnsi="Arial" w:eastAsia="Times New Roman" w:cs="Arial"/>
-            <w:b w:val="1"/>
-            <w:bCs w:val="1"/>
-            <w:noProof w:val="0"/>
-            <w:sz w:val="20"/>
-            <w:szCs w:val="20"/>
-            <w:lang w:val="en-US"/>
-          </w:rPr>
-          <w:t xml:space="preserve"> </w:t>
-        </w:r>
-        <w:r>
-          <w:rPr>
-            <w:rFonts w:ascii="Arial" w:hAnsi="Arial" w:eastAsia="Times New Roman" w:cs="Arial"/>
-            <w:b w:val="1"/>
-            <w:bCs w:val="1"/>
-            <w:noProof w:val="0"/>
-            <w:sz w:val="20"/>
-            <w:szCs w:val="20"/>
-            <w:lang w:val="en-US"/>
-          </w:rPr>
-          <w:t>evaluatie</w:t>
-        </w:r>
-        <w:r>
-          <w:rPr>
-            <w:rFonts w:ascii="Arial" w:hAnsi="Arial" w:eastAsia="Times New Roman" w:cs="Arial"/>
-            <w:b w:val="1"/>
-            <w:bCs w:val="1"/>
-            <w:noProof w:val="0"/>
-            <w:sz w:val="20"/>
-            <w:szCs w:val="20"/>
-            <w:lang w:val="en-US"/>
-          </w:rPr>
-          <w:t xml:space="preserve"> van de </w:t>
-        </w:r>
-        <w:r>
-          <w:rPr>
-            <w:rFonts w:ascii="Arial" w:hAnsi="Arial" w:eastAsia="Times New Roman" w:cs="Arial"/>
-            <w:b w:val="1"/>
-            <w:bCs w:val="1"/>
-            <w:noProof w:val="0"/>
-            <w:sz w:val="20"/>
-            <w:szCs w:val="20"/>
-            <w:lang w:val="en-US"/>
-          </w:rPr>
-          <w:t>gebruikelijke</w:t>
-        </w:r>
-        <w:r>
-          <w:rPr>
-            <w:rFonts w:ascii="Arial" w:hAnsi="Arial" w:eastAsia="Times New Roman" w:cs="Arial"/>
-            <w:b w:val="1"/>
-            <w:bCs w:val="1"/>
-            <w:noProof w:val="0"/>
-            <w:sz w:val="20"/>
-            <w:szCs w:val="20"/>
-            <w:lang w:val="en-US"/>
-          </w:rPr>
-          <w:t xml:space="preserve"> </w:t>
-        </w:r>
-        <w:r>
-          <w:rPr>
-            <w:rFonts w:ascii="Arial" w:hAnsi="Arial" w:eastAsia="Times New Roman" w:cs="Arial"/>
-            <w:b w:val="1"/>
-            <w:bCs w:val="1"/>
-            <w:noProof w:val="0"/>
-            <w:sz w:val="20"/>
-            <w:szCs w:val="20"/>
-            <w:lang w:val="en-US"/>
-          </w:rPr>
-          <w:t>zorgverlening</w:t>
-        </w:r>
-        <w:r>
-          <w:rPr>
-            <w:rFonts w:ascii="Arial" w:hAnsi="Arial" w:eastAsia="Times New Roman" w:cs="Arial"/>
-            <w:b w:val="1"/>
-            <w:bCs w:val="1"/>
-            <w:noProof w:val="0"/>
-            <w:sz w:val="20"/>
-            <w:szCs w:val="20"/>
-            <w:lang w:val="en-US"/>
-          </w:rPr>
-          <w:t xml:space="preserve"> (usual care)</w:t>
-        </w:r>
-        <w:r>
-          <w:rPr>
-            <w:rFonts w:ascii="Arial" w:hAnsi="Arial" w:eastAsia="Times New Roman" w:cs="Arial"/>
-            <w:noProof w:val="0"/>
-            <w:sz w:val="20"/>
-            <w:szCs w:val="20"/>
-            <w:lang w:val="en-US"/>
-          </w:rPr>
-          <w:t xml:space="preserve"> </w:t>
-        </w:r>
-        <w:r>
-          <w:rPr>
-            <w:rFonts w:ascii="Arial" w:hAnsi="Arial" w:eastAsia="Times New Roman" w:cs="Arial"/>
-            <w:noProof w:val="0"/>
-            <w:sz w:val="20"/>
-            <w:szCs w:val="20"/>
-            <w:lang w:val="en-US"/>
-          </w:rPr>
-          <w:t>bij</w:t>
-        </w:r>
-        <w:r>
-          <w:rPr>
-            <w:rFonts w:ascii="Arial" w:hAnsi="Arial" w:eastAsia="Times New Roman" w:cs="Arial"/>
-            <w:noProof w:val="0"/>
-            <w:sz w:val="20"/>
-            <w:szCs w:val="20"/>
-            <w:lang w:val="en-US"/>
-          </w:rPr>
-          <w:t xml:space="preserve"> </w:t>
-        </w:r>
-        <w:r>
-          <w:rPr>
-            <w:rFonts w:ascii="Arial" w:hAnsi="Arial" w:eastAsia="Times New Roman" w:cs="Arial"/>
-            <w:noProof w:val="0"/>
-            <w:sz w:val="20"/>
-            <w:szCs w:val="20"/>
-            <w:lang w:val="en-US"/>
-          </w:rPr>
-          <w:t>een</w:t>
-        </w:r>
-        <w:r>
-          <w:rPr>
-            <w:rFonts w:ascii="Arial" w:hAnsi="Arial" w:eastAsia="Times New Roman" w:cs="Arial"/>
-            <w:noProof w:val="0"/>
-            <w:sz w:val="20"/>
-            <w:szCs w:val="20"/>
-            <w:lang w:val="en-US"/>
-          </w:rPr>
-          <w:t xml:space="preserve"> </w:t>
-        </w:r>
-        <w:r>
-          <w:rPr>
-            <w:rFonts w:ascii="Arial" w:hAnsi="Arial" w:eastAsia="Times New Roman" w:cs="Arial"/>
-            <w:noProof w:val="0"/>
-            <w:sz w:val="20"/>
-            <w:szCs w:val="20"/>
-            <w:lang w:val="en-US"/>
-          </w:rPr>
-          <w:t>selectie</w:t>
-        </w:r>
-        <w:r>
-          <w:rPr>
-            <w:rFonts w:ascii="Arial" w:hAnsi="Arial" w:eastAsia="Times New Roman" w:cs="Arial"/>
-            <w:noProof w:val="0"/>
-            <w:sz w:val="20"/>
-            <w:szCs w:val="20"/>
-            <w:lang w:val="en-US"/>
-          </w:rPr>
-          <w:t xml:space="preserve"> van </w:t>
-        </w:r>
-        <w:r>
-          <w:rPr>
-            <w:rFonts w:ascii="Arial" w:hAnsi="Arial" w:eastAsia="Times New Roman" w:cs="Arial"/>
-            <w:noProof w:val="0"/>
-            <w:sz w:val="20"/>
-            <w:szCs w:val="20"/>
-            <w:lang w:val="en-US"/>
-          </w:rPr>
-          <w:t>betrokken</w:t>
-        </w:r>
-        <w:r>
-          <w:rPr>
-            <w:rFonts w:ascii="Arial" w:hAnsi="Arial" w:eastAsia="Times New Roman" w:cs="Arial"/>
-            <w:noProof w:val="0"/>
-            <w:sz w:val="20"/>
-            <w:szCs w:val="20"/>
-            <w:lang w:val="en-US"/>
-          </w:rPr>
-          <w:t xml:space="preserve"> </w:t>
-        </w:r>
-        <w:r>
-          <w:rPr>
-            <w:rFonts w:ascii="Arial" w:hAnsi="Arial" w:eastAsia="Times New Roman" w:cs="Arial"/>
-            <w:noProof w:val="0"/>
-            <w:sz w:val="20"/>
-            <w:szCs w:val="20"/>
-            <w:lang w:val="en-US"/>
-          </w:rPr>
-          <w:t>zorgverleners</w:t>
-        </w:r>
-        <w:r>
-          <w:rPr>
-            <w:rFonts w:ascii="Arial" w:hAnsi="Arial" w:eastAsia="Times New Roman" w:cs="Arial"/>
-            <w:noProof w:val="0"/>
-            <w:sz w:val="20"/>
-            <w:szCs w:val="20"/>
-            <w:lang w:val="en-US"/>
-          </w:rPr>
-          <w:t xml:space="preserve">. Dit </w:t>
-        </w:r>
-        <w:r>
-          <w:rPr>
-            <w:rFonts w:ascii="Arial" w:hAnsi="Arial" w:eastAsia="Times New Roman" w:cs="Arial"/>
-            <w:noProof w:val="0"/>
-            <w:sz w:val="20"/>
-            <w:szCs w:val="20"/>
-            <w:lang w:val="en-US"/>
-          </w:rPr>
-          <w:t>gebeurt</w:t>
-        </w:r>
-        <w:r>
-          <w:rPr>
-            <w:rFonts w:ascii="Arial" w:hAnsi="Arial" w:eastAsia="Times New Roman" w:cs="Arial"/>
-            <w:noProof w:val="0"/>
-            <w:sz w:val="20"/>
-            <w:szCs w:val="20"/>
-            <w:lang w:val="en-US"/>
-          </w:rPr>
-          <w:t xml:space="preserve"> om de </w:t>
-        </w:r>
-        <w:r>
-          <w:rPr>
-            <w:rFonts w:ascii="Arial" w:hAnsi="Arial" w:eastAsia="Times New Roman" w:cs="Arial"/>
-            <w:noProof w:val="0"/>
-            <w:sz w:val="20"/>
-            <w:szCs w:val="20"/>
-            <w:lang w:val="en-US"/>
-          </w:rPr>
-          <w:t>huidige</w:t>
-        </w:r>
-        <w:r>
-          <w:rPr>
-            <w:rFonts w:ascii="Arial" w:hAnsi="Arial" w:eastAsia="Times New Roman" w:cs="Arial"/>
-            <w:noProof w:val="0"/>
-            <w:sz w:val="20"/>
-            <w:szCs w:val="20"/>
-            <w:lang w:val="en-US"/>
-          </w:rPr>
-          <w:t xml:space="preserve"> </w:t>
-        </w:r>
-        <w:r>
-          <w:rPr>
-            <w:rFonts w:ascii="Arial" w:hAnsi="Arial" w:eastAsia="Times New Roman" w:cs="Arial"/>
-            <w:noProof w:val="0"/>
-            <w:sz w:val="20"/>
-            <w:szCs w:val="20"/>
-            <w:lang w:val="en-US"/>
-          </w:rPr>
-          <w:t>werkwijze</w:t>
-        </w:r>
-        <w:r>
-          <w:rPr>
-            <w:rFonts w:ascii="Arial" w:hAnsi="Arial" w:eastAsia="Times New Roman" w:cs="Arial"/>
-            <w:noProof w:val="0"/>
-            <w:sz w:val="20"/>
-            <w:szCs w:val="20"/>
-            <w:lang w:val="en-US"/>
-          </w:rPr>
-          <w:t xml:space="preserve"> en context </w:t>
-        </w:r>
-        <w:r>
-          <w:rPr>
-            <w:rFonts w:ascii="Arial" w:hAnsi="Arial" w:eastAsia="Times New Roman" w:cs="Arial"/>
-            <w:noProof w:val="0"/>
-            <w:sz w:val="20"/>
-            <w:szCs w:val="20"/>
-            <w:lang w:val="en-US"/>
-          </w:rPr>
-          <w:t>waarin</w:t>
-        </w:r>
-        <w:r>
-          <w:rPr>
-            <w:rFonts w:ascii="Arial" w:hAnsi="Arial" w:eastAsia="Times New Roman" w:cs="Arial"/>
-            <w:noProof w:val="0"/>
-            <w:sz w:val="20"/>
-            <w:szCs w:val="20"/>
-            <w:lang w:val="en-US"/>
-          </w:rPr>
-          <w:t xml:space="preserve"> PARADISE </w:t>
-        </w:r>
-        <w:r>
-          <w:rPr>
-            <w:rFonts w:ascii="Arial" w:hAnsi="Arial" w:eastAsia="Times New Roman" w:cs="Arial"/>
-            <w:noProof w:val="0"/>
-            <w:sz w:val="20"/>
-            <w:szCs w:val="20"/>
-            <w:lang w:val="en-US"/>
-          </w:rPr>
-          <w:t>wordt</w:t>
-        </w:r>
-        <w:r>
-          <w:rPr>
-            <w:rFonts w:ascii="Arial" w:hAnsi="Arial" w:eastAsia="Times New Roman" w:cs="Arial"/>
-            <w:noProof w:val="0"/>
-            <w:sz w:val="20"/>
-            <w:szCs w:val="20"/>
-            <w:lang w:val="en-US"/>
-          </w:rPr>
-          <w:t xml:space="preserve"> </w:t>
-        </w:r>
-        <w:r>
-          <w:rPr>
-            <w:rFonts w:ascii="Arial" w:hAnsi="Arial" w:eastAsia="Times New Roman" w:cs="Arial"/>
-            <w:noProof w:val="0"/>
-            <w:sz w:val="20"/>
-            <w:szCs w:val="20"/>
-            <w:lang w:val="en-US"/>
-          </w:rPr>
-          <w:t>geïmplementeerd</w:t>
-        </w:r>
-        <w:r>
-          <w:rPr>
-            <w:rFonts w:ascii="Arial" w:hAnsi="Arial" w:eastAsia="Times New Roman" w:cs="Arial"/>
-            <w:noProof w:val="0"/>
-            <w:sz w:val="20"/>
-            <w:szCs w:val="20"/>
-            <w:lang w:val="en-US"/>
-          </w:rPr>
-          <w:t xml:space="preserve"> </w:t>
-        </w:r>
-        <w:r>
-          <w:rPr>
-            <w:rFonts w:ascii="Arial" w:hAnsi="Arial" w:eastAsia="Times New Roman" w:cs="Arial"/>
-            <w:noProof w:val="0"/>
-            <w:sz w:val="20"/>
-            <w:szCs w:val="20"/>
-            <w:lang w:val="en-US"/>
-          </w:rPr>
-          <w:t>beter</w:t>
-        </w:r>
-        <w:r>
-          <w:rPr>
-            <w:rFonts w:ascii="Arial" w:hAnsi="Arial" w:eastAsia="Times New Roman" w:cs="Arial"/>
-            <w:noProof w:val="0"/>
-            <w:sz w:val="20"/>
-            <w:szCs w:val="20"/>
-            <w:lang w:val="en-US"/>
-          </w:rPr>
-          <w:t xml:space="preserve"> </w:t>
-        </w:r>
-        <w:r>
-          <w:rPr>
-            <w:rFonts w:ascii="Arial" w:hAnsi="Arial" w:eastAsia="Times New Roman" w:cs="Arial"/>
-            <w:noProof w:val="0"/>
-            <w:sz w:val="20"/>
-            <w:szCs w:val="20"/>
-            <w:lang w:val="en-US"/>
-          </w:rPr>
-          <w:t>te</w:t>
-        </w:r>
-        <w:r>
-          <w:rPr>
-            <w:rFonts w:ascii="Arial" w:hAnsi="Arial" w:eastAsia="Times New Roman" w:cs="Arial"/>
-            <w:noProof w:val="0"/>
-            <w:sz w:val="20"/>
-            <w:szCs w:val="20"/>
-            <w:lang w:val="en-US"/>
-          </w:rPr>
-          <w:t xml:space="preserve"> </w:t>
-        </w:r>
-        <w:r>
-          <w:rPr>
-            <w:rFonts w:ascii="Arial" w:hAnsi="Arial" w:eastAsia="Times New Roman" w:cs="Arial"/>
-            <w:noProof w:val="0"/>
-            <w:sz w:val="20"/>
-            <w:szCs w:val="20"/>
-            <w:lang w:val="en-US"/>
-          </w:rPr>
-          <w:t>begrijpen</w:t>
-        </w:r>
-        <w:r>
-          <w:rPr>
-            <w:rFonts w:ascii="Arial" w:hAnsi="Arial" w:eastAsia="Times New Roman" w:cs="Arial"/>
-            <w:noProof w:val="0"/>
-            <w:sz w:val="20"/>
-            <w:szCs w:val="20"/>
-            <w:lang w:val="en-US"/>
-          </w:rPr>
-          <w:t xml:space="preserve"> en om de </w:t>
-        </w:r>
-        <w:r>
-          <w:rPr>
-            <w:rFonts w:ascii="Arial" w:hAnsi="Arial" w:eastAsia="Times New Roman" w:cs="Arial"/>
-            <w:noProof w:val="0"/>
-            <w:sz w:val="20"/>
-            <w:szCs w:val="20"/>
-            <w:lang w:val="en-US"/>
-          </w:rPr>
-          <w:t>verschillen</w:t>
-        </w:r>
-        <w:r>
-          <w:rPr>
-            <w:rFonts w:ascii="Arial" w:hAnsi="Arial" w:eastAsia="Times New Roman" w:cs="Arial"/>
-            <w:noProof w:val="0"/>
-            <w:sz w:val="20"/>
-            <w:szCs w:val="20"/>
-            <w:lang w:val="en-US"/>
-          </w:rPr>
-          <w:t xml:space="preserve"> </w:t>
-        </w:r>
-        <w:r>
-          <w:rPr>
-            <w:rFonts w:ascii="Arial" w:hAnsi="Arial" w:eastAsia="Times New Roman" w:cs="Arial"/>
-            <w:noProof w:val="0"/>
-            <w:sz w:val="20"/>
-            <w:szCs w:val="20"/>
-            <w:lang w:val="en-US"/>
-          </w:rPr>
-          <w:t>tussen</w:t>
-        </w:r>
-        <w:r>
-          <w:rPr>
-            <w:rFonts w:ascii="Arial" w:hAnsi="Arial" w:eastAsia="Times New Roman" w:cs="Arial"/>
-            <w:noProof w:val="0"/>
-            <w:sz w:val="20"/>
-            <w:szCs w:val="20"/>
-            <w:lang w:val="en-US"/>
-          </w:rPr>
-          <w:t xml:space="preserve"> de </w:t>
-        </w:r>
-        <w:r>
-          <w:rPr>
-            <w:rFonts w:ascii="Arial" w:hAnsi="Arial" w:eastAsia="Times New Roman" w:cs="Arial"/>
-            <w:noProof w:val="0"/>
-            <w:sz w:val="20"/>
-            <w:szCs w:val="20"/>
-            <w:lang w:val="en-US"/>
-          </w:rPr>
-          <w:t>bestaande</w:t>
-        </w:r>
-        <w:r>
-          <w:rPr>
-            <w:rFonts w:ascii="Arial" w:hAnsi="Arial" w:eastAsia="Times New Roman" w:cs="Arial"/>
-            <w:noProof w:val="0"/>
-            <w:sz w:val="20"/>
-            <w:szCs w:val="20"/>
-            <w:lang w:val="en-US"/>
-          </w:rPr>
-          <w:t xml:space="preserve"> </w:t>
-        </w:r>
-        <w:r>
-          <w:rPr>
-            <w:rFonts w:ascii="Arial" w:hAnsi="Arial" w:eastAsia="Times New Roman" w:cs="Arial"/>
-            <w:noProof w:val="0"/>
-            <w:sz w:val="20"/>
-            <w:szCs w:val="20"/>
-            <w:lang w:val="en-US"/>
-          </w:rPr>
-          <w:t>zorg</w:t>
-        </w:r>
-        <w:r>
-          <w:rPr>
-            <w:rFonts w:ascii="Arial" w:hAnsi="Arial" w:eastAsia="Times New Roman" w:cs="Arial"/>
-            <w:noProof w:val="0"/>
-            <w:sz w:val="20"/>
-            <w:szCs w:val="20"/>
-            <w:lang w:val="en-US"/>
-          </w:rPr>
-          <w:t xml:space="preserve"> en de </w:t>
-        </w:r>
-        <w:r>
-          <w:rPr>
-            <w:rFonts w:ascii="Arial" w:hAnsi="Arial" w:eastAsia="Times New Roman" w:cs="Arial"/>
-            <w:noProof w:val="0"/>
-            <w:sz w:val="20"/>
-            <w:szCs w:val="20"/>
-            <w:lang w:val="en-US"/>
-          </w:rPr>
-          <w:t>nieuwe</w:t>
-        </w:r>
-        <w:r>
-          <w:rPr>
-            <w:rFonts w:ascii="Arial" w:hAnsi="Arial" w:eastAsia="Times New Roman" w:cs="Arial"/>
-            <w:noProof w:val="0"/>
-            <w:sz w:val="20"/>
-            <w:szCs w:val="20"/>
-            <w:lang w:val="en-US"/>
-          </w:rPr>
-          <w:t xml:space="preserve"> </w:t>
-        </w:r>
-        <w:r>
-          <w:rPr>
-            <w:rFonts w:ascii="Arial" w:hAnsi="Arial" w:eastAsia="Times New Roman" w:cs="Arial"/>
-            <w:noProof w:val="0"/>
-            <w:sz w:val="20"/>
-            <w:szCs w:val="20"/>
-            <w:lang w:val="en-US"/>
-          </w:rPr>
-          <w:t>aanpak</w:t>
-        </w:r>
-        <w:r>
-          <w:rPr>
-            <w:rFonts w:ascii="Arial" w:hAnsi="Arial" w:eastAsia="Times New Roman" w:cs="Arial"/>
-            <w:noProof w:val="0"/>
-            <w:sz w:val="20"/>
-            <w:szCs w:val="20"/>
-            <w:lang w:val="en-US"/>
-          </w:rPr>
-          <w:t xml:space="preserve"> </w:t>
-        </w:r>
-        <w:r>
-          <w:rPr>
-            <w:rFonts w:ascii="Arial" w:hAnsi="Arial" w:eastAsia="Times New Roman" w:cs="Arial"/>
-            <w:noProof w:val="0"/>
-            <w:sz w:val="20"/>
-            <w:szCs w:val="20"/>
-            <w:lang w:val="en-US"/>
-          </w:rPr>
-          <w:t>te</w:t>
-        </w:r>
-        <w:r>
-          <w:rPr>
-            <w:rFonts w:ascii="Arial" w:hAnsi="Arial" w:eastAsia="Times New Roman" w:cs="Arial"/>
-            <w:noProof w:val="0"/>
-            <w:sz w:val="20"/>
-            <w:szCs w:val="20"/>
-            <w:lang w:val="en-US"/>
-          </w:rPr>
-          <w:t xml:space="preserve"> </w:t>
-        </w:r>
-        <w:r>
-          <w:rPr>
-            <w:rFonts w:ascii="Arial" w:hAnsi="Arial" w:eastAsia="Times New Roman" w:cs="Arial"/>
-            <w:noProof w:val="0"/>
-            <w:sz w:val="20"/>
-            <w:szCs w:val="20"/>
-            <w:lang w:val="en-US"/>
-          </w:rPr>
-          <w:t>kunnen</w:t>
-        </w:r>
-        <w:r>
-          <w:rPr>
-            <w:rFonts w:ascii="Arial" w:hAnsi="Arial" w:eastAsia="Times New Roman" w:cs="Arial"/>
-            <w:noProof w:val="0"/>
-            <w:sz w:val="20"/>
-            <w:szCs w:val="20"/>
-            <w:lang w:val="en-US"/>
-          </w:rPr>
-          <w:t xml:space="preserve"> </w:t>
-        </w:r>
-        <w:r>
-          <w:rPr>
-            <w:rFonts w:ascii="Arial" w:hAnsi="Arial" w:eastAsia="Times New Roman" w:cs="Arial"/>
-            <w:noProof w:val="0"/>
-            <w:sz w:val="20"/>
-            <w:szCs w:val="20"/>
-            <w:lang w:val="en-US"/>
-          </w:rPr>
-          <w:t>evalueren</w:t>
-        </w:r>
-        <w:r>
-          <w:rPr>
-            <w:rFonts w:ascii="Arial" w:hAnsi="Arial" w:eastAsia="Times New Roman" w:cs="Arial"/>
-            <w:noProof w:val="0"/>
-            <w:sz w:val="20"/>
-            <w:szCs w:val="20"/>
-            <w:lang w:val="en-US"/>
-          </w:rPr>
-          <w:t xml:space="preserve">. </w:t>
-        </w:r>
-      </w:ins>
+      </w:pPr>
+      <w:r>
+        <w:rPr>
+          <w:rFonts w:ascii="Arial" w:hAnsi="Arial" w:eastAsia="Times New Roman" w:cs="Arial"/>
+          <w:b w:val="1"/>
+          <w:bCs w:val="1"/>
+          <w:noProof w:val="0"/>
+          <w:sz w:val="20"/>
+          <w:szCs w:val="20"/>
+          <w:lang w:val="en-US"/>
+        </w:rPr>
+        <w:t>Een</w:t>
+      </w:r>
+      <w:r>
+        <w:rPr>
+          <w:rFonts w:ascii="Arial" w:hAnsi="Arial" w:eastAsia="Times New Roman" w:cs="Arial"/>
+          <w:b w:val="1"/>
+          <w:bCs w:val="1"/>
+          <w:noProof w:val="0"/>
+          <w:sz w:val="20"/>
+          <w:szCs w:val="20"/>
+          <w:lang w:val="en-US"/>
+        </w:rPr>
+        <w:t xml:space="preserve"> </w:t>
+      </w:r>
+      <w:r>
+        <w:rPr>
+          <w:rFonts w:ascii="Arial" w:hAnsi="Arial" w:eastAsia="Times New Roman" w:cs="Arial"/>
+          <w:b w:val="1"/>
+          <w:bCs w:val="1"/>
+          <w:noProof w:val="0"/>
+          <w:sz w:val="20"/>
+          <w:szCs w:val="20"/>
+          <w:lang w:val="en-US"/>
+        </w:rPr>
+        <w:t>evaluatie</w:t>
+      </w:r>
+      <w:r>
+        <w:rPr>
+          <w:rFonts w:ascii="Arial" w:hAnsi="Arial" w:eastAsia="Times New Roman" w:cs="Arial"/>
+          <w:b w:val="1"/>
+          <w:bCs w:val="1"/>
+          <w:noProof w:val="0"/>
+          <w:sz w:val="20"/>
+          <w:szCs w:val="20"/>
+          <w:lang w:val="en-US"/>
+        </w:rPr>
+        <w:t xml:space="preserve"> van de </w:t>
+      </w:r>
+      <w:r>
+        <w:rPr>
+          <w:rFonts w:ascii="Arial" w:hAnsi="Arial" w:eastAsia="Times New Roman" w:cs="Arial"/>
+          <w:b w:val="1"/>
+          <w:bCs w:val="1"/>
+          <w:noProof w:val="0"/>
+          <w:sz w:val="20"/>
+          <w:szCs w:val="20"/>
+          <w:lang w:val="en-US"/>
+        </w:rPr>
+        <w:t>gebruikelijke</w:t>
+      </w:r>
+      <w:r>
+        <w:rPr>
+          <w:rFonts w:ascii="Arial" w:hAnsi="Arial" w:eastAsia="Times New Roman" w:cs="Arial"/>
+          <w:b w:val="1"/>
+          <w:bCs w:val="1"/>
+          <w:noProof w:val="0"/>
+          <w:sz w:val="20"/>
+          <w:szCs w:val="20"/>
+          <w:lang w:val="en-US"/>
+        </w:rPr>
+        <w:t xml:space="preserve"> </w:t>
+      </w:r>
+      <w:r>
+        <w:rPr>
+          <w:rFonts w:ascii="Arial" w:hAnsi="Arial" w:eastAsia="Times New Roman" w:cs="Arial"/>
+          <w:b w:val="1"/>
+          <w:bCs w:val="1"/>
+          <w:noProof w:val="0"/>
+          <w:sz w:val="20"/>
+          <w:szCs w:val="20"/>
+          <w:lang w:val="en-US"/>
+        </w:rPr>
+        <w:t>zorgverlening</w:t>
+      </w:r>
+      <w:r>
+        <w:rPr>
+          <w:rFonts w:ascii="Arial" w:hAnsi="Arial" w:eastAsia="Times New Roman" w:cs="Arial"/>
+          <w:b w:val="1"/>
+          <w:bCs w:val="1"/>
+          <w:noProof w:val="0"/>
+          <w:sz w:val="20"/>
+          <w:szCs w:val="20"/>
+          <w:lang w:val="en-US"/>
+        </w:rPr>
+        <w:t xml:space="preserve"> (usual care)</w:t>
+      </w:r>
+      <w:r>
+        <w:rPr>
+          <w:rFonts w:ascii="Arial" w:hAnsi="Arial" w:eastAsia="Times New Roman" w:cs="Arial"/>
+          <w:noProof w:val="0"/>
+          <w:sz w:val="20"/>
+          <w:szCs w:val="20"/>
+          <w:lang w:val="en-US"/>
+        </w:rPr>
+        <w:t xml:space="preserve"> </w:t>
+      </w:r>
+      <w:r>
+        <w:rPr>
+          <w:rFonts w:ascii="Arial" w:hAnsi="Arial" w:eastAsia="Times New Roman" w:cs="Arial"/>
+          <w:noProof w:val="0"/>
+          <w:sz w:val="20"/>
+          <w:szCs w:val="20"/>
+          <w:lang w:val="en-US"/>
+        </w:rPr>
+        <w:t>bij</w:t>
+      </w:r>
+      <w:r>
+        <w:rPr>
+          <w:rFonts w:ascii="Arial" w:hAnsi="Arial" w:eastAsia="Times New Roman" w:cs="Arial"/>
+          <w:noProof w:val="0"/>
+          <w:sz w:val="20"/>
+          <w:szCs w:val="20"/>
+          <w:lang w:val="en-US"/>
+        </w:rPr>
+        <w:t xml:space="preserve"> </w:t>
+      </w:r>
+      <w:r>
+        <w:rPr>
+          <w:rFonts w:ascii="Arial" w:hAnsi="Arial" w:eastAsia="Times New Roman" w:cs="Arial"/>
+          <w:noProof w:val="0"/>
+          <w:sz w:val="20"/>
+          <w:szCs w:val="20"/>
+          <w:lang w:val="en-US"/>
+        </w:rPr>
+        <w:t>een</w:t>
+      </w:r>
+      <w:r>
+        <w:rPr>
+          <w:rFonts w:ascii="Arial" w:hAnsi="Arial" w:eastAsia="Times New Roman" w:cs="Arial"/>
+          <w:noProof w:val="0"/>
+          <w:sz w:val="20"/>
+          <w:szCs w:val="20"/>
+          <w:lang w:val="en-US"/>
+        </w:rPr>
+        <w:t xml:space="preserve"> </w:t>
+      </w:r>
+      <w:r>
+        <w:rPr>
+          <w:rFonts w:ascii="Arial" w:hAnsi="Arial" w:eastAsia="Times New Roman" w:cs="Arial"/>
+          <w:noProof w:val="0"/>
+          <w:sz w:val="20"/>
+          <w:szCs w:val="20"/>
+          <w:lang w:val="en-US"/>
+        </w:rPr>
+        <w:t>selectie</w:t>
+      </w:r>
+      <w:r>
+        <w:rPr>
+          <w:rFonts w:ascii="Arial" w:hAnsi="Arial" w:eastAsia="Times New Roman" w:cs="Arial"/>
+          <w:noProof w:val="0"/>
+          <w:sz w:val="20"/>
+          <w:szCs w:val="20"/>
+          <w:lang w:val="en-US"/>
+        </w:rPr>
+        <w:t xml:space="preserve"> van </w:t>
+      </w:r>
+      <w:r>
+        <w:rPr>
+          <w:rFonts w:ascii="Arial" w:hAnsi="Arial" w:eastAsia="Times New Roman" w:cs="Arial"/>
+          <w:noProof w:val="0"/>
+          <w:sz w:val="20"/>
+          <w:szCs w:val="20"/>
+          <w:lang w:val="en-US"/>
+        </w:rPr>
+        <w:t>betrokken</w:t>
+      </w:r>
+      <w:r>
+        <w:rPr>
+          <w:rFonts w:ascii="Arial" w:hAnsi="Arial" w:eastAsia="Times New Roman" w:cs="Arial"/>
+          <w:noProof w:val="0"/>
+          <w:sz w:val="20"/>
+          <w:szCs w:val="20"/>
+          <w:lang w:val="en-US"/>
+        </w:rPr>
+        <w:t xml:space="preserve"> </w:t>
+      </w:r>
+      <w:r>
+        <w:rPr>
+          <w:rFonts w:ascii="Arial" w:hAnsi="Arial" w:eastAsia="Times New Roman" w:cs="Arial"/>
+          <w:noProof w:val="0"/>
+          <w:sz w:val="20"/>
+          <w:szCs w:val="20"/>
+          <w:lang w:val="en-US"/>
+        </w:rPr>
+        <w:t>zorgverleners</w:t>
+      </w:r>
+      <w:r>
+        <w:rPr>
+          <w:rFonts w:ascii="Arial" w:hAnsi="Arial" w:eastAsia="Times New Roman" w:cs="Arial"/>
+          <w:noProof w:val="0"/>
+          <w:sz w:val="20"/>
+          <w:szCs w:val="20"/>
+          <w:lang w:val="en-US"/>
+        </w:rPr>
+        <w:t xml:space="preserve">. Dit </w:t>
+      </w:r>
+      <w:r>
+        <w:rPr>
+          <w:rFonts w:ascii="Arial" w:hAnsi="Arial" w:eastAsia="Times New Roman" w:cs="Arial"/>
+          <w:noProof w:val="0"/>
+          <w:sz w:val="20"/>
+          <w:szCs w:val="20"/>
+          <w:lang w:val="en-US"/>
+        </w:rPr>
+        <w:t>gebeurt</w:t>
+      </w:r>
+      <w:r>
+        <w:rPr>
+          <w:rFonts w:ascii="Arial" w:hAnsi="Arial" w:eastAsia="Times New Roman" w:cs="Arial"/>
+          <w:noProof w:val="0"/>
+          <w:sz w:val="20"/>
+          <w:szCs w:val="20"/>
+          <w:lang w:val="en-US"/>
+        </w:rPr>
+        <w:t xml:space="preserve"> om de </w:t>
+      </w:r>
+      <w:r>
+        <w:rPr>
+          <w:rFonts w:ascii="Arial" w:hAnsi="Arial" w:eastAsia="Times New Roman" w:cs="Arial"/>
+          <w:noProof w:val="0"/>
+          <w:sz w:val="20"/>
+          <w:szCs w:val="20"/>
+          <w:lang w:val="en-US"/>
+        </w:rPr>
+        <w:t>huidige</w:t>
+      </w:r>
+      <w:r>
+        <w:rPr>
+          <w:rFonts w:ascii="Arial" w:hAnsi="Arial" w:eastAsia="Times New Roman" w:cs="Arial"/>
+          <w:noProof w:val="0"/>
+          <w:sz w:val="20"/>
+          <w:szCs w:val="20"/>
+          <w:lang w:val="en-US"/>
+        </w:rPr>
+        <w:t xml:space="preserve"> </w:t>
+      </w:r>
+      <w:r>
+        <w:rPr>
+          <w:rFonts w:ascii="Arial" w:hAnsi="Arial" w:eastAsia="Times New Roman" w:cs="Arial"/>
+          <w:noProof w:val="0"/>
+          <w:sz w:val="20"/>
+          <w:szCs w:val="20"/>
+          <w:lang w:val="en-US"/>
+        </w:rPr>
+        <w:t>werkwijze</w:t>
+      </w:r>
+      <w:r>
+        <w:rPr>
+          <w:rFonts w:ascii="Arial" w:hAnsi="Arial" w:eastAsia="Times New Roman" w:cs="Arial"/>
+          <w:noProof w:val="0"/>
+          <w:sz w:val="20"/>
+          <w:szCs w:val="20"/>
+          <w:lang w:val="en-US"/>
+        </w:rPr>
+        <w:t xml:space="preserve"> en context </w:t>
+      </w:r>
+      <w:r>
+        <w:rPr>
+          <w:rFonts w:ascii="Arial" w:hAnsi="Arial" w:eastAsia="Times New Roman" w:cs="Arial"/>
+          <w:noProof w:val="0"/>
+          <w:sz w:val="20"/>
+          <w:szCs w:val="20"/>
+          <w:lang w:val="en-US"/>
+        </w:rPr>
+        <w:t>waarin</w:t>
+      </w:r>
+      <w:r>
+        <w:rPr>
+          <w:rFonts w:ascii="Arial" w:hAnsi="Arial" w:eastAsia="Times New Roman" w:cs="Arial"/>
+          <w:noProof w:val="0"/>
+          <w:sz w:val="20"/>
+          <w:szCs w:val="20"/>
+          <w:lang w:val="en-US"/>
+        </w:rPr>
+        <w:t xml:space="preserve"> PARADISE </w:t>
+      </w:r>
+      <w:r>
+        <w:rPr>
+          <w:rFonts w:ascii="Arial" w:hAnsi="Arial" w:eastAsia="Times New Roman" w:cs="Arial"/>
+          <w:noProof w:val="0"/>
+          <w:sz w:val="20"/>
+          <w:szCs w:val="20"/>
+          <w:lang w:val="en-US"/>
+        </w:rPr>
+        <w:t>wordt</w:t>
+      </w:r>
+      <w:r>
+        <w:rPr>
+          <w:rFonts w:ascii="Arial" w:hAnsi="Arial" w:eastAsia="Times New Roman" w:cs="Arial"/>
+          <w:noProof w:val="0"/>
+          <w:sz w:val="20"/>
+          <w:szCs w:val="20"/>
+          <w:lang w:val="en-US"/>
+        </w:rPr>
+        <w:t xml:space="preserve"> </w:t>
+      </w:r>
+      <w:r>
+        <w:rPr>
+          <w:rFonts w:ascii="Arial" w:hAnsi="Arial" w:eastAsia="Times New Roman" w:cs="Arial"/>
+          <w:noProof w:val="0"/>
+          <w:sz w:val="20"/>
+          <w:szCs w:val="20"/>
+          <w:lang w:val="en-US"/>
+        </w:rPr>
+        <w:t>geïmplementeerd</w:t>
+      </w:r>
+      <w:r>
+        <w:rPr>
+          <w:rFonts w:ascii="Arial" w:hAnsi="Arial" w:eastAsia="Times New Roman" w:cs="Arial"/>
+          <w:noProof w:val="0"/>
+          <w:sz w:val="20"/>
+          <w:szCs w:val="20"/>
+          <w:lang w:val="en-US"/>
+        </w:rPr>
+        <w:t xml:space="preserve"> </w:t>
+      </w:r>
+      <w:r>
+        <w:rPr>
+          <w:rFonts w:ascii="Arial" w:hAnsi="Arial" w:eastAsia="Times New Roman" w:cs="Arial"/>
+          <w:noProof w:val="0"/>
+          <w:sz w:val="20"/>
+          <w:szCs w:val="20"/>
+          <w:lang w:val="en-US"/>
+        </w:rPr>
+        <w:t>beter</w:t>
+      </w:r>
+      <w:r>
+        <w:rPr>
+          <w:rFonts w:ascii="Arial" w:hAnsi="Arial" w:eastAsia="Times New Roman" w:cs="Arial"/>
+          <w:noProof w:val="0"/>
+          <w:sz w:val="20"/>
+          <w:szCs w:val="20"/>
+          <w:lang w:val="en-US"/>
+        </w:rPr>
+        <w:t xml:space="preserve"> </w:t>
+      </w:r>
+      <w:r>
+        <w:rPr>
+          <w:rFonts w:ascii="Arial" w:hAnsi="Arial" w:eastAsia="Times New Roman" w:cs="Arial"/>
+          <w:noProof w:val="0"/>
+          <w:sz w:val="20"/>
+          <w:szCs w:val="20"/>
+          <w:lang w:val="en-US"/>
+        </w:rPr>
+        <w:t>te</w:t>
+      </w:r>
+      <w:r>
+        <w:rPr>
+          <w:rFonts w:ascii="Arial" w:hAnsi="Arial" w:eastAsia="Times New Roman" w:cs="Arial"/>
+          <w:noProof w:val="0"/>
+          <w:sz w:val="20"/>
+          <w:szCs w:val="20"/>
+          <w:lang w:val="en-US"/>
+        </w:rPr>
+        <w:t xml:space="preserve"> </w:t>
+      </w:r>
+      <w:r>
+        <w:rPr>
+          <w:rFonts w:ascii="Arial" w:hAnsi="Arial" w:eastAsia="Times New Roman" w:cs="Arial"/>
+          <w:noProof w:val="0"/>
+          <w:sz w:val="20"/>
+          <w:szCs w:val="20"/>
+          <w:lang w:val="en-US"/>
+        </w:rPr>
+        <w:t>begrijpen</w:t>
+      </w:r>
+      <w:r>
+        <w:rPr>
+          <w:rFonts w:ascii="Arial" w:hAnsi="Arial" w:eastAsia="Times New Roman" w:cs="Arial"/>
+          <w:noProof w:val="0"/>
+          <w:sz w:val="20"/>
+          <w:szCs w:val="20"/>
+          <w:lang w:val="en-US"/>
+        </w:rPr>
+        <w:t xml:space="preserve"> en om de </w:t>
+      </w:r>
+      <w:r>
+        <w:rPr>
+          <w:rFonts w:ascii="Arial" w:hAnsi="Arial" w:eastAsia="Times New Roman" w:cs="Arial"/>
+          <w:noProof w:val="0"/>
+          <w:sz w:val="20"/>
+          <w:szCs w:val="20"/>
+          <w:lang w:val="en-US"/>
+        </w:rPr>
+        <w:t>verschillen</w:t>
+      </w:r>
+      <w:r>
+        <w:rPr>
+          <w:rFonts w:ascii="Arial" w:hAnsi="Arial" w:eastAsia="Times New Roman" w:cs="Arial"/>
+          <w:noProof w:val="0"/>
+          <w:sz w:val="20"/>
+          <w:szCs w:val="20"/>
+          <w:lang w:val="en-US"/>
+        </w:rPr>
+        <w:t xml:space="preserve"> </w:t>
+      </w:r>
+      <w:r>
+        <w:rPr>
+          <w:rFonts w:ascii="Arial" w:hAnsi="Arial" w:eastAsia="Times New Roman" w:cs="Arial"/>
+          <w:noProof w:val="0"/>
+          <w:sz w:val="20"/>
+          <w:szCs w:val="20"/>
+          <w:lang w:val="en-US"/>
+        </w:rPr>
+        <w:t>tussen</w:t>
+      </w:r>
+      <w:r>
+        <w:rPr>
+          <w:rFonts w:ascii="Arial" w:hAnsi="Arial" w:eastAsia="Times New Roman" w:cs="Arial"/>
+          <w:noProof w:val="0"/>
+          <w:sz w:val="20"/>
+          <w:szCs w:val="20"/>
+          <w:lang w:val="en-US"/>
+        </w:rPr>
+        <w:t xml:space="preserve"> de </w:t>
+      </w:r>
+      <w:r>
+        <w:rPr>
+          <w:rFonts w:ascii="Arial" w:hAnsi="Arial" w:eastAsia="Times New Roman" w:cs="Arial"/>
+          <w:noProof w:val="0"/>
+          <w:sz w:val="20"/>
+          <w:szCs w:val="20"/>
+          <w:lang w:val="en-US"/>
+        </w:rPr>
+        <w:t>bestaande</w:t>
+      </w:r>
+      <w:r>
+        <w:rPr>
+          <w:rFonts w:ascii="Arial" w:hAnsi="Arial" w:eastAsia="Times New Roman" w:cs="Arial"/>
+          <w:noProof w:val="0"/>
+          <w:sz w:val="20"/>
+          <w:szCs w:val="20"/>
+          <w:lang w:val="en-US"/>
+        </w:rPr>
+        <w:t xml:space="preserve"> </w:t>
+      </w:r>
+      <w:r>
+        <w:rPr>
+          <w:rFonts w:ascii="Arial" w:hAnsi="Arial" w:eastAsia="Times New Roman" w:cs="Arial"/>
+          <w:noProof w:val="0"/>
+          <w:sz w:val="20"/>
+          <w:szCs w:val="20"/>
+          <w:lang w:val="en-US"/>
+        </w:rPr>
+        <w:t>zorg</w:t>
+      </w:r>
+      <w:r>
+        <w:rPr>
+          <w:rFonts w:ascii="Arial" w:hAnsi="Arial" w:eastAsia="Times New Roman" w:cs="Arial"/>
+          <w:noProof w:val="0"/>
+          <w:sz w:val="20"/>
+          <w:szCs w:val="20"/>
+          <w:lang w:val="en-US"/>
+        </w:rPr>
+        <w:t xml:space="preserve"> en de </w:t>
+      </w:r>
+      <w:r>
+        <w:rPr>
+          <w:rFonts w:ascii="Arial" w:hAnsi="Arial" w:eastAsia="Times New Roman" w:cs="Arial"/>
+          <w:noProof w:val="0"/>
+          <w:sz w:val="20"/>
+          <w:szCs w:val="20"/>
+          <w:lang w:val="en-US"/>
+        </w:rPr>
+        <w:t>nieuwe</w:t>
+      </w:r>
+      <w:r>
+        <w:rPr>
+          <w:rFonts w:ascii="Arial" w:hAnsi="Arial" w:eastAsia="Times New Roman" w:cs="Arial"/>
+          <w:noProof w:val="0"/>
+          <w:sz w:val="20"/>
+          <w:szCs w:val="20"/>
+          <w:lang w:val="en-US"/>
+        </w:rPr>
+        <w:t xml:space="preserve"> </w:t>
+      </w:r>
+      <w:r>
+        <w:rPr>
+          <w:rFonts w:ascii="Arial" w:hAnsi="Arial" w:eastAsia="Times New Roman" w:cs="Arial"/>
+          <w:noProof w:val="0"/>
+          <w:sz w:val="20"/>
+          <w:szCs w:val="20"/>
+          <w:lang w:val="en-US"/>
+        </w:rPr>
+        <w:t>aanpak</w:t>
+      </w:r>
+      <w:r>
+        <w:rPr>
+          <w:rFonts w:ascii="Arial" w:hAnsi="Arial" w:eastAsia="Times New Roman" w:cs="Arial"/>
+          <w:noProof w:val="0"/>
+          <w:sz w:val="20"/>
+          <w:szCs w:val="20"/>
+          <w:lang w:val="en-US"/>
+        </w:rPr>
+        <w:t xml:space="preserve"> </w:t>
+      </w:r>
+      <w:r>
+        <w:rPr>
+          <w:rFonts w:ascii="Arial" w:hAnsi="Arial" w:eastAsia="Times New Roman" w:cs="Arial"/>
+          <w:noProof w:val="0"/>
+          <w:sz w:val="20"/>
+          <w:szCs w:val="20"/>
+          <w:lang w:val="en-US"/>
+        </w:rPr>
+        <w:t>te</w:t>
+      </w:r>
+      <w:r>
+        <w:rPr>
+          <w:rFonts w:ascii="Arial" w:hAnsi="Arial" w:eastAsia="Times New Roman" w:cs="Arial"/>
+          <w:noProof w:val="0"/>
+          <w:sz w:val="20"/>
+          <w:szCs w:val="20"/>
+          <w:lang w:val="en-US"/>
+        </w:rPr>
+        <w:t xml:space="preserve"> </w:t>
+      </w:r>
+      <w:r>
+        <w:rPr>
+          <w:rFonts w:ascii="Arial" w:hAnsi="Arial" w:eastAsia="Times New Roman" w:cs="Arial"/>
+          <w:noProof w:val="0"/>
+          <w:sz w:val="20"/>
+          <w:szCs w:val="20"/>
+          <w:lang w:val="en-US"/>
+        </w:rPr>
+        <w:t>kunnen</w:t>
+      </w:r>
+      <w:r>
+        <w:rPr>
+          <w:rFonts w:ascii="Arial" w:hAnsi="Arial" w:eastAsia="Times New Roman" w:cs="Arial"/>
+          <w:noProof w:val="0"/>
+          <w:sz w:val="20"/>
+          <w:szCs w:val="20"/>
+          <w:lang w:val="en-US"/>
+        </w:rPr>
+        <w:t xml:space="preserve"> </w:t>
+      </w:r>
+      <w:r>
+        <w:rPr>
+          <w:rFonts w:ascii="Arial" w:hAnsi="Arial" w:eastAsia="Times New Roman" w:cs="Arial"/>
+          <w:noProof w:val="0"/>
+          <w:sz w:val="20"/>
+          <w:szCs w:val="20"/>
+          <w:lang w:val="en-US"/>
+        </w:rPr>
+        <w:t>evalueren</w:t>
+      </w:r>
+      <w:r>
+        <w:rPr>
+          <w:rFonts w:ascii="Arial" w:hAnsi="Arial" w:eastAsia="Times New Roman" w:cs="Arial"/>
+          <w:noProof w:val="0"/>
+          <w:sz w:val="20"/>
+          <w:szCs w:val="20"/>
+          <w:lang w:val="en-US"/>
+        </w:rPr>
+        <w:t xml:space="preserve">. </w:t>
+      </w:r>
     </w:p>
     <w:p>
       <w:pPr>
@@ -8334,517 +8309,511 @@
         <w:spacing w:before="120"/>
         <w:jc w:val="both"/>
         <w:rPr>
-          <w:ins w:author="Janou De Buyser" w:date="2026-07-22T10:18:21.005Z" w16du:dateUtc="2026-07-22T10:18:21.005Z" w:id="716847881"/>
           <w:rFonts w:ascii="Arial" w:hAnsi="Arial" w:eastAsia="Times New Roman" w:cs="Arial"/>
           <w:noProof w:val="0"/>
           <w:sz w:val="20"/>
           <w:szCs w:val="20"/>
           <w:lang w:val="en-US"/>
         </w:rPr>
-        <w:pPrChange w:author="Janou De Buyser" w:date="2026-07-22T10:14:25.18Z">
-          <w:pPr/>
-        </w:pPrChange>
-      </w:pPr>
-      <w:ins w:author="Janou De Buyser" w:date="2026-07-22T10:14:25.189Z" w16du:dateUtc="2026-07-22T10:14:25.189Z" w:id="3297875">
-        <w:r>
-          <w:rPr>
-            <w:rFonts w:ascii="Arial" w:hAnsi="Arial" w:eastAsia="Times New Roman" w:cs="Arial"/>
-            <w:b w:val="1"/>
-            <w:bCs w:val="1"/>
-            <w:noProof w:val="0"/>
-            <w:sz w:val="20"/>
-            <w:szCs w:val="20"/>
-            <w:lang w:val="en-US"/>
-          </w:rPr>
-          <w:t>Mogelijke</w:t>
-        </w:r>
-        <w:r>
-          <w:rPr>
-            <w:rFonts w:ascii="Arial" w:hAnsi="Arial" w:eastAsia="Times New Roman" w:cs="Arial"/>
-            <w:b w:val="1"/>
-            <w:bCs w:val="1"/>
-            <w:noProof w:val="0"/>
-            <w:sz w:val="20"/>
-            <w:szCs w:val="20"/>
-            <w:lang w:val="en-US"/>
-          </w:rPr>
-          <w:t xml:space="preserve"> </w:t>
-        </w:r>
-        <w:r>
-          <w:rPr>
-            <w:rFonts w:ascii="Arial" w:hAnsi="Arial" w:eastAsia="Times New Roman" w:cs="Arial"/>
-            <w:b w:val="1"/>
-            <w:bCs w:val="1"/>
-            <w:noProof w:val="0"/>
-            <w:sz w:val="20"/>
-            <w:szCs w:val="20"/>
-            <w:lang w:val="en-US"/>
-          </w:rPr>
-          <w:t>observatie</w:t>
-        </w:r>
-        <w:r>
-          <w:rPr>
-            <w:rFonts w:ascii="Arial" w:hAnsi="Arial" w:eastAsia="Times New Roman" w:cs="Arial"/>
-            <w:b w:val="1"/>
-            <w:bCs w:val="1"/>
-            <w:noProof w:val="0"/>
-            <w:sz w:val="20"/>
-            <w:szCs w:val="20"/>
-            <w:lang w:val="en-US"/>
-          </w:rPr>
-          <w:t xml:space="preserve"> of </w:t>
-        </w:r>
-        <w:r>
-          <w:rPr>
-            <w:rFonts w:ascii="Arial" w:hAnsi="Arial" w:eastAsia="Times New Roman" w:cs="Arial"/>
-            <w:b w:val="1"/>
-            <w:bCs w:val="1"/>
-            <w:noProof w:val="0"/>
-            <w:sz w:val="20"/>
-            <w:szCs w:val="20"/>
-            <w:lang w:val="en-US"/>
-          </w:rPr>
-          <w:t>opname</w:t>
-        </w:r>
-        <w:r>
-          <w:rPr>
-            <w:rFonts w:ascii="Arial" w:hAnsi="Arial" w:eastAsia="Times New Roman" w:cs="Arial"/>
-            <w:b w:val="1"/>
-            <w:bCs w:val="1"/>
-            <w:noProof w:val="0"/>
-            <w:sz w:val="20"/>
-            <w:szCs w:val="20"/>
-            <w:lang w:val="en-US"/>
-          </w:rPr>
-          <w:t xml:space="preserve"> van </w:t>
-        </w:r>
-        <w:r>
-          <w:rPr>
-            <w:rFonts w:ascii="Arial" w:hAnsi="Arial" w:eastAsia="Times New Roman" w:cs="Arial"/>
-            <w:b w:val="1"/>
-            <w:bCs w:val="1"/>
-            <w:noProof w:val="0"/>
-            <w:sz w:val="20"/>
-            <w:szCs w:val="20"/>
-            <w:lang w:val="en-US"/>
-          </w:rPr>
-          <w:t>therapiesessies</w:t>
-        </w:r>
-        <w:r>
-          <w:rPr>
-            <w:rFonts w:ascii="Arial" w:hAnsi="Arial" w:eastAsia="Times New Roman" w:cs="Arial"/>
-            <w:b w:val="1"/>
-            <w:bCs w:val="1"/>
-            <w:noProof w:val="0"/>
-            <w:sz w:val="20"/>
-            <w:szCs w:val="20"/>
-            <w:lang w:val="en-US"/>
-          </w:rPr>
-          <w:t xml:space="preserve"> met </w:t>
-        </w:r>
-        <w:r>
-          <w:rPr>
-            <w:rFonts w:ascii="Arial" w:hAnsi="Arial" w:eastAsia="Times New Roman" w:cs="Arial"/>
-            <w:b w:val="1"/>
-            <w:bCs w:val="1"/>
-            <w:noProof w:val="0"/>
-            <w:sz w:val="20"/>
-            <w:szCs w:val="20"/>
-            <w:lang w:val="en-US"/>
-          </w:rPr>
-          <w:t>patiënten</w:t>
-        </w:r>
-        <w:r>
-          <w:rPr>
-            <w:rFonts w:ascii="Arial" w:hAnsi="Arial" w:eastAsia="Times New Roman" w:cs="Arial"/>
-            <w:noProof w:val="0"/>
-            <w:sz w:val="20"/>
-            <w:szCs w:val="20"/>
-            <w:lang w:val="en-US"/>
-          </w:rPr>
-          <w:t xml:space="preserve">, </w:t>
-        </w:r>
-        <w:r>
-          <w:rPr>
-            <w:rFonts w:ascii="Arial" w:hAnsi="Arial" w:eastAsia="Times New Roman" w:cs="Arial"/>
-            <w:noProof w:val="0"/>
-            <w:sz w:val="20"/>
-            <w:szCs w:val="20"/>
-            <w:lang w:val="en-US"/>
-          </w:rPr>
-          <w:t>uitsluitend</w:t>
-        </w:r>
-        <w:r>
-          <w:rPr>
-            <w:rFonts w:ascii="Arial" w:hAnsi="Arial" w:eastAsia="Times New Roman" w:cs="Arial"/>
-            <w:noProof w:val="0"/>
-            <w:sz w:val="20"/>
-            <w:szCs w:val="20"/>
-            <w:lang w:val="en-US"/>
-          </w:rPr>
-          <w:t xml:space="preserve"> om </w:t>
-        </w:r>
-        <w:r>
-          <w:rPr>
-            <w:rFonts w:ascii="Arial" w:hAnsi="Arial" w:eastAsia="Times New Roman" w:cs="Arial"/>
-            <w:noProof w:val="0"/>
-            <w:sz w:val="20"/>
-            <w:szCs w:val="20"/>
-            <w:lang w:val="en-US"/>
-          </w:rPr>
-          <w:t>inzicht</w:t>
-        </w:r>
-        <w:r>
-          <w:rPr>
-            <w:rFonts w:ascii="Arial" w:hAnsi="Arial" w:eastAsia="Times New Roman" w:cs="Arial"/>
-            <w:noProof w:val="0"/>
-            <w:sz w:val="20"/>
-            <w:szCs w:val="20"/>
-            <w:lang w:val="en-US"/>
-          </w:rPr>
-          <w:t xml:space="preserve"> </w:t>
-        </w:r>
-        <w:r>
-          <w:rPr>
-            <w:rFonts w:ascii="Arial" w:hAnsi="Arial" w:eastAsia="Times New Roman" w:cs="Arial"/>
-            <w:noProof w:val="0"/>
-            <w:sz w:val="20"/>
-            <w:szCs w:val="20"/>
-            <w:lang w:val="en-US"/>
-          </w:rPr>
-          <w:t>te</w:t>
-        </w:r>
-        <w:r>
-          <w:rPr>
-            <w:rFonts w:ascii="Arial" w:hAnsi="Arial" w:eastAsia="Times New Roman" w:cs="Arial"/>
-            <w:noProof w:val="0"/>
-            <w:sz w:val="20"/>
-            <w:szCs w:val="20"/>
-            <w:lang w:val="en-US"/>
-          </w:rPr>
-          <w:t xml:space="preserve"> </w:t>
-        </w:r>
-        <w:r>
-          <w:rPr>
-            <w:rFonts w:ascii="Arial" w:hAnsi="Arial" w:eastAsia="Times New Roman" w:cs="Arial"/>
-            <w:noProof w:val="0"/>
-            <w:sz w:val="20"/>
-            <w:szCs w:val="20"/>
-            <w:lang w:val="en-US"/>
-          </w:rPr>
-          <w:t>krijgen</w:t>
-        </w:r>
-        <w:r>
-          <w:rPr>
-            <w:rFonts w:ascii="Arial" w:hAnsi="Arial" w:eastAsia="Times New Roman" w:cs="Arial"/>
-            <w:noProof w:val="0"/>
-            <w:sz w:val="20"/>
-            <w:szCs w:val="20"/>
-            <w:lang w:val="en-US"/>
-          </w:rPr>
-          <w:t xml:space="preserve"> in de </w:t>
-        </w:r>
-        <w:r>
-          <w:rPr>
-            <w:rFonts w:ascii="Arial" w:hAnsi="Arial" w:eastAsia="Times New Roman" w:cs="Arial"/>
-            <w:noProof w:val="0"/>
-            <w:sz w:val="20"/>
-            <w:szCs w:val="20"/>
-            <w:lang w:val="en-US"/>
-          </w:rPr>
-          <w:t>uitvoering</w:t>
-        </w:r>
-        <w:r>
-          <w:rPr>
-            <w:rFonts w:ascii="Arial" w:hAnsi="Arial" w:eastAsia="Times New Roman" w:cs="Arial"/>
-            <w:noProof w:val="0"/>
-            <w:sz w:val="20"/>
-            <w:szCs w:val="20"/>
-            <w:lang w:val="en-US"/>
-          </w:rPr>
-          <w:t xml:space="preserve"> en </w:t>
-        </w:r>
-        <w:r>
-          <w:rPr>
-            <w:rFonts w:ascii="Arial" w:hAnsi="Arial" w:eastAsia="Times New Roman" w:cs="Arial"/>
-            <w:noProof w:val="0"/>
-            <w:sz w:val="20"/>
-            <w:szCs w:val="20"/>
-            <w:lang w:val="en-US"/>
-          </w:rPr>
-          <w:t>kwaliteit</w:t>
-        </w:r>
-        <w:r>
-          <w:rPr>
-            <w:rFonts w:ascii="Arial" w:hAnsi="Arial" w:eastAsia="Times New Roman" w:cs="Arial"/>
-            <w:noProof w:val="0"/>
-            <w:sz w:val="20"/>
-            <w:szCs w:val="20"/>
-            <w:lang w:val="en-US"/>
-          </w:rPr>
-          <w:t xml:space="preserve"> van de </w:t>
-        </w:r>
-        <w:r>
-          <w:rPr>
-            <w:rFonts w:ascii="Arial" w:hAnsi="Arial" w:eastAsia="Times New Roman" w:cs="Arial"/>
-            <w:noProof w:val="0"/>
-            <w:sz w:val="20"/>
-            <w:szCs w:val="20"/>
-            <w:lang w:val="en-US"/>
-          </w:rPr>
-          <w:t>interventie</w:t>
-        </w:r>
-        <w:r>
-          <w:rPr>
-            <w:rFonts w:ascii="Arial" w:hAnsi="Arial" w:eastAsia="Times New Roman" w:cs="Arial"/>
-            <w:noProof w:val="0"/>
-            <w:sz w:val="20"/>
-            <w:szCs w:val="20"/>
-            <w:lang w:val="en-US"/>
-          </w:rPr>
-          <w:t xml:space="preserve"> in de </w:t>
-        </w:r>
-        <w:r>
-          <w:rPr>
-            <w:rFonts w:ascii="Arial" w:hAnsi="Arial" w:eastAsia="Times New Roman" w:cs="Arial"/>
-            <w:noProof w:val="0"/>
-            <w:sz w:val="20"/>
-            <w:szCs w:val="20"/>
-            <w:lang w:val="en-US"/>
-          </w:rPr>
-          <w:t>praktijk</w:t>
-        </w:r>
-        <w:r>
-          <w:rPr>
-            <w:rFonts w:ascii="Arial" w:hAnsi="Arial" w:eastAsia="Times New Roman" w:cs="Arial"/>
-            <w:noProof w:val="0"/>
-            <w:sz w:val="20"/>
-            <w:szCs w:val="20"/>
-            <w:lang w:val="en-US"/>
-          </w:rPr>
-          <w:t xml:space="preserve">. </w:t>
-        </w:r>
-        <w:r>
-          <w:rPr>
-            <w:rFonts w:ascii="Arial" w:hAnsi="Arial" w:eastAsia="Times New Roman" w:cs="Arial"/>
-            <w:noProof w:val="0"/>
-            <w:sz w:val="20"/>
-            <w:szCs w:val="20"/>
-            <w:lang w:val="en-US"/>
-          </w:rPr>
-          <w:t>Indien</w:t>
-        </w:r>
-        <w:r>
-          <w:rPr>
-            <w:rFonts w:ascii="Arial" w:hAnsi="Arial" w:eastAsia="Times New Roman" w:cs="Arial"/>
-            <w:noProof w:val="0"/>
-            <w:sz w:val="20"/>
-            <w:szCs w:val="20"/>
-            <w:lang w:val="en-US"/>
-          </w:rPr>
-          <w:t xml:space="preserve"> u </w:t>
-        </w:r>
-        <w:r>
-          <w:rPr>
-            <w:rFonts w:ascii="Arial" w:hAnsi="Arial" w:eastAsia="Times New Roman" w:cs="Arial"/>
-            <w:noProof w:val="0"/>
-            <w:sz w:val="20"/>
-            <w:szCs w:val="20"/>
-            <w:lang w:val="en-US"/>
-          </w:rPr>
-          <w:t>zichtbaar</w:t>
-        </w:r>
-        <w:r>
-          <w:rPr>
-            <w:rFonts w:ascii="Arial" w:hAnsi="Arial" w:eastAsia="Times New Roman" w:cs="Arial"/>
-            <w:noProof w:val="0"/>
-            <w:sz w:val="20"/>
-            <w:szCs w:val="20"/>
-            <w:lang w:val="en-US"/>
-          </w:rPr>
-          <w:t xml:space="preserve"> en/of </w:t>
-        </w:r>
-        <w:r>
-          <w:rPr>
-            <w:rFonts w:ascii="Arial" w:hAnsi="Arial" w:eastAsia="Times New Roman" w:cs="Arial"/>
-            <w:noProof w:val="0"/>
-            <w:sz w:val="20"/>
-            <w:szCs w:val="20"/>
-            <w:lang w:val="en-US"/>
-          </w:rPr>
-          <w:t>hoorbaar</w:t>
-        </w:r>
-        <w:r>
-          <w:rPr>
-            <w:rFonts w:ascii="Arial" w:hAnsi="Arial" w:eastAsia="Times New Roman" w:cs="Arial"/>
-            <w:noProof w:val="0"/>
-            <w:sz w:val="20"/>
-            <w:szCs w:val="20"/>
-            <w:lang w:val="en-US"/>
-          </w:rPr>
-          <w:t xml:space="preserve"> bent op deze </w:t>
-        </w:r>
-        <w:r>
-          <w:rPr>
-            <w:rFonts w:ascii="Arial" w:hAnsi="Arial" w:eastAsia="Times New Roman" w:cs="Arial"/>
-            <w:noProof w:val="0"/>
-            <w:sz w:val="20"/>
-            <w:szCs w:val="20"/>
-            <w:lang w:val="en-US"/>
-          </w:rPr>
-          <w:t>opnames</w:t>
-        </w:r>
-        <w:r>
-          <w:rPr>
-            <w:rFonts w:ascii="Arial" w:hAnsi="Arial" w:eastAsia="Times New Roman" w:cs="Arial"/>
-            <w:noProof w:val="0"/>
-            <w:sz w:val="20"/>
-            <w:szCs w:val="20"/>
-            <w:lang w:val="en-US"/>
-          </w:rPr>
-          <w:t xml:space="preserve">, </w:t>
-        </w:r>
-        <w:r>
-          <w:rPr>
-            <w:rFonts w:ascii="Arial" w:hAnsi="Arial" w:eastAsia="Times New Roman" w:cs="Arial"/>
-            <w:noProof w:val="0"/>
-            <w:sz w:val="20"/>
-            <w:szCs w:val="20"/>
-            <w:lang w:val="en-US"/>
-          </w:rPr>
-          <w:t>wordt</w:t>
-        </w:r>
-        <w:r>
-          <w:rPr>
-            <w:rFonts w:ascii="Arial" w:hAnsi="Arial" w:eastAsia="Times New Roman" w:cs="Arial"/>
-            <w:noProof w:val="0"/>
-            <w:sz w:val="20"/>
-            <w:szCs w:val="20"/>
-            <w:lang w:val="en-US"/>
-          </w:rPr>
-          <w:t xml:space="preserve"> </w:t>
-        </w:r>
-        <w:r>
-          <w:rPr>
-            <w:rFonts w:ascii="Arial" w:hAnsi="Arial" w:eastAsia="Times New Roman" w:cs="Arial"/>
-            <w:noProof w:val="0"/>
-            <w:sz w:val="20"/>
-            <w:szCs w:val="20"/>
-            <w:lang w:val="en-US"/>
-          </w:rPr>
-          <w:t>hiervoor</w:t>
-        </w:r>
-        <w:r>
-          <w:rPr>
-            <w:rFonts w:ascii="Arial" w:hAnsi="Arial" w:eastAsia="Times New Roman" w:cs="Arial"/>
-            <w:noProof w:val="0"/>
-            <w:sz w:val="20"/>
-            <w:szCs w:val="20"/>
-            <w:lang w:val="en-US"/>
-          </w:rPr>
-          <w:t xml:space="preserve"> </w:t>
-        </w:r>
-        <w:r>
-          <w:rPr>
-            <w:rFonts w:ascii="Arial" w:hAnsi="Arial" w:eastAsia="Times New Roman" w:cs="Arial"/>
-            <w:noProof w:val="0"/>
-            <w:sz w:val="20"/>
-            <w:szCs w:val="20"/>
-            <w:lang w:val="en-US"/>
-          </w:rPr>
-          <w:t>vooraf</w:t>
-        </w:r>
-        <w:r>
-          <w:rPr>
-            <w:rFonts w:ascii="Arial" w:hAnsi="Arial" w:eastAsia="Times New Roman" w:cs="Arial"/>
-            <w:noProof w:val="0"/>
-            <w:sz w:val="20"/>
-            <w:szCs w:val="20"/>
-            <w:lang w:val="en-US"/>
-          </w:rPr>
-          <w:t xml:space="preserve"> </w:t>
-        </w:r>
-        <w:r>
-          <w:rPr>
-            <w:rFonts w:ascii="Arial" w:hAnsi="Arial" w:eastAsia="Times New Roman" w:cs="Arial"/>
-            <w:noProof w:val="0"/>
-            <w:sz w:val="20"/>
-            <w:szCs w:val="20"/>
-            <w:lang w:val="en-US"/>
-          </w:rPr>
-          <w:t>afzonderlijk</w:t>
-        </w:r>
-        <w:r>
-          <w:rPr>
-            <w:rFonts w:ascii="Arial" w:hAnsi="Arial" w:eastAsia="Times New Roman" w:cs="Arial"/>
-            <w:noProof w:val="0"/>
-            <w:sz w:val="20"/>
-            <w:szCs w:val="20"/>
-            <w:lang w:val="en-US"/>
-          </w:rPr>
-          <w:t xml:space="preserve"> </w:t>
-        </w:r>
-        <w:r>
-          <w:rPr>
-            <w:rFonts w:ascii="Arial" w:hAnsi="Arial" w:eastAsia="Times New Roman" w:cs="Arial"/>
-            <w:noProof w:val="0"/>
-            <w:sz w:val="20"/>
-            <w:szCs w:val="20"/>
-            <w:lang w:val="en-US"/>
-          </w:rPr>
-          <w:t>uw</w:t>
-        </w:r>
-        <w:r>
-          <w:rPr>
-            <w:rFonts w:ascii="Arial" w:hAnsi="Arial" w:eastAsia="Times New Roman" w:cs="Arial"/>
-            <w:noProof w:val="0"/>
-            <w:sz w:val="20"/>
-            <w:szCs w:val="20"/>
-            <w:lang w:val="en-US"/>
-          </w:rPr>
-          <w:t xml:space="preserve"> </w:t>
-        </w:r>
-        <w:r>
-          <w:rPr>
-            <w:rFonts w:ascii="Arial" w:hAnsi="Arial" w:eastAsia="Times New Roman" w:cs="Arial"/>
-            <w:noProof w:val="0"/>
-            <w:sz w:val="20"/>
-            <w:szCs w:val="20"/>
-            <w:lang w:val="en-US"/>
-          </w:rPr>
-          <w:t>toestemming</w:t>
-        </w:r>
-        <w:r>
-          <w:rPr>
-            <w:rFonts w:ascii="Arial" w:hAnsi="Arial" w:eastAsia="Times New Roman" w:cs="Arial"/>
-            <w:noProof w:val="0"/>
-            <w:sz w:val="20"/>
-            <w:szCs w:val="20"/>
-            <w:lang w:val="en-US"/>
-          </w:rPr>
-          <w:t xml:space="preserve"> </w:t>
-        </w:r>
-        <w:r>
-          <w:rPr>
-            <w:rFonts w:ascii="Arial" w:hAnsi="Arial" w:eastAsia="Times New Roman" w:cs="Arial"/>
-            <w:noProof w:val="0"/>
-            <w:sz w:val="20"/>
-            <w:szCs w:val="20"/>
-            <w:lang w:val="en-US"/>
-          </w:rPr>
-          <w:t>gevraagd</w:t>
-        </w:r>
-        <w:r>
-          <w:rPr>
-            <w:rFonts w:ascii="Arial" w:hAnsi="Arial" w:eastAsia="Times New Roman" w:cs="Arial"/>
-            <w:noProof w:val="0"/>
-            <w:sz w:val="20"/>
-            <w:szCs w:val="20"/>
-            <w:lang w:val="en-US"/>
-          </w:rPr>
-          <w:t xml:space="preserve">. </w:t>
-        </w:r>
-      </w:ins>
+      </w:pPr>
+      <w:r>
+        <w:rPr>
+          <w:rFonts w:ascii="Arial" w:hAnsi="Arial" w:eastAsia="Times New Roman" w:cs="Arial"/>
+          <w:b w:val="1"/>
+          <w:bCs w:val="1"/>
+          <w:noProof w:val="0"/>
+          <w:sz w:val="20"/>
+          <w:szCs w:val="20"/>
+          <w:lang w:val="en-US"/>
+        </w:rPr>
+        <w:t>Mogelijke</w:t>
+      </w:r>
+      <w:r>
+        <w:rPr>
+          <w:rFonts w:ascii="Arial" w:hAnsi="Arial" w:eastAsia="Times New Roman" w:cs="Arial"/>
+          <w:b w:val="1"/>
+          <w:bCs w:val="1"/>
+          <w:noProof w:val="0"/>
+          <w:sz w:val="20"/>
+          <w:szCs w:val="20"/>
+          <w:lang w:val="en-US"/>
+        </w:rPr>
+        <w:t xml:space="preserve"> </w:t>
+      </w:r>
+      <w:r>
+        <w:rPr>
+          <w:rFonts w:ascii="Arial" w:hAnsi="Arial" w:eastAsia="Times New Roman" w:cs="Arial"/>
+          <w:b w:val="1"/>
+          <w:bCs w:val="1"/>
+          <w:noProof w:val="0"/>
+          <w:sz w:val="20"/>
+          <w:szCs w:val="20"/>
+          <w:lang w:val="en-US"/>
+        </w:rPr>
+        <w:t>observatie</w:t>
+      </w:r>
+      <w:r>
+        <w:rPr>
+          <w:rFonts w:ascii="Arial" w:hAnsi="Arial" w:eastAsia="Times New Roman" w:cs="Arial"/>
+          <w:b w:val="1"/>
+          <w:bCs w:val="1"/>
+          <w:noProof w:val="0"/>
+          <w:sz w:val="20"/>
+          <w:szCs w:val="20"/>
+          <w:lang w:val="en-US"/>
+        </w:rPr>
+        <w:t xml:space="preserve"> of </w:t>
+      </w:r>
+      <w:r>
+        <w:rPr>
+          <w:rFonts w:ascii="Arial" w:hAnsi="Arial" w:eastAsia="Times New Roman" w:cs="Arial"/>
+          <w:b w:val="1"/>
+          <w:bCs w:val="1"/>
+          <w:noProof w:val="0"/>
+          <w:sz w:val="20"/>
+          <w:szCs w:val="20"/>
+          <w:lang w:val="en-US"/>
+        </w:rPr>
+        <w:t>opname</w:t>
+      </w:r>
+      <w:r>
+        <w:rPr>
+          <w:rFonts w:ascii="Arial" w:hAnsi="Arial" w:eastAsia="Times New Roman" w:cs="Arial"/>
+          <w:b w:val="1"/>
+          <w:bCs w:val="1"/>
+          <w:noProof w:val="0"/>
+          <w:sz w:val="20"/>
+          <w:szCs w:val="20"/>
+          <w:lang w:val="en-US"/>
+        </w:rPr>
+        <w:t xml:space="preserve"> van </w:t>
+      </w:r>
+      <w:r>
+        <w:rPr>
+          <w:rFonts w:ascii="Arial" w:hAnsi="Arial" w:eastAsia="Times New Roman" w:cs="Arial"/>
+          <w:b w:val="1"/>
+          <w:bCs w:val="1"/>
+          <w:noProof w:val="0"/>
+          <w:sz w:val="20"/>
+          <w:szCs w:val="20"/>
+          <w:lang w:val="en-US"/>
+        </w:rPr>
+        <w:t>therapiesessies</w:t>
+      </w:r>
+      <w:r>
+        <w:rPr>
+          <w:rFonts w:ascii="Arial" w:hAnsi="Arial" w:eastAsia="Times New Roman" w:cs="Arial"/>
+          <w:b w:val="1"/>
+          <w:bCs w:val="1"/>
+          <w:noProof w:val="0"/>
+          <w:sz w:val="20"/>
+          <w:szCs w:val="20"/>
+          <w:lang w:val="en-US"/>
+        </w:rPr>
+        <w:t xml:space="preserve"> met </w:t>
+      </w:r>
+      <w:r>
+        <w:rPr>
+          <w:rFonts w:ascii="Arial" w:hAnsi="Arial" w:eastAsia="Times New Roman" w:cs="Arial"/>
+          <w:b w:val="1"/>
+          <w:bCs w:val="1"/>
+          <w:noProof w:val="0"/>
+          <w:sz w:val="20"/>
+          <w:szCs w:val="20"/>
+          <w:lang w:val="en-US"/>
+        </w:rPr>
+        <w:t>patiënten</w:t>
+      </w:r>
+      <w:r>
+        <w:rPr>
+          <w:rFonts w:ascii="Arial" w:hAnsi="Arial" w:eastAsia="Times New Roman" w:cs="Arial"/>
+          <w:noProof w:val="0"/>
+          <w:sz w:val="20"/>
+          <w:szCs w:val="20"/>
+          <w:lang w:val="en-US"/>
+        </w:rPr>
+        <w:t xml:space="preserve">, </w:t>
+      </w:r>
+      <w:r>
+        <w:rPr>
+          <w:rFonts w:ascii="Arial" w:hAnsi="Arial" w:eastAsia="Times New Roman" w:cs="Arial"/>
+          <w:noProof w:val="0"/>
+          <w:sz w:val="20"/>
+          <w:szCs w:val="20"/>
+          <w:lang w:val="en-US"/>
+        </w:rPr>
+        <w:t>uitsluitend</w:t>
+      </w:r>
+      <w:r>
+        <w:rPr>
+          <w:rFonts w:ascii="Arial" w:hAnsi="Arial" w:eastAsia="Times New Roman" w:cs="Arial"/>
+          <w:noProof w:val="0"/>
+          <w:sz w:val="20"/>
+          <w:szCs w:val="20"/>
+          <w:lang w:val="en-US"/>
+        </w:rPr>
+        <w:t xml:space="preserve"> om </w:t>
+      </w:r>
+      <w:r>
+        <w:rPr>
+          <w:rFonts w:ascii="Arial" w:hAnsi="Arial" w:eastAsia="Times New Roman" w:cs="Arial"/>
+          <w:noProof w:val="0"/>
+          <w:sz w:val="20"/>
+          <w:szCs w:val="20"/>
+          <w:lang w:val="en-US"/>
+        </w:rPr>
+        <w:t>inzicht</w:t>
+      </w:r>
+      <w:r>
+        <w:rPr>
+          <w:rFonts w:ascii="Arial" w:hAnsi="Arial" w:eastAsia="Times New Roman" w:cs="Arial"/>
+          <w:noProof w:val="0"/>
+          <w:sz w:val="20"/>
+          <w:szCs w:val="20"/>
+          <w:lang w:val="en-US"/>
+        </w:rPr>
+        <w:t xml:space="preserve"> </w:t>
+      </w:r>
+      <w:r>
+        <w:rPr>
+          <w:rFonts w:ascii="Arial" w:hAnsi="Arial" w:eastAsia="Times New Roman" w:cs="Arial"/>
+          <w:noProof w:val="0"/>
+          <w:sz w:val="20"/>
+          <w:szCs w:val="20"/>
+          <w:lang w:val="en-US"/>
+        </w:rPr>
+        <w:t>te</w:t>
+      </w:r>
+      <w:r>
+        <w:rPr>
+          <w:rFonts w:ascii="Arial" w:hAnsi="Arial" w:eastAsia="Times New Roman" w:cs="Arial"/>
+          <w:noProof w:val="0"/>
+          <w:sz w:val="20"/>
+          <w:szCs w:val="20"/>
+          <w:lang w:val="en-US"/>
+        </w:rPr>
+        <w:t xml:space="preserve"> </w:t>
+      </w:r>
+      <w:r>
+        <w:rPr>
+          <w:rFonts w:ascii="Arial" w:hAnsi="Arial" w:eastAsia="Times New Roman" w:cs="Arial"/>
+          <w:noProof w:val="0"/>
+          <w:sz w:val="20"/>
+          <w:szCs w:val="20"/>
+          <w:lang w:val="en-US"/>
+        </w:rPr>
+        <w:t>krijgen</w:t>
+      </w:r>
+      <w:r>
+        <w:rPr>
+          <w:rFonts w:ascii="Arial" w:hAnsi="Arial" w:eastAsia="Times New Roman" w:cs="Arial"/>
+          <w:noProof w:val="0"/>
+          <w:sz w:val="20"/>
+          <w:szCs w:val="20"/>
+          <w:lang w:val="en-US"/>
+        </w:rPr>
+        <w:t xml:space="preserve"> in de </w:t>
+      </w:r>
+      <w:r>
+        <w:rPr>
+          <w:rFonts w:ascii="Arial" w:hAnsi="Arial" w:eastAsia="Times New Roman" w:cs="Arial"/>
+          <w:noProof w:val="0"/>
+          <w:sz w:val="20"/>
+          <w:szCs w:val="20"/>
+          <w:lang w:val="en-US"/>
+        </w:rPr>
+        <w:t>uitvoering</w:t>
+      </w:r>
+      <w:r>
+        <w:rPr>
+          <w:rFonts w:ascii="Arial" w:hAnsi="Arial" w:eastAsia="Times New Roman" w:cs="Arial"/>
+          <w:noProof w:val="0"/>
+          <w:sz w:val="20"/>
+          <w:szCs w:val="20"/>
+          <w:lang w:val="en-US"/>
+        </w:rPr>
+        <w:t xml:space="preserve"> en </w:t>
+      </w:r>
+      <w:r>
+        <w:rPr>
+          <w:rFonts w:ascii="Arial" w:hAnsi="Arial" w:eastAsia="Times New Roman" w:cs="Arial"/>
+          <w:noProof w:val="0"/>
+          <w:sz w:val="20"/>
+          <w:szCs w:val="20"/>
+          <w:lang w:val="en-US"/>
+        </w:rPr>
+        <w:t>kwaliteit</w:t>
+      </w:r>
+      <w:r>
+        <w:rPr>
+          <w:rFonts w:ascii="Arial" w:hAnsi="Arial" w:eastAsia="Times New Roman" w:cs="Arial"/>
+          <w:noProof w:val="0"/>
+          <w:sz w:val="20"/>
+          <w:szCs w:val="20"/>
+          <w:lang w:val="en-US"/>
+        </w:rPr>
+        <w:t xml:space="preserve"> van de </w:t>
+      </w:r>
+      <w:r>
+        <w:rPr>
+          <w:rFonts w:ascii="Arial" w:hAnsi="Arial" w:eastAsia="Times New Roman" w:cs="Arial"/>
+          <w:noProof w:val="0"/>
+          <w:sz w:val="20"/>
+          <w:szCs w:val="20"/>
+          <w:lang w:val="en-US"/>
+        </w:rPr>
+        <w:t>interventie</w:t>
+      </w:r>
+      <w:r>
+        <w:rPr>
+          <w:rFonts w:ascii="Arial" w:hAnsi="Arial" w:eastAsia="Times New Roman" w:cs="Arial"/>
+          <w:noProof w:val="0"/>
+          <w:sz w:val="20"/>
+          <w:szCs w:val="20"/>
+          <w:lang w:val="en-US"/>
+        </w:rPr>
+        <w:t xml:space="preserve"> in de </w:t>
+      </w:r>
+      <w:r>
+        <w:rPr>
+          <w:rFonts w:ascii="Arial" w:hAnsi="Arial" w:eastAsia="Times New Roman" w:cs="Arial"/>
+          <w:noProof w:val="0"/>
+          <w:sz w:val="20"/>
+          <w:szCs w:val="20"/>
+          <w:lang w:val="en-US"/>
+        </w:rPr>
+        <w:t>praktijk</w:t>
+      </w:r>
+      <w:r>
+        <w:rPr>
+          <w:rFonts w:ascii="Arial" w:hAnsi="Arial" w:eastAsia="Times New Roman" w:cs="Arial"/>
+          <w:noProof w:val="0"/>
+          <w:sz w:val="20"/>
+          <w:szCs w:val="20"/>
+          <w:lang w:val="en-US"/>
+        </w:rPr>
+        <w:t xml:space="preserve">. </w:t>
+      </w:r>
+      <w:r>
+        <w:rPr>
+          <w:rFonts w:ascii="Arial" w:hAnsi="Arial" w:eastAsia="Times New Roman" w:cs="Arial"/>
+          <w:noProof w:val="0"/>
+          <w:sz w:val="20"/>
+          <w:szCs w:val="20"/>
+          <w:lang w:val="en-US"/>
+        </w:rPr>
+        <w:t>Indien</w:t>
+      </w:r>
+      <w:r>
+        <w:rPr>
+          <w:rFonts w:ascii="Arial" w:hAnsi="Arial" w:eastAsia="Times New Roman" w:cs="Arial"/>
+          <w:noProof w:val="0"/>
+          <w:sz w:val="20"/>
+          <w:szCs w:val="20"/>
+          <w:lang w:val="en-US"/>
+        </w:rPr>
+        <w:t xml:space="preserve"> u </w:t>
+      </w:r>
+      <w:r>
+        <w:rPr>
+          <w:rFonts w:ascii="Arial" w:hAnsi="Arial" w:eastAsia="Times New Roman" w:cs="Arial"/>
+          <w:noProof w:val="0"/>
+          <w:sz w:val="20"/>
+          <w:szCs w:val="20"/>
+          <w:lang w:val="en-US"/>
+        </w:rPr>
+        <w:t>zichtbaar</w:t>
+      </w:r>
+      <w:r>
+        <w:rPr>
+          <w:rFonts w:ascii="Arial" w:hAnsi="Arial" w:eastAsia="Times New Roman" w:cs="Arial"/>
+          <w:noProof w:val="0"/>
+          <w:sz w:val="20"/>
+          <w:szCs w:val="20"/>
+          <w:lang w:val="en-US"/>
+        </w:rPr>
+        <w:t xml:space="preserve"> en/of </w:t>
+      </w:r>
+      <w:r>
+        <w:rPr>
+          <w:rFonts w:ascii="Arial" w:hAnsi="Arial" w:eastAsia="Times New Roman" w:cs="Arial"/>
+          <w:noProof w:val="0"/>
+          <w:sz w:val="20"/>
+          <w:szCs w:val="20"/>
+          <w:lang w:val="en-US"/>
+        </w:rPr>
+        <w:t>hoorbaar</w:t>
+      </w:r>
+      <w:r>
+        <w:rPr>
+          <w:rFonts w:ascii="Arial" w:hAnsi="Arial" w:eastAsia="Times New Roman" w:cs="Arial"/>
+          <w:noProof w:val="0"/>
+          <w:sz w:val="20"/>
+          <w:szCs w:val="20"/>
+          <w:lang w:val="en-US"/>
+        </w:rPr>
+        <w:t xml:space="preserve"> bent op deze </w:t>
+      </w:r>
+      <w:r>
+        <w:rPr>
+          <w:rFonts w:ascii="Arial" w:hAnsi="Arial" w:eastAsia="Times New Roman" w:cs="Arial"/>
+          <w:noProof w:val="0"/>
+          <w:sz w:val="20"/>
+          <w:szCs w:val="20"/>
+          <w:lang w:val="en-US"/>
+        </w:rPr>
+        <w:t>opnames</w:t>
+      </w:r>
+      <w:r>
+        <w:rPr>
+          <w:rFonts w:ascii="Arial" w:hAnsi="Arial" w:eastAsia="Times New Roman" w:cs="Arial"/>
+          <w:noProof w:val="0"/>
+          <w:sz w:val="20"/>
+          <w:szCs w:val="20"/>
+          <w:lang w:val="en-US"/>
+        </w:rPr>
+        <w:t xml:space="preserve">, </w:t>
+      </w:r>
+      <w:r>
+        <w:rPr>
+          <w:rFonts w:ascii="Arial" w:hAnsi="Arial" w:eastAsia="Times New Roman" w:cs="Arial"/>
+          <w:noProof w:val="0"/>
+          <w:sz w:val="20"/>
+          <w:szCs w:val="20"/>
+          <w:lang w:val="en-US"/>
+        </w:rPr>
+        <w:t>wordt</w:t>
+      </w:r>
+      <w:r>
+        <w:rPr>
+          <w:rFonts w:ascii="Arial" w:hAnsi="Arial" w:eastAsia="Times New Roman" w:cs="Arial"/>
+          <w:noProof w:val="0"/>
+          <w:sz w:val="20"/>
+          <w:szCs w:val="20"/>
+          <w:lang w:val="en-US"/>
+        </w:rPr>
+        <w:t xml:space="preserve"> </w:t>
+      </w:r>
+      <w:r>
+        <w:rPr>
+          <w:rFonts w:ascii="Arial" w:hAnsi="Arial" w:eastAsia="Times New Roman" w:cs="Arial"/>
+          <w:noProof w:val="0"/>
+          <w:sz w:val="20"/>
+          <w:szCs w:val="20"/>
+          <w:lang w:val="en-US"/>
+        </w:rPr>
+        <w:t>hiervoor</w:t>
+      </w:r>
+      <w:r>
+        <w:rPr>
+          <w:rFonts w:ascii="Arial" w:hAnsi="Arial" w:eastAsia="Times New Roman" w:cs="Arial"/>
+          <w:noProof w:val="0"/>
+          <w:sz w:val="20"/>
+          <w:szCs w:val="20"/>
+          <w:lang w:val="en-US"/>
+        </w:rPr>
+        <w:t xml:space="preserve"> </w:t>
+      </w:r>
+      <w:r>
+        <w:rPr>
+          <w:rFonts w:ascii="Arial" w:hAnsi="Arial" w:eastAsia="Times New Roman" w:cs="Arial"/>
+          <w:noProof w:val="0"/>
+          <w:sz w:val="20"/>
+          <w:szCs w:val="20"/>
+          <w:lang w:val="en-US"/>
+        </w:rPr>
+        <w:t>vooraf</w:t>
+      </w:r>
+      <w:r>
+        <w:rPr>
+          <w:rFonts w:ascii="Arial" w:hAnsi="Arial" w:eastAsia="Times New Roman" w:cs="Arial"/>
+          <w:noProof w:val="0"/>
+          <w:sz w:val="20"/>
+          <w:szCs w:val="20"/>
+          <w:lang w:val="en-US"/>
+        </w:rPr>
+        <w:t xml:space="preserve"> </w:t>
+      </w:r>
+      <w:r>
+        <w:rPr>
+          <w:rFonts w:ascii="Arial" w:hAnsi="Arial" w:eastAsia="Times New Roman" w:cs="Arial"/>
+          <w:noProof w:val="0"/>
+          <w:sz w:val="20"/>
+          <w:szCs w:val="20"/>
+          <w:lang w:val="en-US"/>
+        </w:rPr>
+        <w:t>afzonderlijk</w:t>
+      </w:r>
+      <w:r>
+        <w:rPr>
+          <w:rFonts w:ascii="Arial" w:hAnsi="Arial" w:eastAsia="Times New Roman" w:cs="Arial"/>
+          <w:noProof w:val="0"/>
+          <w:sz w:val="20"/>
+          <w:szCs w:val="20"/>
+          <w:lang w:val="en-US"/>
+        </w:rPr>
+        <w:t xml:space="preserve"> </w:t>
+      </w:r>
+      <w:r>
+        <w:rPr>
+          <w:rFonts w:ascii="Arial" w:hAnsi="Arial" w:eastAsia="Times New Roman" w:cs="Arial"/>
+          <w:noProof w:val="0"/>
+          <w:sz w:val="20"/>
+          <w:szCs w:val="20"/>
+          <w:lang w:val="en-US"/>
+        </w:rPr>
+        <w:t>uw</w:t>
+      </w:r>
+      <w:r>
+        <w:rPr>
+          <w:rFonts w:ascii="Arial" w:hAnsi="Arial" w:eastAsia="Times New Roman" w:cs="Arial"/>
+          <w:noProof w:val="0"/>
+          <w:sz w:val="20"/>
+          <w:szCs w:val="20"/>
+          <w:lang w:val="en-US"/>
+        </w:rPr>
+        <w:t xml:space="preserve"> </w:t>
+      </w:r>
+      <w:r>
+        <w:rPr>
+          <w:rFonts w:ascii="Arial" w:hAnsi="Arial" w:eastAsia="Times New Roman" w:cs="Arial"/>
+          <w:noProof w:val="0"/>
+          <w:sz w:val="20"/>
+          <w:szCs w:val="20"/>
+          <w:lang w:val="en-US"/>
+        </w:rPr>
+        <w:t>toestemming</w:t>
+      </w:r>
+      <w:r>
+        <w:rPr>
+          <w:rFonts w:ascii="Arial" w:hAnsi="Arial" w:eastAsia="Times New Roman" w:cs="Arial"/>
+          <w:noProof w:val="0"/>
+          <w:sz w:val="20"/>
+          <w:szCs w:val="20"/>
+          <w:lang w:val="en-US"/>
+        </w:rPr>
+        <w:t xml:space="preserve"> </w:t>
+      </w:r>
+      <w:r>
+        <w:rPr>
+          <w:rFonts w:ascii="Arial" w:hAnsi="Arial" w:eastAsia="Times New Roman" w:cs="Arial"/>
+          <w:noProof w:val="0"/>
+          <w:sz w:val="20"/>
+          <w:szCs w:val="20"/>
+          <w:lang w:val="en-US"/>
+        </w:rPr>
+        <w:t>gevraagd</w:t>
+      </w:r>
+      <w:r>
+        <w:rPr>
+          <w:rFonts w:ascii="Arial" w:hAnsi="Arial" w:eastAsia="Times New Roman" w:cs="Arial"/>
+          <w:noProof w:val="0"/>
+          <w:sz w:val="20"/>
+          <w:szCs w:val="20"/>
+          <w:lang w:val="en-US"/>
+        </w:rPr>
+        <w:t xml:space="preserve">. </w:t>
+      </w:r>
     </w:p>
     <w:p>
       <w:pPr>
@@ -8853,29 +8822,23 @@
         <w:ind w:left="720"/>
         <w:jc w:val="both"/>
         <w:rPr>
-          <w:ins w:author="Janou De Buyser" w:date="2026-07-22T10:14:25.189Z" w16du:dateUtc="2026-07-22T10:14:25.189Z" w:id="484636021"/>
           <w:rFonts w:ascii="Arial" w:hAnsi="Arial" w:eastAsia="Times New Roman" w:cs="Arial"/>
           <w:noProof w:val="0"/>
           <w:sz w:val="20"/>
           <w:szCs w:val="20"/>
           <w:lang w:val="en-US"/>
         </w:rPr>
-        <w:pPrChange w:author="Janou De Buyser" w:date="2026-07-22T10:18:28.426Z">
-          <w:pPr/>
-        </w:pPrChange>
-      </w:pPr>
-      <w:ins w:author="Janou De Buyser" w:date="2026-07-22T10:14:25.189Z" w16du:dateUtc="2026-07-22T10:14:25.189Z" w:id="1483431480">
-        <w:r>
-          <w:rPr>
-            <w:rFonts w:ascii="Arial" w:hAnsi="Arial" w:eastAsia="Times New Roman" w:cs="Arial"/>
-            <w:noProof w:val="0"/>
-            <w:sz w:val="20"/>
-            <w:szCs w:val="20"/>
-            <w:lang w:val="en-US"/>
-          </w:rPr>
-          <w:t>.</w:t>
-        </w:r>
-      </w:ins>
+      </w:pPr>
+      <w:r>
+        <w:rPr>
+          <w:rFonts w:ascii="Arial" w:hAnsi="Arial" w:eastAsia="Times New Roman" w:cs="Arial"/>
+          <w:noProof w:val="0"/>
+          <w:sz w:val="20"/>
+          <w:szCs w:val="20"/>
+          <w:lang w:val="en-US"/>
+        </w:rPr>
+        <w:t>.</w:t>
+      </w:r>
     </w:p>
     <w:p>
       <w:pPr>
@@ -8883,29 +8846,23 @@
         <w:spacing w:before="120"/>
         <w:jc w:val="both"/>
         <w:rPr>
-          <w:ins w:author="Janou De Buyser" w:date="2026-07-22T10:14:25.19Z" w16du:dateUtc="2026-07-22T10:14:25.19Z" w:id="1451416100"/>
           <w:rFonts w:ascii="Arial" w:hAnsi="Arial" w:eastAsia="Times New Roman" w:cs="Arial"/>
           <w:noProof w:val="0"/>
           <w:sz w:val="20"/>
           <w:szCs w:val="20"/>
           <w:lang w:val="en-US"/>
         </w:rPr>
-        <w:pPrChange w:author="Janou De Buyser" w:date="2026-07-22T10:14:25.183Z">
-          <w:pPr/>
-        </w:pPrChange>
-      </w:pPr>
-      <w:ins w:author="Janou De Buyser" w:date="2026-07-22T10:14:25.189Z" w16du:dateUtc="2026-07-22T10:14:25.189Z" w:id="254778848">
-        <w:r>
-          <w:rPr>
-            <w:rFonts w:ascii="Arial" w:hAnsi="Arial" w:eastAsia="Times New Roman" w:cs="Arial"/>
-            <w:noProof w:val="0"/>
-            <w:sz w:val="20"/>
-            <w:szCs w:val="20"/>
-            <w:lang w:val="en-US"/>
-          </w:rPr>
-          <w:t>Tijdens het interview kunt u vrij uw ervaringen delen. U bent niet verplicht om op alle vragen te antwoorden en u kunt op elk moment aangeven dat u een vraag niet wenst te beantwoorden of uw deelname aan dit onderdeel stopzetten.</w:t>
-        </w:r>
-      </w:ins>
+      </w:pPr>
+      <w:r>
+        <w:rPr>
+          <w:rFonts w:ascii="Arial" w:hAnsi="Arial" w:eastAsia="Times New Roman" w:cs="Arial"/>
+          <w:noProof w:val="0"/>
+          <w:sz w:val="20"/>
+          <w:szCs w:val="20"/>
+          <w:lang w:val="en-US"/>
+        </w:rPr>
+        <w:t>Tijdens het interview kunt u vrij uw ervaringen delen. U bent niet verplicht om op alle vragen te antwoorden en u kunt op elk moment aangeven dat u een vraag niet wenst te beantwoorden of uw deelname aan dit onderdeel stopzetten.</w:t>
+      </w:r>
     </w:p>
     <w:p>
       <w:pPr>
@@ -8913,29 +8870,23 @@
         <w:spacing w:before="120"/>
         <w:jc w:val="both"/>
         <w:rPr>
-          <w:ins w:author="Janou De Buyser" w:date="2026-07-22T10:14:25.19Z" w16du:dateUtc="2026-07-22T10:14:25.19Z" w:id="697811229"/>
           <w:rFonts w:ascii="Arial" w:hAnsi="Arial" w:eastAsia="Times New Roman" w:cs="Arial"/>
           <w:noProof w:val="0"/>
           <w:sz w:val="20"/>
           <w:szCs w:val="20"/>
           <w:lang w:val="en-US"/>
         </w:rPr>
-        <w:pPrChange w:author="Janou De Buyser" w:date="2026-07-22T10:14:25.184Z">
-          <w:pPr/>
-        </w:pPrChange>
-      </w:pPr>
-      <w:ins w:author="Janou De Buyser" w:date="2026-07-22T10:14:25.19Z" w16du:dateUtc="2026-07-22T10:14:25.19Z" w:id="1861707613">
-        <w:r>
-          <w:rPr>
-            <w:rFonts w:ascii="Arial" w:hAnsi="Arial" w:eastAsia="Times New Roman" w:cs="Arial"/>
-            <w:noProof w:val="0"/>
-            <w:sz w:val="20"/>
-            <w:szCs w:val="20"/>
-            <w:lang w:val="en-US"/>
-          </w:rPr>
-          <w:t>Indien therapiesessies worden opgenomen:</w:t>
-        </w:r>
-      </w:ins>
+      </w:pPr>
+      <w:r>
+        <w:rPr>
+          <w:rFonts w:ascii="Arial" w:hAnsi="Arial" w:eastAsia="Times New Roman" w:cs="Arial"/>
+          <w:noProof w:val="0"/>
+          <w:sz w:val="20"/>
+          <w:szCs w:val="20"/>
+          <w:lang w:val="en-US"/>
+        </w:rPr>
+        <w:t>Indien therapiesessies worden opgenomen:</w:t>
+      </w:r>
     </w:p>
     <w:p>
       <w:pPr>
@@ -8947,29 +8898,23 @@
         <w:spacing w:before="120"/>
         <w:jc w:val="both"/>
         <w:rPr>
-          <w:ins w:author="Janou De Buyser" w:date="2026-07-22T10:14:25.19Z" w16du:dateUtc="2026-07-22T10:14:25.19Z" w:id="1340710853"/>
           <w:rFonts w:ascii="Arial" w:hAnsi="Arial" w:eastAsia="Times New Roman" w:cs="Arial"/>
           <w:noProof w:val="0"/>
           <w:sz w:val="20"/>
           <w:szCs w:val="20"/>
           <w:lang w:val="en-US"/>
         </w:rPr>
-        <w:pPrChange w:author="Janou De Buyser" w:date="2026-07-22T10:14:25.185Z">
-          <w:pPr/>
-        </w:pPrChange>
-      </w:pPr>
-      <w:ins w:author="Janou De Buyser" w:date="2026-07-22T10:14:25.19Z" w16du:dateUtc="2026-07-22T10:14:25.19Z" w:id="75656024">
-        <w:r>
-          <w:rPr>
-            <w:rFonts w:ascii="Arial" w:hAnsi="Arial" w:eastAsia="Times New Roman" w:cs="Arial"/>
-            <w:noProof w:val="0"/>
-            <w:sz w:val="20"/>
-            <w:szCs w:val="20"/>
-            <w:lang w:val="en-US"/>
-          </w:rPr>
-          <w:t xml:space="preserve">wordt u hierover vooraf geïnformeerd en wordt uw afzonderlijke toestemming gevraagd; </w:t>
-        </w:r>
-      </w:ins>
+      </w:pPr>
+      <w:r>
+        <w:rPr>
+          <w:rFonts w:ascii="Arial" w:hAnsi="Arial" w:eastAsia="Times New Roman" w:cs="Arial"/>
+          <w:noProof w:val="0"/>
+          <w:sz w:val="20"/>
+          <w:szCs w:val="20"/>
+          <w:lang w:val="en-US"/>
+        </w:rPr>
+        <w:t xml:space="preserve">wordt u hierover vooraf geïnformeerd en wordt uw afzonderlijke toestemming gevraagd; </w:t>
+      </w:r>
     </w:p>
     <w:p>
       <w:pPr>
@@ -8981,29 +8926,23 @@
         <w:spacing w:before="120"/>
         <w:jc w:val="both"/>
         <w:rPr>
-          <w:ins w:author="Janou De Buyser" w:date="2026-07-22T10:14:25.19Z" w16du:dateUtc="2026-07-22T10:14:25.19Z" w:id="1940898632"/>
           <w:rFonts w:ascii="Arial" w:hAnsi="Arial" w:eastAsia="Times New Roman" w:cs="Arial"/>
           <w:noProof w:val="0"/>
           <w:sz w:val="20"/>
           <w:szCs w:val="20"/>
           <w:lang w:val="en-US"/>
         </w:rPr>
-        <w:pPrChange w:author="Janou De Buyser" w:date="2026-07-22T10:14:25.186Z">
-          <w:pPr/>
-        </w:pPrChange>
-      </w:pPr>
-      <w:ins w:author="Janou De Buyser" w:date="2026-07-22T10:14:25.19Z" w16du:dateUtc="2026-07-22T10:14:25.19Z" w:id="1242316522">
-        <w:r>
-          <w:rPr>
-            <w:rFonts w:ascii="Arial" w:hAnsi="Arial" w:eastAsia="Times New Roman" w:cs="Arial"/>
-            <w:noProof w:val="0"/>
-            <w:sz w:val="20"/>
-            <w:szCs w:val="20"/>
-            <w:lang w:val="en-US"/>
-          </w:rPr>
-          <w:t xml:space="preserve">worden de opnames uitsluitend gebruikt voor onderzoeksdoeleinden; </w:t>
-        </w:r>
-      </w:ins>
+      </w:pPr>
+      <w:r>
+        <w:rPr>
+          <w:rFonts w:ascii="Arial" w:hAnsi="Arial" w:eastAsia="Times New Roman" w:cs="Arial"/>
+          <w:noProof w:val="0"/>
+          <w:sz w:val="20"/>
+          <w:szCs w:val="20"/>
+          <w:lang w:val="en-US"/>
+        </w:rPr>
+        <w:t xml:space="preserve">worden de opnames uitsluitend gebruikt voor onderzoeksdoeleinden; </w:t>
+      </w:r>
     </w:p>
     <w:p>
       <w:pPr>
@@ -9021,192 +8960,187 @@
           <w:szCs w:val="20"/>
           <w:lang w:val="en-US"/>
         </w:rPr>
-        <w:pPrChange w:author="Janou De Buyser" w:date="2026-07-22T10:14:25.187Z">
-          <w:pPr/>
-        </w:pPrChange>
-      </w:pPr>
-      <w:ins w:author="Janou De Buyser" w:date="2026-07-22T10:14:25.19Z" w16du:dateUtc="2026-07-22T10:14:25.19Z" w:id="1892975668">
-        <w:r>
-          <w:rPr>
-            <w:rFonts w:ascii="Arial" w:hAnsi="Arial" w:eastAsia="Times New Roman" w:cs="Arial"/>
-            <w:noProof w:val="0"/>
-            <w:sz w:val="20"/>
-            <w:szCs w:val="20"/>
-            <w:lang w:val="en-US"/>
-          </w:rPr>
-          <w:t>worden</w:t>
-        </w:r>
-        <w:r>
-          <w:rPr>
-            <w:rFonts w:ascii="Arial" w:hAnsi="Arial" w:eastAsia="Times New Roman" w:cs="Arial"/>
-            <w:noProof w:val="0"/>
-            <w:sz w:val="20"/>
-            <w:szCs w:val="20"/>
-            <w:lang w:val="en-US"/>
-          </w:rPr>
-          <w:t xml:space="preserve"> de </w:t>
-        </w:r>
-        <w:r>
-          <w:rPr>
-            <w:rFonts w:ascii="Arial" w:hAnsi="Arial" w:eastAsia="Times New Roman" w:cs="Arial"/>
-            <w:noProof w:val="0"/>
-            <w:sz w:val="20"/>
-            <w:szCs w:val="20"/>
-            <w:lang w:val="en-US"/>
-          </w:rPr>
-          <w:t>opnames</w:t>
-        </w:r>
-        <w:r>
-          <w:rPr>
-            <w:rFonts w:ascii="Arial" w:hAnsi="Arial" w:eastAsia="Times New Roman" w:cs="Arial"/>
-            <w:noProof w:val="0"/>
-            <w:sz w:val="20"/>
-            <w:szCs w:val="20"/>
-            <w:lang w:val="en-US"/>
-          </w:rPr>
-          <w:t xml:space="preserve"> </w:t>
-        </w:r>
-        <w:r>
-          <w:rPr>
-            <w:rFonts w:ascii="Arial" w:hAnsi="Arial" w:eastAsia="Times New Roman" w:cs="Arial"/>
-            <w:noProof w:val="0"/>
-            <w:sz w:val="20"/>
-            <w:szCs w:val="20"/>
-            <w:lang w:val="en-US"/>
-          </w:rPr>
-          <w:t>verwijderd</w:t>
-        </w:r>
-        <w:r>
-          <w:rPr>
-            <w:rFonts w:ascii="Arial" w:hAnsi="Arial" w:eastAsia="Times New Roman" w:cs="Arial"/>
-            <w:noProof w:val="0"/>
-            <w:sz w:val="20"/>
-            <w:szCs w:val="20"/>
-            <w:lang w:val="en-US"/>
-          </w:rPr>
-          <w:t xml:space="preserve"> </w:t>
-        </w:r>
-        <w:r>
-          <w:rPr>
-            <w:rFonts w:ascii="Arial" w:hAnsi="Arial" w:eastAsia="Times New Roman" w:cs="Arial"/>
-            <w:noProof w:val="0"/>
-            <w:sz w:val="20"/>
-            <w:szCs w:val="20"/>
-            <w:lang w:val="en-US"/>
-          </w:rPr>
-          <w:t>na</w:t>
-        </w:r>
-        <w:r>
-          <w:rPr>
-            <w:rFonts w:ascii="Arial" w:hAnsi="Arial" w:eastAsia="Times New Roman" w:cs="Arial"/>
-            <w:noProof w:val="0"/>
-            <w:sz w:val="20"/>
-            <w:szCs w:val="20"/>
-            <w:lang w:val="en-US"/>
-          </w:rPr>
-          <w:t xml:space="preserve"> </w:t>
-        </w:r>
-        <w:r>
-          <w:rPr>
-            <w:rFonts w:ascii="Arial" w:hAnsi="Arial" w:eastAsia="Times New Roman" w:cs="Arial"/>
-            <w:noProof w:val="0"/>
-            <w:sz w:val="20"/>
-            <w:szCs w:val="20"/>
-            <w:lang w:val="en-US"/>
-          </w:rPr>
-          <w:t>afronding</w:t>
-        </w:r>
-        <w:r>
-          <w:rPr>
-            <w:rFonts w:ascii="Arial" w:hAnsi="Arial" w:eastAsia="Times New Roman" w:cs="Arial"/>
-            <w:noProof w:val="0"/>
-            <w:sz w:val="20"/>
-            <w:szCs w:val="20"/>
-            <w:lang w:val="en-US"/>
-          </w:rPr>
-          <w:t xml:space="preserve"> van de </w:t>
-        </w:r>
-        <w:r>
-          <w:rPr>
-            <w:rFonts w:ascii="Arial" w:hAnsi="Arial" w:eastAsia="Times New Roman" w:cs="Arial"/>
-            <w:noProof w:val="0"/>
-            <w:sz w:val="20"/>
-            <w:szCs w:val="20"/>
-            <w:lang w:val="en-US"/>
-          </w:rPr>
-          <w:t>analyse</w:t>
-        </w:r>
-        <w:r>
-          <w:rPr>
-            <w:rFonts w:ascii="Arial" w:hAnsi="Arial" w:eastAsia="Times New Roman" w:cs="Arial"/>
-            <w:noProof w:val="0"/>
-            <w:sz w:val="20"/>
-            <w:szCs w:val="20"/>
-            <w:lang w:val="en-US"/>
-          </w:rPr>
-          <w:t xml:space="preserve">, </w:t>
-        </w:r>
-        <w:r>
-          <w:rPr>
-            <w:rFonts w:ascii="Arial" w:hAnsi="Arial" w:eastAsia="Times New Roman" w:cs="Arial"/>
-            <w:noProof w:val="0"/>
-            <w:sz w:val="20"/>
-            <w:szCs w:val="20"/>
-            <w:lang w:val="en-US"/>
-          </w:rPr>
-          <w:t>overeenkomstig</w:t>
-        </w:r>
-        <w:r>
-          <w:rPr>
-            <w:rFonts w:ascii="Arial" w:hAnsi="Arial" w:eastAsia="Times New Roman" w:cs="Arial"/>
-            <w:noProof w:val="0"/>
-            <w:sz w:val="20"/>
-            <w:szCs w:val="20"/>
-            <w:lang w:val="en-US"/>
-          </w:rPr>
-          <w:t xml:space="preserve"> de </w:t>
-        </w:r>
-        <w:r>
-          <w:rPr>
-            <w:rFonts w:ascii="Arial" w:hAnsi="Arial" w:eastAsia="Times New Roman" w:cs="Arial"/>
-            <w:noProof w:val="0"/>
-            <w:sz w:val="20"/>
-            <w:szCs w:val="20"/>
-            <w:lang w:val="en-US"/>
-          </w:rPr>
-          <w:t>geldende</w:t>
-        </w:r>
-        <w:r>
-          <w:rPr>
-            <w:rFonts w:ascii="Arial" w:hAnsi="Arial" w:eastAsia="Times New Roman" w:cs="Arial"/>
-            <w:noProof w:val="0"/>
-            <w:sz w:val="20"/>
-            <w:szCs w:val="20"/>
-            <w:lang w:val="en-US"/>
-          </w:rPr>
-          <w:t xml:space="preserve"> procedures voor </w:t>
-        </w:r>
-        <w:r>
-          <w:rPr>
-            <w:rFonts w:ascii="Arial" w:hAnsi="Arial" w:eastAsia="Times New Roman" w:cs="Arial"/>
-            <w:noProof w:val="0"/>
-            <w:sz w:val="20"/>
-            <w:szCs w:val="20"/>
-            <w:lang w:val="en-US"/>
-          </w:rPr>
-          <w:t>gegevensbeheer</w:t>
-        </w:r>
-        <w:r>
-          <w:rPr>
-            <w:rFonts w:ascii="Arial" w:hAnsi="Arial" w:eastAsia="Times New Roman" w:cs="Arial"/>
-            <w:noProof w:val="0"/>
-            <w:sz w:val="20"/>
-            <w:szCs w:val="20"/>
-            <w:lang w:val="en-US"/>
-          </w:rPr>
-          <w:t>.</w:t>
-        </w:r>
-      </w:ins>
+      </w:pPr>
+      <w:r>
+        <w:rPr>
+          <w:rFonts w:ascii="Arial" w:hAnsi="Arial" w:eastAsia="Times New Roman" w:cs="Arial"/>
+          <w:noProof w:val="0"/>
+          <w:sz w:val="20"/>
+          <w:szCs w:val="20"/>
+          <w:lang w:val="en-US"/>
+        </w:rPr>
+        <w:t>worden</w:t>
+      </w:r>
+      <w:r>
+        <w:rPr>
+          <w:rFonts w:ascii="Arial" w:hAnsi="Arial" w:eastAsia="Times New Roman" w:cs="Arial"/>
+          <w:noProof w:val="0"/>
+          <w:sz w:val="20"/>
+          <w:szCs w:val="20"/>
+          <w:lang w:val="en-US"/>
+        </w:rPr>
+        <w:t xml:space="preserve"> de </w:t>
+      </w:r>
+      <w:r>
+        <w:rPr>
+          <w:rFonts w:ascii="Arial" w:hAnsi="Arial" w:eastAsia="Times New Roman" w:cs="Arial"/>
+          <w:noProof w:val="0"/>
+          <w:sz w:val="20"/>
+          <w:szCs w:val="20"/>
+          <w:lang w:val="en-US"/>
+        </w:rPr>
+        <w:t>opnames</w:t>
+      </w:r>
+      <w:r>
+        <w:rPr>
+          <w:rFonts w:ascii="Arial" w:hAnsi="Arial" w:eastAsia="Times New Roman" w:cs="Arial"/>
+          <w:noProof w:val="0"/>
+          <w:sz w:val="20"/>
+          <w:szCs w:val="20"/>
+          <w:lang w:val="en-US"/>
+        </w:rPr>
+        <w:t xml:space="preserve"> </w:t>
+      </w:r>
+      <w:r>
+        <w:rPr>
+          <w:rFonts w:ascii="Arial" w:hAnsi="Arial" w:eastAsia="Times New Roman" w:cs="Arial"/>
+          <w:noProof w:val="0"/>
+          <w:sz w:val="20"/>
+          <w:szCs w:val="20"/>
+          <w:lang w:val="en-US"/>
+        </w:rPr>
+        <w:t>verwijderd</w:t>
+      </w:r>
+      <w:r>
+        <w:rPr>
+          <w:rFonts w:ascii="Arial" w:hAnsi="Arial" w:eastAsia="Times New Roman" w:cs="Arial"/>
+          <w:noProof w:val="0"/>
+          <w:sz w:val="20"/>
+          <w:szCs w:val="20"/>
+          <w:lang w:val="en-US"/>
+        </w:rPr>
+        <w:t xml:space="preserve"> </w:t>
+      </w:r>
+      <w:r>
+        <w:rPr>
+          <w:rFonts w:ascii="Arial" w:hAnsi="Arial" w:eastAsia="Times New Roman" w:cs="Arial"/>
+          <w:noProof w:val="0"/>
+          <w:sz w:val="20"/>
+          <w:szCs w:val="20"/>
+          <w:lang w:val="en-US"/>
+        </w:rPr>
+        <w:t>na</w:t>
+      </w:r>
+      <w:r>
+        <w:rPr>
+          <w:rFonts w:ascii="Arial" w:hAnsi="Arial" w:eastAsia="Times New Roman" w:cs="Arial"/>
+          <w:noProof w:val="0"/>
+          <w:sz w:val="20"/>
+          <w:szCs w:val="20"/>
+          <w:lang w:val="en-US"/>
+        </w:rPr>
+        <w:t xml:space="preserve"> </w:t>
+      </w:r>
+      <w:r>
+        <w:rPr>
+          <w:rFonts w:ascii="Arial" w:hAnsi="Arial" w:eastAsia="Times New Roman" w:cs="Arial"/>
+          <w:noProof w:val="0"/>
+          <w:sz w:val="20"/>
+          <w:szCs w:val="20"/>
+          <w:lang w:val="en-US"/>
+        </w:rPr>
+        <w:t>afronding</w:t>
+      </w:r>
+      <w:r>
+        <w:rPr>
+          <w:rFonts w:ascii="Arial" w:hAnsi="Arial" w:eastAsia="Times New Roman" w:cs="Arial"/>
+          <w:noProof w:val="0"/>
+          <w:sz w:val="20"/>
+          <w:szCs w:val="20"/>
+          <w:lang w:val="en-US"/>
+        </w:rPr>
+        <w:t xml:space="preserve"> van de </w:t>
+      </w:r>
+      <w:r>
+        <w:rPr>
+          <w:rFonts w:ascii="Arial" w:hAnsi="Arial" w:eastAsia="Times New Roman" w:cs="Arial"/>
+          <w:noProof w:val="0"/>
+          <w:sz w:val="20"/>
+          <w:szCs w:val="20"/>
+          <w:lang w:val="en-US"/>
+        </w:rPr>
+        <w:t>analyse</w:t>
+      </w:r>
+      <w:r>
+        <w:rPr>
+          <w:rFonts w:ascii="Arial" w:hAnsi="Arial" w:eastAsia="Times New Roman" w:cs="Arial"/>
+          <w:noProof w:val="0"/>
+          <w:sz w:val="20"/>
+          <w:szCs w:val="20"/>
+          <w:lang w:val="en-US"/>
+        </w:rPr>
+        <w:t xml:space="preserve">, </w:t>
+      </w:r>
+      <w:r>
+        <w:rPr>
+          <w:rFonts w:ascii="Arial" w:hAnsi="Arial" w:eastAsia="Times New Roman" w:cs="Arial"/>
+          <w:noProof w:val="0"/>
+          <w:sz w:val="20"/>
+          <w:szCs w:val="20"/>
+          <w:lang w:val="en-US"/>
+        </w:rPr>
+        <w:t>overeenkomstig</w:t>
+      </w:r>
+      <w:r>
+        <w:rPr>
+          <w:rFonts w:ascii="Arial" w:hAnsi="Arial" w:eastAsia="Times New Roman" w:cs="Arial"/>
+          <w:noProof w:val="0"/>
+          <w:sz w:val="20"/>
+          <w:szCs w:val="20"/>
+          <w:lang w:val="en-US"/>
+        </w:rPr>
+        <w:t xml:space="preserve"> de </w:t>
+      </w:r>
+      <w:r>
+        <w:rPr>
+          <w:rFonts w:ascii="Arial" w:hAnsi="Arial" w:eastAsia="Times New Roman" w:cs="Arial"/>
+          <w:noProof w:val="0"/>
+          <w:sz w:val="20"/>
+          <w:szCs w:val="20"/>
+          <w:lang w:val="en-US"/>
+        </w:rPr>
+        <w:t>geldende</w:t>
+      </w:r>
+      <w:r>
+        <w:rPr>
+          <w:rFonts w:ascii="Arial" w:hAnsi="Arial" w:eastAsia="Times New Roman" w:cs="Arial"/>
+          <w:noProof w:val="0"/>
+          <w:sz w:val="20"/>
+          <w:szCs w:val="20"/>
+          <w:lang w:val="en-US"/>
+        </w:rPr>
+        <w:t xml:space="preserve"> procedures voor </w:t>
+      </w:r>
+      <w:r>
+        <w:rPr>
+          <w:rFonts w:ascii="Arial" w:hAnsi="Arial" w:eastAsia="Times New Roman" w:cs="Arial"/>
+          <w:noProof w:val="0"/>
+          <w:sz w:val="20"/>
+          <w:szCs w:val="20"/>
+          <w:lang w:val="en-US"/>
+        </w:rPr>
+        <w:t>gegevensbeheer</w:t>
+      </w:r>
+      <w:r>
+        <w:rPr>
+          <w:rFonts w:ascii="Arial" w:hAnsi="Arial" w:eastAsia="Times New Roman" w:cs="Arial"/>
+          <w:noProof w:val="0"/>
+          <w:sz w:val="20"/>
+          <w:szCs w:val="20"/>
+          <w:lang w:val="en-US"/>
+        </w:rPr>
+        <w:t>.</w:t>
+      </w:r>
     </w:p>
     <w:p>
       <w:pPr>
@@ -10009,26 +9943,6 @@
         </w:rPr>
         <w:t xml:space="preserve">. </w:t>
       </w:r>
-      <w:commentRangeStart w:id="936658052"/>
-      <w:commentRangeStart w:id="1915283523"/>
-      <w:commentRangeEnd w:id="936658052"/>
-      <w:r>
-        <w:rPr>
-          <w:rStyle w:val="CommentReference"/>
-          <w:rFonts w:ascii="Arial" w:hAnsi="Arial" w:eastAsia="Arial" w:cs="Arial"/>
-          <w:color w:val="24303B"/>
-        </w:rPr>
-        <w:commentReference w:id="936658052"/>
-      </w:r>
-      <w:commentRangeEnd w:id="1915283523"/>
-      <w:r>
-        <w:rPr>
-          <w:rStyle w:val="CommentReference"/>
-          <w:rFonts w:ascii="Arial" w:hAnsi="Arial" w:eastAsia="Arial" w:cs="Arial"/>
-          <w:color w:val="24303B"/>
-        </w:rPr>
-        <w:commentReference w:id="1915283523"/>
-      </w:r>
     </w:p>
     <w:p>
       <w:pPr>
@@ -10036,7 +9950,6 @@
         <w:spacing w:before="120"/>
         <w:jc w:val="both"/>
         <w:rPr>
-          <w:del w:author="Janou De Buyser" w:date="2026-07-22T10:13:35.872Z" w16du:dateUtc="2026-07-22T10:13:35.872Z" w:id="2001930232"/>
           <w:rFonts w:ascii="Arial" w:hAnsi="Arial" w:cs="Arial"/>
           <w:sz w:val="20"/>
           <w:szCs w:val="20"/>
@@ -10410,375 +10323,12 @@
         <w:spacing w:before="120"/>
         <w:jc w:val="both"/>
         <w:rPr>
-          <w:del w:author="Janou De Buyser" w:date="2026-07-22T10:13:35.872Z" w16du:dateUtc="2026-07-22T10:13:35.872Z" w:id="1325090067"/>
-          <w:rFonts w:ascii="Arial" w:hAnsi="Arial" w:cs="Arial"/>
-          <w:sz w:val="20"/>
-          <w:szCs w:val="20"/>
-          <w:lang w:val="en-US"/>
-        </w:rPr>
-      </w:pPr>
-      <w:del w:author="Janou De Buyser" w:date="2026-07-22T10:13:35.872Z" w16du:dateUtc="2026-07-22T10:13:35.872Z" w:id="116731441">
-        <w:r>
-          <w:rPr>
-            <w:rFonts w:ascii="Arial" w:hAnsi="Arial" w:cs="Arial"/>
-            <w:sz w:val="20"/>
-            <w:szCs w:val="20"/>
-            <w:lang w:val="en-US"/>
-          </w:rPr>
-          <w:delText>Tijdens</w:delText>
-        </w:r>
-        <w:r>
-          <w:rPr>
-            <w:rFonts w:ascii="Arial" w:hAnsi="Arial" w:cs="Arial"/>
-            <w:sz w:val="20"/>
-            <w:szCs w:val="20"/>
-            <w:lang w:val="en-US"/>
-          </w:rPr>
-          <w:delText xml:space="preserve"> het interview </w:delText>
-        </w:r>
-        <w:r>
-          <w:rPr>
-            <w:rFonts w:ascii="Arial" w:hAnsi="Arial" w:cs="Arial"/>
-            <w:sz w:val="20"/>
-            <w:szCs w:val="20"/>
-            <w:lang w:val="en-US"/>
-          </w:rPr>
-          <w:delText>kan</w:delText>
-        </w:r>
-        <w:r>
-          <w:rPr>
-            <w:rFonts w:ascii="Arial" w:hAnsi="Arial" w:cs="Arial"/>
-            <w:sz w:val="20"/>
-            <w:szCs w:val="20"/>
-            <w:lang w:val="en-US"/>
-          </w:rPr>
-          <w:delText xml:space="preserve"> u </w:delText>
-        </w:r>
-        <w:r>
-          <w:rPr>
-            <w:rFonts w:ascii="Arial" w:hAnsi="Arial" w:cs="Arial"/>
-            <w:sz w:val="20"/>
-            <w:szCs w:val="20"/>
-            <w:lang w:val="en-US"/>
-          </w:rPr>
-          <w:delText>vrij</w:delText>
-        </w:r>
-        <w:r>
-          <w:rPr>
-            <w:rFonts w:ascii="Arial" w:hAnsi="Arial" w:cs="Arial"/>
-            <w:sz w:val="20"/>
-            <w:szCs w:val="20"/>
-            <w:lang w:val="en-US"/>
-          </w:rPr>
-          <w:delText xml:space="preserve"> </w:delText>
-        </w:r>
-        <w:r>
-          <w:rPr>
-            <w:rFonts w:ascii="Arial" w:hAnsi="Arial" w:cs="Arial"/>
-            <w:sz w:val="20"/>
-            <w:szCs w:val="20"/>
-            <w:lang w:val="en-US"/>
-          </w:rPr>
-          <w:delText>uw</w:delText>
-        </w:r>
-        <w:r>
-          <w:rPr>
-            <w:rFonts w:ascii="Arial" w:hAnsi="Arial" w:cs="Arial"/>
-            <w:sz w:val="20"/>
-            <w:szCs w:val="20"/>
-            <w:lang w:val="en-US"/>
-          </w:rPr>
-          <w:delText xml:space="preserve"> </w:delText>
-        </w:r>
-        <w:r>
-          <w:rPr>
-            <w:rFonts w:ascii="Arial" w:hAnsi="Arial" w:cs="Arial"/>
-            <w:sz w:val="20"/>
-            <w:szCs w:val="20"/>
-            <w:lang w:val="en-US"/>
-          </w:rPr>
-          <w:delText>ervaringen</w:delText>
-        </w:r>
-        <w:r>
-          <w:rPr>
-            <w:rFonts w:ascii="Arial" w:hAnsi="Arial" w:cs="Arial"/>
-            <w:sz w:val="20"/>
-            <w:szCs w:val="20"/>
-            <w:lang w:val="en-US"/>
-          </w:rPr>
-          <w:delText xml:space="preserve"> </w:delText>
-        </w:r>
-        <w:r>
-          <w:rPr>
-            <w:rFonts w:ascii="Arial" w:hAnsi="Arial" w:cs="Arial"/>
-            <w:sz w:val="20"/>
-            <w:szCs w:val="20"/>
-            <w:lang w:val="en-US"/>
-          </w:rPr>
-          <w:delText>delen</w:delText>
-        </w:r>
-        <w:r>
-          <w:rPr>
-            <w:rFonts w:ascii="Arial" w:hAnsi="Arial" w:cs="Arial"/>
-            <w:sz w:val="20"/>
-            <w:szCs w:val="20"/>
-            <w:lang w:val="en-US"/>
-          </w:rPr>
-          <w:delText xml:space="preserve">. U bent </w:delText>
-        </w:r>
-        <w:r>
-          <w:rPr>
-            <w:rFonts w:ascii="Arial" w:hAnsi="Arial" w:cs="Arial"/>
-            <w:sz w:val="20"/>
-            <w:szCs w:val="20"/>
-            <w:lang w:val="en-US"/>
-          </w:rPr>
-          <w:delText>niet</w:delText>
-        </w:r>
-        <w:r>
-          <w:rPr>
-            <w:rFonts w:ascii="Arial" w:hAnsi="Arial" w:cs="Arial"/>
-            <w:sz w:val="20"/>
-            <w:szCs w:val="20"/>
-            <w:lang w:val="en-US"/>
-          </w:rPr>
-          <w:delText xml:space="preserve"> </w:delText>
-        </w:r>
-        <w:r>
-          <w:rPr>
-            <w:rFonts w:ascii="Arial" w:hAnsi="Arial" w:cs="Arial"/>
-            <w:sz w:val="20"/>
-            <w:szCs w:val="20"/>
-            <w:lang w:val="en-US"/>
-          </w:rPr>
-          <w:delText>verplicht</w:delText>
-        </w:r>
-        <w:r>
-          <w:rPr>
-            <w:rFonts w:ascii="Arial" w:hAnsi="Arial" w:cs="Arial"/>
-            <w:sz w:val="20"/>
-            <w:szCs w:val="20"/>
-            <w:lang w:val="en-US"/>
-          </w:rPr>
-          <w:delText xml:space="preserve"> om op alle </w:delText>
-        </w:r>
-        <w:r>
-          <w:rPr>
-            <w:rFonts w:ascii="Arial" w:hAnsi="Arial" w:cs="Arial"/>
-            <w:sz w:val="20"/>
-            <w:szCs w:val="20"/>
-            <w:lang w:val="en-US"/>
-          </w:rPr>
-          <w:delText>vragen</w:delText>
-        </w:r>
-        <w:r>
-          <w:rPr>
-            <w:rFonts w:ascii="Arial" w:hAnsi="Arial" w:cs="Arial"/>
-            <w:sz w:val="20"/>
-            <w:szCs w:val="20"/>
-            <w:lang w:val="en-US"/>
-          </w:rPr>
-          <w:delText xml:space="preserve"> </w:delText>
-        </w:r>
-        <w:r>
-          <w:rPr>
-            <w:rFonts w:ascii="Arial" w:hAnsi="Arial" w:cs="Arial"/>
-            <w:sz w:val="20"/>
-            <w:szCs w:val="20"/>
-            <w:lang w:val="en-US"/>
-          </w:rPr>
-          <w:delText>te</w:delText>
-        </w:r>
-        <w:r>
-          <w:rPr>
-            <w:rFonts w:ascii="Arial" w:hAnsi="Arial" w:cs="Arial"/>
-            <w:sz w:val="20"/>
-            <w:szCs w:val="20"/>
-            <w:lang w:val="en-US"/>
-          </w:rPr>
-          <w:delText xml:space="preserve"> </w:delText>
-        </w:r>
-        <w:r>
-          <w:rPr>
-            <w:rFonts w:ascii="Arial" w:hAnsi="Arial" w:cs="Arial"/>
-            <w:sz w:val="20"/>
-            <w:szCs w:val="20"/>
-            <w:lang w:val="en-US"/>
-          </w:rPr>
-          <w:delText>antwoorden</w:delText>
-        </w:r>
-        <w:r>
-          <w:rPr>
-            <w:rFonts w:ascii="Arial" w:hAnsi="Arial" w:cs="Arial"/>
-            <w:sz w:val="20"/>
-            <w:szCs w:val="20"/>
-            <w:lang w:val="en-US"/>
-          </w:rPr>
-          <w:delText xml:space="preserve"> en </w:delText>
-        </w:r>
-        <w:r>
-          <w:rPr>
-            <w:rFonts w:ascii="Arial" w:hAnsi="Arial" w:cs="Arial"/>
-            <w:sz w:val="20"/>
-            <w:szCs w:val="20"/>
-            <w:lang w:val="en-US"/>
-          </w:rPr>
-          <w:delText>kan</w:delText>
-        </w:r>
-        <w:r>
-          <w:rPr>
-            <w:rFonts w:ascii="Arial" w:hAnsi="Arial" w:cs="Arial"/>
-            <w:sz w:val="20"/>
-            <w:szCs w:val="20"/>
-            <w:lang w:val="en-US"/>
-          </w:rPr>
-          <w:delText xml:space="preserve"> op elk moment </w:delText>
-        </w:r>
-        <w:r>
-          <w:rPr>
-            <w:rFonts w:ascii="Arial" w:hAnsi="Arial" w:cs="Arial"/>
-            <w:sz w:val="20"/>
-            <w:szCs w:val="20"/>
-            <w:lang w:val="en-US"/>
-          </w:rPr>
-          <w:delText>aangeven</w:delText>
-        </w:r>
-        <w:r>
-          <w:rPr>
-            <w:rFonts w:ascii="Arial" w:hAnsi="Arial" w:cs="Arial"/>
-            <w:sz w:val="20"/>
-            <w:szCs w:val="20"/>
-            <w:lang w:val="en-US"/>
-          </w:rPr>
-          <w:delText xml:space="preserve"> </w:delText>
-        </w:r>
-        <w:r>
-          <w:rPr>
-            <w:rFonts w:ascii="Arial" w:hAnsi="Arial" w:cs="Arial"/>
-            <w:sz w:val="20"/>
-            <w:szCs w:val="20"/>
-            <w:lang w:val="en-US"/>
-          </w:rPr>
-          <w:delText>dat</w:delText>
-        </w:r>
-        <w:r>
-          <w:rPr>
-            <w:rFonts w:ascii="Arial" w:hAnsi="Arial" w:cs="Arial"/>
-            <w:sz w:val="20"/>
-            <w:szCs w:val="20"/>
-            <w:lang w:val="en-US"/>
-          </w:rPr>
-          <w:delText xml:space="preserve"> u </w:delText>
-        </w:r>
-        <w:r>
-          <w:rPr>
-            <w:rFonts w:ascii="Arial" w:hAnsi="Arial" w:cs="Arial"/>
-            <w:sz w:val="20"/>
-            <w:szCs w:val="20"/>
-            <w:lang w:val="en-US"/>
-          </w:rPr>
-          <w:delText>een</w:delText>
-        </w:r>
-        <w:r>
-          <w:rPr>
-            <w:rFonts w:ascii="Arial" w:hAnsi="Arial" w:cs="Arial"/>
-            <w:sz w:val="20"/>
-            <w:szCs w:val="20"/>
-            <w:lang w:val="en-US"/>
-          </w:rPr>
-          <w:delText xml:space="preserve"> </w:delText>
-        </w:r>
-        <w:r>
-          <w:rPr>
-            <w:rFonts w:ascii="Arial" w:hAnsi="Arial" w:cs="Arial"/>
-            <w:sz w:val="20"/>
-            <w:szCs w:val="20"/>
-            <w:lang w:val="en-US"/>
-          </w:rPr>
-          <w:delText>vraag</w:delText>
-        </w:r>
-        <w:r>
-          <w:rPr>
-            <w:rFonts w:ascii="Arial" w:hAnsi="Arial" w:cs="Arial"/>
-            <w:sz w:val="20"/>
-            <w:szCs w:val="20"/>
-            <w:lang w:val="en-US"/>
-          </w:rPr>
-          <w:delText xml:space="preserve"> </w:delText>
-        </w:r>
-        <w:r>
-          <w:rPr>
-            <w:rFonts w:ascii="Arial" w:hAnsi="Arial" w:cs="Arial"/>
-            <w:sz w:val="20"/>
-            <w:szCs w:val="20"/>
-            <w:lang w:val="en-US"/>
-          </w:rPr>
-          <w:delText>niet</w:delText>
-        </w:r>
-        <w:r>
-          <w:rPr>
-            <w:rFonts w:ascii="Arial" w:hAnsi="Arial" w:cs="Arial"/>
-            <w:sz w:val="20"/>
-            <w:szCs w:val="20"/>
-            <w:lang w:val="en-US"/>
-          </w:rPr>
-          <w:delText xml:space="preserve"> </w:delText>
-        </w:r>
-        <w:r>
-          <w:rPr>
-            <w:rFonts w:ascii="Arial" w:hAnsi="Arial" w:cs="Arial"/>
-            <w:sz w:val="20"/>
-            <w:szCs w:val="20"/>
-            <w:lang w:val="en-US"/>
-          </w:rPr>
-          <w:delText>wenst</w:delText>
-        </w:r>
-        <w:r>
-          <w:rPr>
-            <w:rFonts w:ascii="Arial" w:hAnsi="Arial" w:cs="Arial"/>
-            <w:sz w:val="20"/>
-            <w:szCs w:val="20"/>
-            <w:lang w:val="en-US"/>
-          </w:rPr>
-          <w:delText xml:space="preserve"> </w:delText>
-        </w:r>
-        <w:r>
-          <w:rPr>
-            <w:rFonts w:ascii="Arial" w:hAnsi="Arial" w:cs="Arial"/>
-            <w:sz w:val="20"/>
-            <w:szCs w:val="20"/>
-            <w:lang w:val="en-US"/>
-          </w:rPr>
-          <w:delText>te</w:delText>
-        </w:r>
-        <w:r>
-          <w:rPr>
-            <w:rFonts w:ascii="Arial" w:hAnsi="Arial" w:cs="Arial"/>
-            <w:sz w:val="20"/>
-            <w:szCs w:val="20"/>
-            <w:lang w:val="en-US"/>
-          </w:rPr>
-          <w:delText xml:space="preserve"> </w:delText>
-        </w:r>
-        <w:r>
-          <w:rPr>
-            <w:rFonts w:ascii="Arial" w:hAnsi="Arial" w:cs="Arial"/>
-            <w:sz w:val="20"/>
-            <w:szCs w:val="20"/>
-            <w:lang w:val="en-US"/>
-          </w:rPr>
-          <w:delText>beantwoorden</w:delText>
-        </w:r>
-        <w:r>
-          <w:rPr>
-            <w:rFonts w:ascii="Arial" w:hAnsi="Arial" w:cs="Arial"/>
-            <w:sz w:val="20"/>
-            <w:szCs w:val="20"/>
-            <w:lang w:val="en-US"/>
-          </w:rPr>
-          <w:delText>.</w:delText>
-        </w:r>
-      </w:del>
+          <w:rFonts w:ascii="Arial" w:hAnsi="Arial" w:cs="Arial"/>
+          <w:sz w:val="20"/>
+          <w:szCs w:val="20"/>
+          <w:lang w:val="en-US"/>
+        </w:rPr>
+      </w:pPr>
     </w:p>
     <w:p>
       <w:pPr>
@@ -10786,87 +10336,12 @@
         <w:spacing w:before="120"/>
         <w:jc w:val="both"/>
         <w:rPr>
-          <w:del w:author="Janou De Buyser" w:date="2026-07-22T10:13:35.872Z" w16du:dateUtc="2026-07-22T10:13:35.872Z" w:id="125683528"/>
-          <w:rFonts w:ascii="Arial" w:hAnsi="Arial" w:cs="Arial"/>
-          <w:sz w:val="20"/>
-          <w:szCs w:val="20"/>
-          <w:lang w:val="en-US"/>
-        </w:rPr>
-      </w:pPr>
-      <w:del w:author="Janou De Buyser" w:date="2026-07-22T10:13:35.872Z" w16du:dateUtc="2026-07-22T10:13:35.872Z" w:id="1025031276">
-        <w:r>
-          <w:rPr>
-            <w:rFonts w:ascii="Arial" w:hAnsi="Arial" w:cs="Arial"/>
-            <w:sz w:val="20"/>
-            <w:szCs w:val="20"/>
-            <w:lang w:val="en-US"/>
-          </w:rPr>
-          <w:delText>Indien</w:delText>
-        </w:r>
-        <w:r>
-          <w:rPr>
-            <w:rFonts w:ascii="Arial" w:hAnsi="Arial" w:cs="Arial"/>
-            <w:sz w:val="20"/>
-            <w:szCs w:val="20"/>
-            <w:lang w:val="en-US"/>
-          </w:rPr>
-          <w:delText xml:space="preserve"> </w:delText>
-        </w:r>
-        <w:r>
-          <w:rPr>
-            <w:rFonts w:ascii="Arial" w:hAnsi="Arial" w:cs="Arial"/>
-            <w:sz w:val="20"/>
-            <w:szCs w:val="20"/>
-            <w:lang w:val="en-US"/>
-          </w:rPr>
-          <w:delText>therapiesessies</w:delText>
-        </w:r>
-        <w:r>
-          <w:rPr>
-            <w:rFonts w:ascii="Arial" w:hAnsi="Arial" w:cs="Arial"/>
-            <w:sz w:val="20"/>
-            <w:szCs w:val="20"/>
-            <w:lang w:val="en-US"/>
-          </w:rPr>
-          <w:delText xml:space="preserve"> </w:delText>
-        </w:r>
-        <w:r>
-          <w:rPr>
-            <w:rFonts w:ascii="Arial" w:hAnsi="Arial" w:cs="Arial"/>
-            <w:sz w:val="20"/>
-            <w:szCs w:val="20"/>
-            <w:lang w:val="en-US"/>
-          </w:rPr>
-          <w:delText>worden</w:delText>
-        </w:r>
-        <w:r>
-          <w:rPr>
-            <w:rFonts w:ascii="Arial" w:hAnsi="Arial" w:cs="Arial"/>
-            <w:sz w:val="20"/>
-            <w:szCs w:val="20"/>
-            <w:lang w:val="en-US"/>
-          </w:rPr>
-          <w:delText xml:space="preserve"> </w:delText>
-        </w:r>
-        <w:r>
-          <w:rPr>
-            <w:rFonts w:ascii="Arial" w:hAnsi="Arial" w:cs="Arial"/>
-            <w:sz w:val="20"/>
-            <w:szCs w:val="20"/>
-            <w:lang w:val="en-US"/>
-          </w:rPr>
-          <w:delText>opgenomen</w:delText>
-        </w:r>
-        <w:r>
-          <w:rPr>
-            <w:rFonts w:ascii="Arial" w:hAnsi="Arial" w:cs="Arial"/>
-            <w:sz w:val="20"/>
-            <w:szCs w:val="20"/>
-            <w:lang w:val="en-US"/>
-          </w:rPr>
-          <w:delText>:</w:delText>
-        </w:r>
-      </w:del>
+          <w:rFonts w:ascii="Arial" w:hAnsi="Arial" w:cs="Arial"/>
+          <w:sz w:val="20"/>
+          <w:szCs w:val="20"/>
+          <w:lang w:val="en-US"/>
+        </w:rPr>
+      </w:pPr>
     </w:p>
     <w:p>
       <w:pPr>
@@ -10878,159 +10353,12 @@
         <w:spacing w:before="120"/>
         <w:jc w:val="both"/>
         <w:rPr>
-          <w:del w:author="Janou De Buyser" w:date="2026-07-22T10:13:35.872Z" w16du:dateUtc="2026-07-22T10:13:35.872Z" w:id="82030968"/>
-          <w:rFonts w:ascii="Arial" w:hAnsi="Arial" w:cs="Arial"/>
-          <w:sz w:val="20"/>
-          <w:szCs w:val="20"/>
-          <w:lang w:val="en-US"/>
-        </w:rPr>
-      </w:pPr>
-      <w:del w:author="Janou De Buyser" w:date="2026-07-22T10:13:35.872Z" w16du:dateUtc="2026-07-22T10:13:35.872Z" w:id="1327299879">
-        <w:r>
-          <w:rPr>
-            <w:rFonts w:ascii="Arial" w:hAnsi="Arial" w:cs="Arial"/>
-            <w:sz w:val="20"/>
-            <w:szCs w:val="20"/>
-            <w:lang w:val="en-US"/>
-          </w:rPr>
-          <w:delText>wordt</w:delText>
-        </w:r>
-        <w:r>
-          <w:rPr>
-            <w:rFonts w:ascii="Arial" w:hAnsi="Arial" w:cs="Arial"/>
-            <w:sz w:val="20"/>
-            <w:szCs w:val="20"/>
-            <w:lang w:val="en-US"/>
-          </w:rPr>
-          <w:delText xml:space="preserve"> u </w:delText>
-        </w:r>
-        <w:r>
-          <w:rPr>
-            <w:rFonts w:ascii="Arial" w:hAnsi="Arial" w:cs="Arial"/>
-            <w:sz w:val="20"/>
-            <w:szCs w:val="20"/>
-            <w:lang w:val="en-US"/>
-          </w:rPr>
-          <w:delText>hierover</w:delText>
-        </w:r>
-        <w:r>
-          <w:rPr>
-            <w:rFonts w:ascii="Arial" w:hAnsi="Arial" w:cs="Arial"/>
-            <w:sz w:val="20"/>
-            <w:szCs w:val="20"/>
-            <w:lang w:val="en-US"/>
-          </w:rPr>
-          <w:delText xml:space="preserve"> </w:delText>
-        </w:r>
-        <w:r>
-          <w:rPr>
-            <w:rFonts w:ascii="Arial" w:hAnsi="Arial" w:cs="Arial"/>
-            <w:sz w:val="20"/>
-            <w:szCs w:val="20"/>
-            <w:lang w:val="en-US"/>
-          </w:rPr>
-          <w:delText>vooraf</w:delText>
-        </w:r>
-        <w:r>
-          <w:rPr>
-            <w:rFonts w:ascii="Arial" w:hAnsi="Arial" w:cs="Arial"/>
-            <w:sz w:val="20"/>
-            <w:szCs w:val="20"/>
-            <w:lang w:val="en-US"/>
-          </w:rPr>
-          <w:delText xml:space="preserve"> </w:delText>
-        </w:r>
-        <w:r>
-          <w:rPr>
-            <w:rFonts w:ascii="Arial" w:hAnsi="Arial" w:cs="Arial"/>
-            <w:sz w:val="20"/>
-            <w:szCs w:val="20"/>
-            <w:lang w:val="en-US"/>
-          </w:rPr>
-          <w:delText>geïnformeerd</w:delText>
-        </w:r>
-        <w:r>
-          <w:rPr>
-            <w:rFonts w:ascii="Arial" w:hAnsi="Arial" w:cs="Arial"/>
-            <w:sz w:val="20"/>
-            <w:szCs w:val="20"/>
-            <w:lang w:val="en-US"/>
-          </w:rPr>
-          <w:delText xml:space="preserve"> en </w:delText>
-        </w:r>
-        <w:r>
-          <w:rPr>
-            <w:rFonts w:ascii="Arial" w:hAnsi="Arial" w:cs="Arial"/>
-            <w:sz w:val="20"/>
-            <w:szCs w:val="20"/>
-            <w:lang w:val="en-US"/>
-          </w:rPr>
-          <w:delText>wordt</w:delText>
-        </w:r>
-        <w:r>
-          <w:rPr>
-            <w:rFonts w:ascii="Arial" w:hAnsi="Arial" w:cs="Arial"/>
-            <w:sz w:val="20"/>
-            <w:szCs w:val="20"/>
-            <w:lang w:val="en-US"/>
-          </w:rPr>
-          <w:delText xml:space="preserve"> </w:delText>
-        </w:r>
-        <w:r>
-          <w:rPr>
-            <w:rFonts w:ascii="Arial" w:hAnsi="Arial" w:cs="Arial"/>
-            <w:sz w:val="20"/>
-            <w:szCs w:val="20"/>
-            <w:lang w:val="en-US"/>
-          </w:rPr>
-          <w:delText>uw</w:delText>
-        </w:r>
-        <w:r>
-          <w:rPr>
-            <w:rFonts w:ascii="Arial" w:hAnsi="Arial" w:cs="Arial"/>
-            <w:sz w:val="20"/>
-            <w:szCs w:val="20"/>
-            <w:lang w:val="en-US"/>
-          </w:rPr>
-          <w:delText xml:space="preserve"> </w:delText>
-        </w:r>
-        <w:r>
-          <w:rPr>
-            <w:rFonts w:ascii="Arial" w:hAnsi="Arial" w:cs="Arial"/>
-            <w:sz w:val="20"/>
-            <w:szCs w:val="20"/>
-            <w:lang w:val="en-US"/>
-          </w:rPr>
-          <w:delText>toestemming</w:delText>
-        </w:r>
-        <w:r>
-          <w:rPr>
-            <w:rFonts w:ascii="Arial" w:hAnsi="Arial" w:cs="Arial"/>
-            <w:sz w:val="20"/>
-            <w:szCs w:val="20"/>
-            <w:lang w:val="en-US"/>
-          </w:rPr>
-          <w:delText xml:space="preserve"> </w:delText>
-        </w:r>
-        <w:r>
-          <w:rPr>
-            <w:rFonts w:ascii="Arial" w:hAnsi="Arial" w:cs="Arial"/>
-            <w:sz w:val="20"/>
-            <w:szCs w:val="20"/>
-            <w:lang w:val="en-US"/>
-          </w:rPr>
-          <w:delText>gevraagd</w:delText>
-        </w:r>
-        <w:r>
-          <w:rPr>
-            <w:rFonts w:ascii="Arial" w:hAnsi="Arial" w:cs="Arial"/>
-            <w:sz w:val="20"/>
-            <w:szCs w:val="20"/>
-            <w:lang w:val="en-US"/>
-          </w:rPr>
-          <w:delText xml:space="preserve">; </w:delText>
-        </w:r>
-      </w:del>
+          <w:rFonts w:ascii="Arial" w:hAnsi="Arial" w:cs="Arial"/>
+          <w:sz w:val="20"/>
+          <w:szCs w:val="20"/>
+          <w:lang w:val="en-US"/>
+        </w:rPr>
+      </w:pPr>
     </w:p>
     <w:p>
       <w:pPr>
@@ -11042,123 +10370,12 @@
         <w:spacing w:before="120"/>
         <w:jc w:val="both"/>
         <w:rPr>
-          <w:del w:author="Janou De Buyser" w:date="2026-07-22T10:13:35.872Z" w16du:dateUtc="2026-07-22T10:13:35.872Z" w:id="1402743924"/>
-          <w:rFonts w:ascii="Arial" w:hAnsi="Arial" w:cs="Arial"/>
-          <w:sz w:val="20"/>
-          <w:szCs w:val="20"/>
-          <w:lang w:val="en-US"/>
-        </w:rPr>
-      </w:pPr>
-      <w:del w:author="Janou De Buyser" w:date="2026-07-22T10:13:35.872Z" w16du:dateUtc="2026-07-22T10:13:35.872Z" w:id="691259228">
-        <w:r>
-          <w:rPr>
-            <w:rFonts w:ascii="Arial" w:hAnsi="Arial" w:cs="Arial"/>
-            <w:sz w:val="20"/>
-            <w:szCs w:val="20"/>
-            <w:lang w:val="en-US"/>
-          </w:rPr>
-          <w:delText>worden</w:delText>
-        </w:r>
-        <w:r>
-          <w:rPr>
-            <w:rFonts w:ascii="Arial" w:hAnsi="Arial" w:cs="Arial"/>
-            <w:sz w:val="20"/>
-            <w:szCs w:val="20"/>
-            <w:lang w:val="en-US"/>
-          </w:rPr>
-          <w:delText xml:space="preserve"> de </w:delText>
-        </w:r>
-        <w:r>
-          <w:rPr>
-            <w:rFonts w:ascii="Arial" w:hAnsi="Arial" w:cs="Arial"/>
-            <w:sz w:val="20"/>
-            <w:szCs w:val="20"/>
-            <w:lang w:val="en-US"/>
-          </w:rPr>
-          <w:delText>opnames</w:delText>
-        </w:r>
-        <w:r>
-          <w:rPr>
-            <w:rFonts w:ascii="Arial" w:hAnsi="Arial" w:cs="Arial"/>
-            <w:sz w:val="20"/>
-            <w:szCs w:val="20"/>
-            <w:lang w:val="en-US"/>
-          </w:rPr>
-          <w:delText xml:space="preserve"> </w:delText>
-        </w:r>
-        <w:r>
-          <w:rPr>
-            <w:rFonts w:ascii="Arial" w:hAnsi="Arial" w:cs="Arial"/>
-            <w:sz w:val="20"/>
-            <w:szCs w:val="20"/>
-            <w:lang w:val="en-US"/>
-          </w:rPr>
-          <w:delText>enkel</w:delText>
-        </w:r>
-        <w:r>
-          <w:rPr>
-            <w:rFonts w:ascii="Arial" w:hAnsi="Arial" w:cs="Arial"/>
-            <w:sz w:val="20"/>
-            <w:szCs w:val="20"/>
-            <w:lang w:val="en-US"/>
-          </w:rPr>
-          <w:delText xml:space="preserve"> </w:delText>
-        </w:r>
-        <w:r>
-          <w:rPr>
-            <w:rFonts w:ascii="Arial" w:hAnsi="Arial" w:cs="Arial"/>
-            <w:sz w:val="20"/>
-            <w:szCs w:val="20"/>
-            <w:lang w:val="en-US"/>
-          </w:rPr>
-          <w:delText>gebruikt</w:delText>
-        </w:r>
-        <w:r>
-          <w:rPr>
-            <w:rFonts w:ascii="Arial" w:hAnsi="Arial" w:cs="Arial"/>
-            <w:sz w:val="20"/>
-            <w:szCs w:val="20"/>
-            <w:lang w:val="en-US"/>
-          </w:rPr>
-          <w:delText xml:space="preserve"> </w:delText>
-        </w:r>
-        <w:r>
-          <w:rPr>
-            <w:rFonts w:ascii="Arial" w:hAnsi="Arial" w:cs="Arial"/>
-            <w:sz w:val="20"/>
-            <w:szCs w:val="20"/>
-            <w:lang w:val="en-US"/>
-          </w:rPr>
-          <w:delText>voor</w:delText>
-        </w:r>
-        <w:r>
-          <w:rPr>
-            <w:rFonts w:ascii="Arial" w:hAnsi="Arial" w:cs="Arial"/>
-            <w:sz w:val="20"/>
-            <w:szCs w:val="20"/>
-            <w:lang w:val="en-US"/>
-          </w:rPr>
-          <w:delText xml:space="preserve"> </w:delText>
-        </w:r>
-        <w:r>
-          <w:rPr>
-            <w:rFonts w:ascii="Arial" w:hAnsi="Arial" w:cs="Arial"/>
-            <w:sz w:val="20"/>
-            <w:szCs w:val="20"/>
-            <w:lang w:val="en-US"/>
-          </w:rPr>
-          <w:delText>onderzoeksdoeleinden</w:delText>
-        </w:r>
-        <w:r>
-          <w:rPr>
-            <w:rFonts w:ascii="Arial" w:hAnsi="Arial" w:cs="Arial"/>
-            <w:sz w:val="20"/>
-            <w:szCs w:val="20"/>
-            <w:lang w:val="en-US"/>
-          </w:rPr>
-          <w:delText xml:space="preserve">; </w:delText>
-        </w:r>
-      </w:del>
+          <w:rFonts w:ascii="Arial" w:hAnsi="Arial" w:cs="Arial"/>
+          <w:sz w:val="20"/>
+          <w:szCs w:val="20"/>
+          <w:lang w:val="en-US"/>
+        </w:rPr>
+      </w:pPr>
     </w:p>
     <w:p>
       <w:pPr>
@@ -11170,115 +10387,12 @@
         <w:spacing w:before="120"/>
         <w:jc w:val="both"/>
         <w:rPr>
-          <w:del w:author="Janou De Buyser" w:date="2026-07-22T10:13:35.871Z" w16du:dateUtc="2026-07-22T10:13:35.871Z" w:id="1372563141"/>
-          <w:rFonts w:ascii="Arial" w:hAnsi="Arial" w:cs="Arial"/>
-          <w:sz w:val="20"/>
-          <w:szCs w:val="20"/>
-          <w:lang w:val="en-US"/>
-        </w:rPr>
-      </w:pPr>
-      <w:del w:author="Janou De Buyser" w:date="2026-07-22T10:13:35.871Z" w16du:dateUtc="2026-07-22T10:13:35.871Z" w:id="407791734">
-        <w:r>
-          <w:rPr>
-            <w:rFonts w:ascii="Arial" w:hAnsi="Arial" w:cs="Arial"/>
-            <w:sz w:val="20"/>
-            <w:szCs w:val="20"/>
-            <w:lang w:val="en-US"/>
-          </w:rPr>
-          <w:delText>worden</w:delText>
-        </w:r>
-        <w:r>
-          <w:rPr>
-            <w:rFonts w:ascii="Arial" w:hAnsi="Arial" w:cs="Arial"/>
-            <w:sz w:val="20"/>
-            <w:szCs w:val="20"/>
-            <w:lang w:val="en-US"/>
-          </w:rPr>
-          <w:delText xml:space="preserve"> de </w:delText>
-        </w:r>
-        <w:r>
-          <w:rPr>
-            <w:rFonts w:ascii="Arial" w:hAnsi="Arial" w:cs="Arial"/>
-            <w:sz w:val="20"/>
-            <w:szCs w:val="20"/>
-            <w:lang w:val="en-US"/>
-          </w:rPr>
-          <w:delText>beelden</w:delText>
-        </w:r>
-        <w:r>
-          <w:rPr>
-            <w:rFonts w:ascii="Arial" w:hAnsi="Arial" w:cs="Arial"/>
-            <w:sz w:val="20"/>
-            <w:szCs w:val="20"/>
-            <w:lang w:val="en-US"/>
-          </w:rPr>
-          <w:delText xml:space="preserve"> </w:delText>
-        </w:r>
-        <w:r>
-          <w:rPr>
-            <w:rFonts w:ascii="Arial" w:hAnsi="Arial" w:cs="Arial"/>
-            <w:sz w:val="20"/>
-            <w:szCs w:val="20"/>
-            <w:lang w:val="en-US"/>
-          </w:rPr>
-          <w:delText>na</w:delText>
-        </w:r>
-        <w:r>
-          <w:rPr>
-            <w:rFonts w:ascii="Arial" w:hAnsi="Arial" w:cs="Arial"/>
-            <w:sz w:val="20"/>
-            <w:szCs w:val="20"/>
-            <w:lang w:val="en-US"/>
-          </w:rPr>
-          <w:delText xml:space="preserve"> </w:delText>
-        </w:r>
-        <w:r>
-          <w:rPr>
-            <w:rFonts w:ascii="Arial" w:hAnsi="Arial" w:cs="Arial"/>
-            <w:sz w:val="20"/>
-            <w:szCs w:val="20"/>
-            <w:lang w:val="en-US"/>
-          </w:rPr>
-          <w:delText>analyse</w:delText>
-        </w:r>
-        <w:r>
-          <w:rPr>
-            <w:rFonts w:ascii="Arial" w:hAnsi="Arial" w:cs="Arial"/>
-            <w:sz w:val="20"/>
-            <w:szCs w:val="20"/>
-            <w:lang w:val="en-US"/>
-          </w:rPr>
-          <w:delText xml:space="preserve"> </w:delText>
-        </w:r>
-        <w:r>
-          <w:rPr>
-            <w:rFonts w:ascii="Arial" w:hAnsi="Arial" w:cs="Arial"/>
-            <w:sz w:val="20"/>
-            <w:szCs w:val="20"/>
-            <w:lang w:val="en-US"/>
-          </w:rPr>
-          <w:delText>verwijderd</w:delText>
-        </w:r>
-        <w:r>
-          <w:rPr>
-            <w:rFonts w:ascii="Arial" w:hAnsi="Arial" w:cs="Arial"/>
-            <w:sz w:val="20"/>
-            <w:szCs w:val="20"/>
-            <w:lang w:val="en-US"/>
-          </w:rPr>
-          <w:delText>.</w:delText>
-        </w:r>
-      </w:del>
-      <w:commentRangeStart w:id="1791188239"/>
-      <w:commentRangeEnd w:id="1791188239"/>
-      <w:r>
-        <w:rPr>
-          <w:rStyle w:val="CommentReference"/>
-          <w:rFonts w:ascii="Arial" w:hAnsi="Arial" w:eastAsia="Arial" w:cs="Arial"/>
-          <w:color w:val="24303B"/>
-        </w:rPr>
-        <w:commentReference w:id="1791188239"/>
-      </w:r>
+          <w:rFonts w:ascii="Arial" w:hAnsi="Arial" w:cs="Arial"/>
+          <w:sz w:val="20"/>
+          <w:szCs w:val="20"/>
+          <w:lang w:val="en-US"/>
+        </w:rPr>
+      </w:pPr>
     </w:p>
     <w:p>
       <w:pPr>
@@ -11317,1064 +10431,610 @@
         <w:pStyle w:val="NormalWeb"/>
         <w:spacing w:before="120"/>
         <w:jc w:val="both"/>
-        <w:rPr>
-          <w:ins w:author="Janou De Buyser" w:date="2026-07-22T09:06:18.096Z" w16du:dateUtc="2026-07-22T09:06:18.096Z" w:id="1071547935"/>
-        </w:rPr>
-      </w:pPr>
-      <w:del w:author="Janou De Buyser" w:date="2026-07-22T09:06:26.333Z" w16du:dateUtc="2026-07-22T09:06:26.333Z" w:id="1385054954">
-        <w:r>
-          <w:rPr>
-            <w:rFonts w:ascii="Arial" w:hAnsi="Arial" w:cs="Arial"/>
-            <w:sz w:val="20"/>
-            <w:szCs w:val="20"/>
-            <w:lang w:val="en-US"/>
-          </w:rPr>
-          <w:delText xml:space="preserve">De </w:delText>
-        </w:r>
-        <w:r>
-          <w:rPr>
-            <w:rFonts w:ascii="Arial" w:hAnsi="Arial" w:cs="Arial"/>
-            <w:sz w:val="20"/>
-            <w:szCs w:val="20"/>
-            <w:lang w:val="en-US"/>
-          </w:rPr>
-          <w:delText>deelname</w:delText>
-        </w:r>
-        <w:r>
-          <w:rPr>
-            <w:rFonts w:ascii="Arial" w:hAnsi="Arial" w:cs="Arial"/>
-            <w:sz w:val="20"/>
-            <w:szCs w:val="20"/>
-            <w:lang w:val="en-US"/>
-          </w:rPr>
-          <w:delText xml:space="preserve"> </w:delText>
-        </w:r>
-        <w:r>
-          <w:rPr>
-            <w:rFonts w:ascii="Arial" w:hAnsi="Arial" w:cs="Arial"/>
-            <w:sz w:val="20"/>
-            <w:szCs w:val="20"/>
-            <w:lang w:val="en-US"/>
-          </w:rPr>
-          <w:delText>aan</w:delText>
-        </w:r>
-        <w:r>
-          <w:rPr>
-            <w:rFonts w:ascii="Arial" w:hAnsi="Arial" w:cs="Arial"/>
-            <w:sz w:val="20"/>
-            <w:szCs w:val="20"/>
-            <w:lang w:val="en-US"/>
-          </w:rPr>
-          <w:delText xml:space="preserve"> </w:delText>
-        </w:r>
-        <w:r>
-          <w:rPr>
-            <w:rFonts w:ascii="Arial" w:hAnsi="Arial" w:cs="Arial"/>
-            <w:sz w:val="20"/>
-            <w:szCs w:val="20"/>
-            <w:lang w:val="en-US"/>
-          </w:rPr>
-          <w:delText>dit</w:delText>
-        </w:r>
-        <w:r>
-          <w:rPr>
-            <w:rFonts w:ascii="Arial" w:hAnsi="Arial" w:cs="Arial"/>
-            <w:sz w:val="20"/>
-            <w:szCs w:val="20"/>
-            <w:lang w:val="en-US"/>
-          </w:rPr>
-          <w:delText xml:space="preserve"> </w:delText>
-        </w:r>
-        <w:r>
-          <w:rPr>
-            <w:rFonts w:ascii="Arial" w:hAnsi="Arial" w:cs="Arial"/>
-            <w:sz w:val="20"/>
-            <w:szCs w:val="20"/>
-            <w:lang w:val="en-US"/>
-          </w:rPr>
-          <w:delText>onderdeel</w:delText>
-        </w:r>
-        <w:r>
-          <w:rPr>
-            <w:rFonts w:ascii="Arial" w:hAnsi="Arial" w:cs="Arial"/>
-            <w:sz w:val="20"/>
-            <w:szCs w:val="20"/>
-            <w:lang w:val="en-US"/>
-          </w:rPr>
-          <w:delText xml:space="preserve"> van de studie </w:delText>
-        </w:r>
-        <w:r>
-          <w:rPr>
-            <w:rFonts w:ascii="Arial" w:hAnsi="Arial" w:cs="Arial"/>
-            <w:sz w:val="20"/>
-            <w:szCs w:val="20"/>
-            <w:lang w:val="en-US"/>
-          </w:rPr>
-          <w:delText>houdt</w:delText>
-        </w:r>
-        <w:r>
-          <w:rPr>
-            <w:rFonts w:ascii="Arial" w:hAnsi="Arial" w:cs="Arial"/>
-            <w:sz w:val="20"/>
-            <w:szCs w:val="20"/>
-            <w:lang w:val="en-US"/>
-          </w:rPr>
-          <w:delText xml:space="preserve"> </w:delText>
-        </w:r>
-        <w:r>
-          <w:rPr>
-            <w:rFonts w:ascii="Arial" w:hAnsi="Arial" w:cs="Arial"/>
-            <w:sz w:val="20"/>
-            <w:szCs w:val="20"/>
-            <w:lang w:val="en-US"/>
-          </w:rPr>
-          <w:delText>zeer</w:delText>
-        </w:r>
-        <w:r>
-          <w:rPr>
-            <w:rFonts w:ascii="Arial" w:hAnsi="Arial" w:cs="Arial"/>
-            <w:sz w:val="20"/>
-            <w:szCs w:val="20"/>
-            <w:lang w:val="en-US"/>
-          </w:rPr>
-          <w:delText xml:space="preserve"> </w:delText>
-        </w:r>
-        <w:r>
-          <w:rPr>
-            <w:rFonts w:ascii="Arial" w:hAnsi="Arial" w:cs="Arial"/>
-            <w:sz w:val="20"/>
-            <w:szCs w:val="20"/>
-            <w:lang w:val="en-US"/>
-          </w:rPr>
-          <w:delText>beperkte</w:delText>
-        </w:r>
-        <w:r>
-          <w:rPr>
-            <w:rFonts w:ascii="Arial" w:hAnsi="Arial" w:cs="Arial"/>
-            <w:sz w:val="20"/>
-            <w:szCs w:val="20"/>
-            <w:lang w:val="en-US"/>
-          </w:rPr>
-          <w:delText xml:space="preserve"> </w:delText>
-        </w:r>
-        <w:r>
-          <w:rPr>
-            <w:rFonts w:ascii="Arial" w:hAnsi="Arial" w:cs="Arial"/>
-            <w:sz w:val="20"/>
-            <w:szCs w:val="20"/>
-            <w:lang w:val="en-US"/>
-          </w:rPr>
-          <w:delText>risico’s</w:delText>
-        </w:r>
-        <w:r>
-          <w:rPr>
-            <w:rFonts w:ascii="Arial" w:hAnsi="Arial" w:cs="Arial"/>
-            <w:sz w:val="20"/>
-            <w:szCs w:val="20"/>
-            <w:lang w:val="en-US"/>
-          </w:rPr>
-          <w:delText xml:space="preserve"> in. Het interview </w:delText>
-        </w:r>
-        <w:r>
-          <w:rPr>
-            <w:rFonts w:ascii="Arial" w:hAnsi="Arial" w:cs="Arial"/>
-            <w:sz w:val="20"/>
-            <w:szCs w:val="20"/>
-            <w:lang w:val="en-US"/>
-          </w:rPr>
-          <w:delText>kan</w:delText>
-        </w:r>
-        <w:r>
-          <w:rPr>
-            <w:rFonts w:ascii="Arial" w:hAnsi="Arial" w:cs="Arial"/>
-            <w:sz w:val="20"/>
-            <w:szCs w:val="20"/>
-            <w:lang w:val="en-US"/>
-          </w:rPr>
-          <w:delText xml:space="preserve"> </w:delText>
-        </w:r>
-        <w:r>
-          <w:rPr>
-            <w:rFonts w:ascii="Arial" w:hAnsi="Arial" w:cs="Arial"/>
-            <w:sz w:val="20"/>
-            <w:szCs w:val="20"/>
-            <w:lang w:val="en-US"/>
-          </w:rPr>
-          <w:delText>enige</w:delText>
-        </w:r>
-        <w:r>
-          <w:rPr>
-            <w:rFonts w:ascii="Arial" w:hAnsi="Arial" w:cs="Arial"/>
-            <w:sz w:val="20"/>
-            <w:szCs w:val="20"/>
-            <w:lang w:val="en-US"/>
-          </w:rPr>
-          <w:delText xml:space="preserve"> </w:delText>
-        </w:r>
-        <w:r>
-          <w:rPr>
-            <w:rFonts w:ascii="Arial" w:hAnsi="Arial" w:cs="Arial"/>
-            <w:sz w:val="20"/>
-            <w:szCs w:val="20"/>
-            <w:lang w:val="en-US"/>
-          </w:rPr>
-          <w:delText>tijd</w:delText>
-        </w:r>
-        <w:r>
-          <w:rPr>
-            <w:rFonts w:ascii="Arial" w:hAnsi="Arial" w:cs="Arial"/>
-            <w:sz w:val="20"/>
-            <w:szCs w:val="20"/>
-            <w:lang w:val="en-US"/>
-          </w:rPr>
-          <w:delText xml:space="preserve"> in </w:delText>
-        </w:r>
-        <w:r>
-          <w:rPr>
-            <w:rFonts w:ascii="Arial" w:hAnsi="Arial" w:cs="Arial"/>
-            <w:sz w:val="20"/>
-            <w:szCs w:val="20"/>
-            <w:lang w:val="en-US"/>
-          </w:rPr>
-          <w:delText>beslag</w:delText>
-        </w:r>
-        <w:r>
-          <w:rPr>
-            <w:rFonts w:ascii="Arial" w:hAnsi="Arial" w:cs="Arial"/>
-            <w:sz w:val="20"/>
-            <w:szCs w:val="20"/>
-            <w:lang w:val="en-US"/>
-          </w:rPr>
-          <w:delText xml:space="preserve"> </w:delText>
-        </w:r>
-        <w:r>
-          <w:rPr>
-            <w:rFonts w:ascii="Arial" w:hAnsi="Arial" w:cs="Arial"/>
-            <w:sz w:val="20"/>
-            <w:szCs w:val="20"/>
-            <w:lang w:val="en-US"/>
-          </w:rPr>
-          <w:delText>nemen</w:delText>
-        </w:r>
-        <w:r>
-          <w:rPr>
-            <w:rFonts w:ascii="Arial" w:hAnsi="Arial" w:cs="Arial"/>
-            <w:sz w:val="20"/>
-            <w:szCs w:val="20"/>
-            <w:lang w:val="en-US"/>
-          </w:rPr>
-          <w:delText xml:space="preserve"> en </w:delText>
-        </w:r>
-        <w:r>
-          <w:rPr>
-            <w:rFonts w:ascii="Arial" w:hAnsi="Arial" w:cs="Arial"/>
-            <w:sz w:val="20"/>
-            <w:szCs w:val="20"/>
-            <w:lang w:val="en-US"/>
-          </w:rPr>
-          <w:delText>kan</w:delText>
-        </w:r>
-        <w:r>
-          <w:rPr>
-            <w:rFonts w:ascii="Arial" w:hAnsi="Arial" w:cs="Arial"/>
-            <w:sz w:val="20"/>
-            <w:szCs w:val="20"/>
-            <w:lang w:val="en-US"/>
-          </w:rPr>
-          <w:delText xml:space="preserve"> </w:delText>
-        </w:r>
-        <w:r>
-          <w:rPr>
-            <w:rFonts w:ascii="Arial" w:hAnsi="Arial" w:cs="Arial"/>
-            <w:sz w:val="20"/>
-            <w:szCs w:val="20"/>
-            <w:lang w:val="en-US"/>
-          </w:rPr>
-          <w:delText>aanleiding</w:delText>
-        </w:r>
-        <w:r>
-          <w:rPr>
-            <w:rFonts w:ascii="Arial" w:hAnsi="Arial" w:cs="Arial"/>
-            <w:sz w:val="20"/>
-            <w:szCs w:val="20"/>
-            <w:lang w:val="en-US"/>
-          </w:rPr>
-          <w:delText xml:space="preserve"> </w:delText>
-        </w:r>
-        <w:r>
-          <w:rPr>
-            <w:rFonts w:ascii="Arial" w:hAnsi="Arial" w:cs="Arial"/>
-            <w:sz w:val="20"/>
-            <w:szCs w:val="20"/>
-            <w:lang w:val="en-US"/>
-          </w:rPr>
-          <w:delText>geven</w:delText>
-        </w:r>
-        <w:r>
-          <w:rPr>
-            <w:rFonts w:ascii="Arial" w:hAnsi="Arial" w:cs="Arial"/>
-            <w:sz w:val="20"/>
-            <w:szCs w:val="20"/>
-            <w:lang w:val="en-US"/>
-          </w:rPr>
-          <w:delText xml:space="preserve"> tot </w:delText>
-        </w:r>
-        <w:r>
-          <w:rPr>
-            <w:rFonts w:ascii="Arial" w:hAnsi="Arial" w:cs="Arial"/>
-            <w:sz w:val="20"/>
-            <w:szCs w:val="20"/>
-            <w:lang w:val="en-US"/>
-          </w:rPr>
-          <w:delText>reflectie</w:delText>
-        </w:r>
-        <w:r>
-          <w:rPr>
-            <w:rFonts w:ascii="Arial" w:hAnsi="Arial" w:cs="Arial"/>
-            <w:sz w:val="20"/>
-            <w:szCs w:val="20"/>
-            <w:lang w:val="en-US"/>
-          </w:rPr>
-          <w:delText xml:space="preserve"> over </w:delText>
-        </w:r>
-        <w:r>
-          <w:rPr>
-            <w:rFonts w:ascii="Arial" w:hAnsi="Arial" w:cs="Arial"/>
-            <w:sz w:val="20"/>
-            <w:szCs w:val="20"/>
-            <w:lang w:val="en-US"/>
-          </w:rPr>
-          <w:delText>uw</w:delText>
-        </w:r>
-        <w:r>
-          <w:rPr>
-            <w:rFonts w:ascii="Arial" w:hAnsi="Arial" w:cs="Arial"/>
-            <w:sz w:val="20"/>
-            <w:szCs w:val="20"/>
-            <w:lang w:val="en-US"/>
-          </w:rPr>
-          <w:delText xml:space="preserve"> </w:delText>
-        </w:r>
-        <w:r>
-          <w:rPr>
-            <w:rFonts w:ascii="Arial" w:hAnsi="Arial" w:cs="Arial"/>
-            <w:sz w:val="20"/>
-            <w:szCs w:val="20"/>
-            <w:lang w:val="en-US"/>
-          </w:rPr>
-          <w:delText>werkervaringen</w:delText>
-        </w:r>
-        <w:r>
-          <w:rPr>
-            <w:rFonts w:ascii="Arial" w:hAnsi="Arial" w:cs="Arial"/>
-            <w:sz w:val="20"/>
-            <w:szCs w:val="20"/>
-            <w:lang w:val="en-US"/>
-          </w:rPr>
-          <w:delText xml:space="preserve">. U bent </w:delText>
-        </w:r>
-        <w:r>
-          <w:rPr>
-            <w:rFonts w:ascii="Arial" w:hAnsi="Arial" w:cs="Arial"/>
-            <w:sz w:val="20"/>
-            <w:szCs w:val="20"/>
-            <w:lang w:val="en-US"/>
-          </w:rPr>
-          <w:delText>vrij</w:delText>
-        </w:r>
-        <w:r>
-          <w:rPr>
-            <w:rFonts w:ascii="Arial" w:hAnsi="Arial" w:cs="Arial"/>
-            <w:sz w:val="20"/>
-            <w:szCs w:val="20"/>
-            <w:lang w:val="en-US"/>
-          </w:rPr>
-          <w:delText xml:space="preserve"> om op elk moment </w:delText>
-        </w:r>
-        <w:r>
-          <w:rPr>
-            <w:rFonts w:ascii="Arial" w:hAnsi="Arial" w:cs="Arial"/>
-            <w:sz w:val="20"/>
-            <w:szCs w:val="20"/>
-            <w:lang w:val="en-US"/>
-          </w:rPr>
-          <w:delText>te</w:delText>
-        </w:r>
-        <w:r>
-          <w:rPr>
-            <w:rFonts w:ascii="Arial" w:hAnsi="Arial" w:cs="Arial"/>
-            <w:sz w:val="20"/>
-            <w:szCs w:val="20"/>
-            <w:lang w:val="en-US"/>
-          </w:rPr>
-          <w:delText xml:space="preserve"> </w:delText>
-        </w:r>
-        <w:r>
-          <w:rPr>
-            <w:rFonts w:ascii="Arial" w:hAnsi="Arial" w:cs="Arial"/>
-            <w:sz w:val="20"/>
-            <w:szCs w:val="20"/>
-            <w:lang w:val="en-US"/>
-          </w:rPr>
-          <w:delText>pauzeren</w:delText>
-        </w:r>
-        <w:r>
-          <w:rPr>
-            <w:rFonts w:ascii="Arial" w:hAnsi="Arial" w:cs="Arial"/>
-            <w:sz w:val="20"/>
-            <w:szCs w:val="20"/>
-            <w:lang w:val="en-US"/>
-          </w:rPr>
-          <w:delText xml:space="preserve"> of </w:delText>
-        </w:r>
-        <w:r>
-          <w:rPr>
-            <w:rFonts w:ascii="Arial" w:hAnsi="Arial" w:cs="Arial"/>
-            <w:sz w:val="20"/>
-            <w:szCs w:val="20"/>
-            <w:lang w:val="en-US"/>
-          </w:rPr>
-          <w:delText>te</w:delText>
-        </w:r>
-        <w:r>
-          <w:rPr>
-            <w:rFonts w:ascii="Arial" w:hAnsi="Arial" w:cs="Arial"/>
-            <w:sz w:val="20"/>
-            <w:szCs w:val="20"/>
-            <w:lang w:val="en-US"/>
-          </w:rPr>
-          <w:delText xml:space="preserve"> </w:delText>
-        </w:r>
-        <w:r>
-          <w:rPr>
-            <w:rFonts w:ascii="Arial" w:hAnsi="Arial" w:cs="Arial"/>
-            <w:sz w:val="20"/>
-            <w:szCs w:val="20"/>
-            <w:lang w:val="en-US"/>
-          </w:rPr>
-          <w:delText>stoppen</w:delText>
-        </w:r>
-        <w:r>
-          <w:rPr>
-            <w:rFonts w:ascii="Arial" w:hAnsi="Arial" w:cs="Arial"/>
-            <w:sz w:val="20"/>
-            <w:szCs w:val="20"/>
-            <w:lang w:val="en-US"/>
-          </w:rPr>
-          <w:delText>.</w:delText>
-        </w:r>
-      </w:del>
-      <w:ins w:author="Janou De Buyser" w:date="2026-07-22T09:06:18.096Z" w16du:dateUtc="2026-07-22T09:06:18.096Z" w:id="12682219">
-        <w:r>
-          <w:rPr>
-            <w:rFonts w:ascii="Arial" w:hAnsi="Arial" w:cs="Arial"/>
-            <w:sz w:val="20"/>
-            <w:szCs w:val="20"/>
-            <w:lang w:val="en-US"/>
-          </w:rPr>
-          <w:t xml:space="preserve">De deelname aan </w:t>
-        </w:r>
-        <w:r>
-          <w:rPr>
-            <w:rFonts w:ascii="Arial" w:hAnsi="Arial" w:cs="Arial"/>
-            <w:sz w:val="20"/>
-            <w:szCs w:val="20"/>
-            <w:lang w:val="en-US"/>
-          </w:rPr>
-          <w:t>dit</w:t>
-        </w:r>
-        <w:r>
-          <w:rPr>
-            <w:rFonts w:ascii="Arial" w:hAnsi="Arial" w:cs="Arial"/>
-            <w:sz w:val="20"/>
-            <w:szCs w:val="20"/>
-            <w:lang w:val="en-US"/>
-          </w:rPr>
-          <w:t xml:space="preserve"> </w:t>
-        </w:r>
-        <w:r>
-          <w:rPr>
-            <w:rFonts w:ascii="Arial" w:hAnsi="Arial" w:cs="Arial"/>
-            <w:sz w:val="20"/>
-            <w:szCs w:val="20"/>
-            <w:lang w:val="en-US"/>
-          </w:rPr>
-          <w:t>onderdeel</w:t>
-        </w:r>
-        <w:r>
-          <w:rPr>
-            <w:rFonts w:ascii="Arial" w:hAnsi="Arial" w:cs="Arial"/>
-            <w:sz w:val="20"/>
-            <w:szCs w:val="20"/>
-            <w:lang w:val="en-US"/>
-          </w:rPr>
-          <w:t xml:space="preserve"> van de </w:t>
-        </w:r>
-        <w:r>
-          <w:rPr>
-            <w:rFonts w:ascii="Arial" w:hAnsi="Arial" w:cs="Arial"/>
-            <w:sz w:val="20"/>
-            <w:szCs w:val="20"/>
-            <w:lang w:val="en-US"/>
-          </w:rPr>
-          <w:t>studie</w:t>
-        </w:r>
-        <w:r>
-          <w:rPr>
-            <w:rFonts w:ascii="Arial" w:hAnsi="Arial" w:cs="Arial"/>
-            <w:sz w:val="20"/>
-            <w:szCs w:val="20"/>
-            <w:lang w:val="en-US"/>
-          </w:rPr>
-          <w:t xml:space="preserve"> </w:t>
-        </w:r>
-        <w:r>
-          <w:rPr>
-            <w:rFonts w:ascii="Arial" w:hAnsi="Arial" w:cs="Arial"/>
-            <w:sz w:val="20"/>
-            <w:szCs w:val="20"/>
-            <w:lang w:val="en-US"/>
-          </w:rPr>
-          <w:t>houdt</w:t>
-        </w:r>
-        <w:r>
-          <w:rPr>
-            <w:rFonts w:ascii="Arial" w:hAnsi="Arial" w:cs="Arial"/>
-            <w:sz w:val="20"/>
-            <w:szCs w:val="20"/>
-            <w:lang w:val="en-US"/>
-          </w:rPr>
-          <w:t xml:space="preserve"> </w:t>
-        </w:r>
-        <w:r>
-          <w:rPr>
-            <w:rFonts w:ascii="Arial" w:hAnsi="Arial" w:cs="Arial"/>
-            <w:sz w:val="20"/>
-            <w:szCs w:val="20"/>
-            <w:lang w:val="en-US"/>
-          </w:rPr>
-          <w:t>zeer</w:t>
-        </w:r>
-        <w:r>
-          <w:rPr>
-            <w:rFonts w:ascii="Arial" w:hAnsi="Arial" w:cs="Arial"/>
-            <w:sz w:val="20"/>
-            <w:szCs w:val="20"/>
-            <w:lang w:val="en-US"/>
-          </w:rPr>
-          <w:t xml:space="preserve"> </w:t>
-        </w:r>
-        <w:r>
-          <w:rPr>
-            <w:rFonts w:ascii="Arial" w:hAnsi="Arial" w:cs="Arial"/>
-            <w:sz w:val="20"/>
-            <w:szCs w:val="20"/>
-            <w:lang w:val="en-US"/>
-          </w:rPr>
-          <w:t>beperkte</w:t>
-        </w:r>
-        <w:r>
-          <w:rPr>
-            <w:rFonts w:ascii="Arial" w:hAnsi="Arial" w:cs="Arial"/>
-            <w:sz w:val="20"/>
-            <w:szCs w:val="20"/>
-            <w:lang w:val="en-US"/>
-          </w:rPr>
-          <w:t xml:space="preserve"> </w:t>
-        </w:r>
-        <w:r>
-          <w:rPr>
-            <w:rFonts w:ascii="Arial" w:hAnsi="Arial" w:cs="Arial"/>
-            <w:sz w:val="20"/>
-            <w:szCs w:val="20"/>
-            <w:lang w:val="en-US"/>
-          </w:rPr>
-          <w:t>risico’s</w:t>
-        </w:r>
-        <w:r>
-          <w:rPr>
-            <w:rFonts w:ascii="Arial" w:hAnsi="Arial" w:cs="Arial"/>
-            <w:sz w:val="20"/>
-            <w:szCs w:val="20"/>
-            <w:lang w:val="en-US"/>
-          </w:rPr>
-          <w:t xml:space="preserve"> in. Het interview </w:t>
-        </w:r>
-        <w:r>
-          <w:rPr>
-            <w:rFonts w:ascii="Arial" w:hAnsi="Arial" w:cs="Arial"/>
-            <w:sz w:val="20"/>
-            <w:szCs w:val="20"/>
-            <w:lang w:val="en-US"/>
-          </w:rPr>
-          <w:t>kan</w:t>
-        </w:r>
-        <w:r>
-          <w:rPr>
-            <w:rFonts w:ascii="Arial" w:hAnsi="Arial" w:cs="Arial"/>
-            <w:sz w:val="20"/>
-            <w:szCs w:val="20"/>
-            <w:lang w:val="en-US"/>
-          </w:rPr>
-          <w:t xml:space="preserve"> </w:t>
-        </w:r>
-        <w:r>
-          <w:rPr>
-            <w:rFonts w:ascii="Arial" w:hAnsi="Arial" w:cs="Arial"/>
-            <w:sz w:val="20"/>
-            <w:szCs w:val="20"/>
-            <w:lang w:val="en-US"/>
-          </w:rPr>
-          <w:t>enige</w:t>
-        </w:r>
-        <w:r>
-          <w:rPr>
-            <w:rFonts w:ascii="Arial" w:hAnsi="Arial" w:cs="Arial"/>
-            <w:sz w:val="20"/>
-            <w:szCs w:val="20"/>
-            <w:lang w:val="en-US"/>
-          </w:rPr>
-          <w:t xml:space="preserve"> </w:t>
-        </w:r>
-        <w:r>
-          <w:rPr>
-            <w:rFonts w:ascii="Arial" w:hAnsi="Arial" w:cs="Arial"/>
-            <w:sz w:val="20"/>
-            <w:szCs w:val="20"/>
-            <w:lang w:val="en-US"/>
-          </w:rPr>
-          <w:t>tijd</w:t>
-        </w:r>
-        <w:r>
-          <w:rPr>
-            <w:rFonts w:ascii="Arial" w:hAnsi="Arial" w:cs="Arial"/>
-            <w:sz w:val="20"/>
-            <w:szCs w:val="20"/>
-            <w:lang w:val="en-US"/>
-          </w:rPr>
-          <w:t xml:space="preserve"> in </w:t>
-        </w:r>
-        <w:r>
-          <w:rPr>
-            <w:rFonts w:ascii="Arial" w:hAnsi="Arial" w:cs="Arial"/>
-            <w:sz w:val="20"/>
-            <w:szCs w:val="20"/>
-            <w:lang w:val="en-US"/>
-          </w:rPr>
-          <w:t>beslag</w:t>
-        </w:r>
-        <w:r>
-          <w:rPr>
-            <w:rFonts w:ascii="Arial" w:hAnsi="Arial" w:cs="Arial"/>
-            <w:sz w:val="20"/>
-            <w:szCs w:val="20"/>
-            <w:lang w:val="en-US"/>
-          </w:rPr>
-          <w:t xml:space="preserve"> </w:t>
-        </w:r>
-        <w:r>
-          <w:rPr>
-            <w:rFonts w:ascii="Arial" w:hAnsi="Arial" w:cs="Arial"/>
-            <w:sz w:val="20"/>
-            <w:szCs w:val="20"/>
-            <w:lang w:val="en-US"/>
-          </w:rPr>
-          <w:t>nemen</w:t>
-        </w:r>
-        <w:r>
-          <w:rPr>
-            <w:rFonts w:ascii="Arial" w:hAnsi="Arial" w:cs="Arial"/>
-            <w:sz w:val="20"/>
-            <w:szCs w:val="20"/>
-            <w:lang w:val="en-US"/>
-          </w:rPr>
-          <w:t xml:space="preserve"> en </w:t>
-        </w:r>
-        <w:r>
-          <w:rPr>
-            <w:rFonts w:ascii="Arial" w:hAnsi="Arial" w:cs="Arial"/>
-            <w:sz w:val="20"/>
-            <w:szCs w:val="20"/>
-            <w:lang w:val="en-US"/>
-          </w:rPr>
-          <w:t>kan</w:t>
-        </w:r>
-        <w:r>
-          <w:rPr>
-            <w:rFonts w:ascii="Arial" w:hAnsi="Arial" w:cs="Arial"/>
-            <w:sz w:val="20"/>
-            <w:szCs w:val="20"/>
-            <w:lang w:val="en-US"/>
-          </w:rPr>
-          <w:t xml:space="preserve"> </w:t>
-        </w:r>
-        <w:r>
-          <w:rPr>
-            <w:rFonts w:ascii="Arial" w:hAnsi="Arial" w:cs="Arial"/>
-            <w:sz w:val="20"/>
-            <w:szCs w:val="20"/>
-            <w:lang w:val="en-US"/>
-          </w:rPr>
-          <w:t>aanleiding</w:t>
-        </w:r>
-        <w:r>
-          <w:rPr>
-            <w:rFonts w:ascii="Arial" w:hAnsi="Arial" w:cs="Arial"/>
-            <w:sz w:val="20"/>
-            <w:szCs w:val="20"/>
-            <w:lang w:val="en-US"/>
-          </w:rPr>
-          <w:t xml:space="preserve"> </w:t>
-        </w:r>
-        <w:r>
-          <w:rPr>
-            <w:rFonts w:ascii="Arial" w:hAnsi="Arial" w:cs="Arial"/>
-            <w:sz w:val="20"/>
-            <w:szCs w:val="20"/>
-            <w:lang w:val="en-US"/>
-          </w:rPr>
-          <w:t>geven</w:t>
-        </w:r>
-        <w:r>
-          <w:rPr>
-            <w:rFonts w:ascii="Arial" w:hAnsi="Arial" w:cs="Arial"/>
-            <w:sz w:val="20"/>
-            <w:szCs w:val="20"/>
-            <w:lang w:val="en-US"/>
-          </w:rPr>
-          <w:t xml:space="preserve"> tot </w:t>
-        </w:r>
-        <w:r>
-          <w:rPr>
-            <w:rFonts w:ascii="Arial" w:hAnsi="Arial" w:cs="Arial"/>
-            <w:sz w:val="20"/>
-            <w:szCs w:val="20"/>
-            <w:lang w:val="en-US"/>
-          </w:rPr>
-          <w:t>reflectie</w:t>
-        </w:r>
-        <w:r>
-          <w:rPr>
-            <w:rFonts w:ascii="Arial" w:hAnsi="Arial" w:cs="Arial"/>
-            <w:sz w:val="20"/>
-            <w:szCs w:val="20"/>
-            <w:lang w:val="en-US"/>
-          </w:rPr>
-          <w:t xml:space="preserve"> over </w:t>
-        </w:r>
-        <w:r>
-          <w:rPr>
-            <w:rFonts w:ascii="Arial" w:hAnsi="Arial" w:cs="Arial"/>
-            <w:sz w:val="20"/>
-            <w:szCs w:val="20"/>
-            <w:lang w:val="en-US"/>
-          </w:rPr>
-          <w:t>uw</w:t>
-        </w:r>
-        <w:r>
-          <w:rPr>
-            <w:rFonts w:ascii="Arial" w:hAnsi="Arial" w:cs="Arial"/>
-            <w:sz w:val="20"/>
-            <w:szCs w:val="20"/>
-            <w:lang w:val="en-US"/>
-          </w:rPr>
-          <w:t xml:space="preserve"> </w:t>
-        </w:r>
-        <w:r>
-          <w:rPr>
-            <w:rFonts w:ascii="Arial" w:hAnsi="Arial" w:cs="Arial"/>
-            <w:sz w:val="20"/>
-            <w:szCs w:val="20"/>
-            <w:lang w:val="en-US"/>
-          </w:rPr>
-          <w:t>ervaringen</w:t>
-        </w:r>
-        <w:r>
-          <w:rPr>
-            <w:rFonts w:ascii="Arial" w:hAnsi="Arial" w:cs="Arial"/>
-            <w:sz w:val="20"/>
-            <w:szCs w:val="20"/>
-            <w:lang w:val="en-US"/>
-          </w:rPr>
-          <w:t xml:space="preserve">. U bent </w:t>
-        </w:r>
-        <w:r>
-          <w:rPr>
-            <w:rFonts w:ascii="Arial" w:hAnsi="Arial" w:cs="Arial"/>
-            <w:sz w:val="20"/>
-            <w:szCs w:val="20"/>
-            <w:lang w:val="en-US"/>
-          </w:rPr>
-          <w:t>vrij</w:t>
-        </w:r>
-        <w:r>
-          <w:rPr>
-            <w:rFonts w:ascii="Arial" w:hAnsi="Arial" w:cs="Arial"/>
-            <w:sz w:val="20"/>
-            <w:szCs w:val="20"/>
-            <w:lang w:val="en-US"/>
-          </w:rPr>
-          <w:t xml:space="preserve"> om op elk moment </w:t>
-        </w:r>
-        <w:r>
-          <w:rPr>
-            <w:rFonts w:ascii="Arial" w:hAnsi="Arial" w:cs="Arial"/>
-            <w:sz w:val="20"/>
-            <w:szCs w:val="20"/>
-            <w:lang w:val="en-US"/>
-          </w:rPr>
-          <w:t>een</w:t>
-        </w:r>
-        <w:r>
-          <w:rPr>
-            <w:rFonts w:ascii="Arial" w:hAnsi="Arial" w:cs="Arial"/>
-            <w:sz w:val="20"/>
-            <w:szCs w:val="20"/>
-            <w:lang w:val="en-US"/>
-          </w:rPr>
-          <w:t xml:space="preserve"> </w:t>
-        </w:r>
-        <w:r>
-          <w:rPr>
-            <w:rFonts w:ascii="Arial" w:hAnsi="Arial" w:cs="Arial"/>
-            <w:sz w:val="20"/>
-            <w:szCs w:val="20"/>
-            <w:lang w:val="en-US"/>
-          </w:rPr>
-          <w:t>pauze</w:t>
-        </w:r>
-        <w:r>
-          <w:rPr>
-            <w:rFonts w:ascii="Arial" w:hAnsi="Arial" w:cs="Arial"/>
-            <w:sz w:val="20"/>
-            <w:szCs w:val="20"/>
-            <w:lang w:val="en-US"/>
-          </w:rPr>
-          <w:t xml:space="preserve"> in </w:t>
-        </w:r>
-        <w:r>
-          <w:rPr>
-            <w:rFonts w:ascii="Arial" w:hAnsi="Arial" w:cs="Arial"/>
-            <w:sz w:val="20"/>
-            <w:szCs w:val="20"/>
-            <w:lang w:val="en-US"/>
-          </w:rPr>
-          <w:t>te</w:t>
-        </w:r>
-        <w:r>
-          <w:rPr>
-            <w:rFonts w:ascii="Arial" w:hAnsi="Arial" w:cs="Arial"/>
-            <w:sz w:val="20"/>
-            <w:szCs w:val="20"/>
-            <w:lang w:val="en-US"/>
-          </w:rPr>
-          <w:t xml:space="preserve"> </w:t>
-        </w:r>
-        <w:r>
-          <w:rPr>
-            <w:rFonts w:ascii="Arial" w:hAnsi="Arial" w:cs="Arial"/>
-            <w:sz w:val="20"/>
-            <w:szCs w:val="20"/>
-            <w:lang w:val="en-US"/>
-          </w:rPr>
-          <w:t>lassen</w:t>
-        </w:r>
-        <w:r>
-          <w:rPr>
-            <w:rFonts w:ascii="Arial" w:hAnsi="Arial" w:cs="Arial"/>
-            <w:sz w:val="20"/>
-            <w:szCs w:val="20"/>
-            <w:lang w:val="en-US"/>
-          </w:rPr>
-          <w:t xml:space="preserve"> of het interview stop </w:t>
-        </w:r>
-        <w:r>
-          <w:rPr>
-            <w:rFonts w:ascii="Arial" w:hAnsi="Arial" w:cs="Arial"/>
-            <w:sz w:val="20"/>
-            <w:szCs w:val="20"/>
-            <w:lang w:val="en-US"/>
-          </w:rPr>
-          <w:t>te</w:t>
-        </w:r>
-        <w:r>
-          <w:rPr>
-            <w:rFonts w:ascii="Arial" w:hAnsi="Arial" w:cs="Arial"/>
-            <w:sz w:val="20"/>
-            <w:szCs w:val="20"/>
-            <w:lang w:val="en-US"/>
-          </w:rPr>
-          <w:t xml:space="preserve"> </w:t>
-        </w:r>
-        <w:r>
-          <w:rPr>
-            <w:rFonts w:ascii="Arial" w:hAnsi="Arial" w:cs="Arial"/>
-            <w:sz w:val="20"/>
-            <w:szCs w:val="20"/>
-            <w:lang w:val="en-US"/>
-          </w:rPr>
-          <w:t>zetten</w:t>
-        </w:r>
-        <w:r>
-          <w:rPr>
-            <w:rFonts w:ascii="Arial" w:hAnsi="Arial" w:cs="Arial"/>
-            <w:sz w:val="20"/>
-            <w:szCs w:val="20"/>
-            <w:lang w:val="en-US"/>
-          </w:rPr>
-          <w:t xml:space="preserve">, </w:t>
-        </w:r>
-        <w:r>
-          <w:rPr>
-            <w:rFonts w:ascii="Arial" w:hAnsi="Arial" w:cs="Arial"/>
-            <w:sz w:val="20"/>
-            <w:szCs w:val="20"/>
-            <w:lang w:val="en-US"/>
-          </w:rPr>
-          <w:t>zonder</w:t>
-        </w:r>
-        <w:r>
-          <w:rPr>
-            <w:rFonts w:ascii="Arial" w:hAnsi="Arial" w:cs="Arial"/>
-            <w:sz w:val="20"/>
-            <w:szCs w:val="20"/>
-            <w:lang w:val="en-US"/>
-          </w:rPr>
-          <w:t xml:space="preserve"> dat </w:t>
-        </w:r>
-        <w:r>
-          <w:rPr>
-            <w:rFonts w:ascii="Arial" w:hAnsi="Arial" w:cs="Arial"/>
-            <w:sz w:val="20"/>
-            <w:szCs w:val="20"/>
-            <w:lang w:val="en-US"/>
-          </w:rPr>
-          <w:t>dit</w:t>
-        </w:r>
-        <w:r>
-          <w:rPr>
-            <w:rFonts w:ascii="Arial" w:hAnsi="Arial" w:cs="Arial"/>
-            <w:sz w:val="20"/>
-            <w:szCs w:val="20"/>
-            <w:lang w:val="en-US"/>
-          </w:rPr>
-          <w:t xml:space="preserve"> </w:t>
-        </w:r>
-        <w:r>
-          <w:rPr>
-            <w:rFonts w:ascii="Arial" w:hAnsi="Arial" w:cs="Arial"/>
-            <w:sz w:val="20"/>
-            <w:szCs w:val="20"/>
-            <w:lang w:val="en-US"/>
-          </w:rPr>
-          <w:t>gevolgen</w:t>
-        </w:r>
-        <w:r>
-          <w:rPr>
-            <w:rFonts w:ascii="Arial" w:hAnsi="Arial" w:cs="Arial"/>
-            <w:sz w:val="20"/>
-            <w:szCs w:val="20"/>
-            <w:lang w:val="en-US"/>
-          </w:rPr>
-          <w:t xml:space="preserve"> </w:t>
-        </w:r>
-        <w:r>
-          <w:rPr>
-            <w:rFonts w:ascii="Arial" w:hAnsi="Arial" w:cs="Arial"/>
-            <w:sz w:val="20"/>
-            <w:szCs w:val="20"/>
-            <w:lang w:val="en-US"/>
-          </w:rPr>
-          <w:t>heeft</w:t>
-        </w:r>
-        <w:r>
-          <w:rPr>
-            <w:rFonts w:ascii="Arial" w:hAnsi="Arial" w:cs="Arial"/>
-            <w:sz w:val="20"/>
-            <w:szCs w:val="20"/>
-            <w:lang w:val="en-US"/>
-          </w:rPr>
-          <w:t xml:space="preserve"> voor </w:t>
-        </w:r>
-        <w:r>
-          <w:rPr>
-            <w:rFonts w:ascii="Arial" w:hAnsi="Arial" w:cs="Arial"/>
-            <w:sz w:val="20"/>
-            <w:szCs w:val="20"/>
-            <w:lang w:val="en-US"/>
-          </w:rPr>
-          <w:t>uw</w:t>
-        </w:r>
-        <w:r>
-          <w:rPr>
-            <w:rFonts w:ascii="Arial" w:hAnsi="Arial" w:cs="Arial"/>
-            <w:sz w:val="20"/>
-            <w:szCs w:val="20"/>
-            <w:lang w:val="en-US"/>
-          </w:rPr>
-          <w:t xml:space="preserve"> </w:t>
-        </w:r>
-        <w:r>
-          <w:rPr>
-            <w:rFonts w:ascii="Arial" w:hAnsi="Arial" w:cs="Arial"/>
-            <w:sz w:val="20"/>
-            <w:szCs w:val="20"/>
-            <w:lang w:val="en-US"/>
-          </w:rPr>
-          <w:t>verdere</w:t>
-        </w:r>
-        <w:r>
-          <w:rPr>
-            <w:rFonts w:ascii="Arial" w:hAnsi="Arial" w:cs="Arial"/>
-            <w:sz w:val="20"/>
-            <w:szCs w:val="20"/>
-            <w:lang w:val="en-US"/>
-          </w:rPr>
-          <w:t xml:space="preserve"> deelname aan de </w:t>
-        </w:r>
-        <w:r>
-          <w:rPr>
-            <w:rFonts w:ascii="Arial" w:hAnsi="Arial" w:cs="Arial"/>
-            <w:sz w:val="20"/>
-            <w:szCs w:val="20"/>
-            <w:lang w:val="en-US"/>
-          </w:rPr>
-          <w:t>studie</w:t>
-        </w:r>
-        <w:r>
-          <w:rPr>
-            <w:rFonts w:ascii="Arial" w:hAnsi="Arial" w:cs="Arial"/>
-            <w:sz w:val="20"/>
-            <w:szCs w:val="20"/>
-            <w:lang w:val="en-US"/>
-          </w:rPr>
-          <w:t>.</w:t>
-        </w:r>
-      </w:ins>
+        <w:rPr/>
+      </w:pPr>
+      <w:r>
+        <w:rPr>
+          <w:rFonts w:ascii="Arial" w:hAnsi="Arial" w:cs="Arial"/>
+          <w:sz w:val="20"/>
+          <w:szCs w:val="20"/>
+          <w:lang w:val="en-US"/>
+        </w:rPr>
+        <w:t xml:space="preserve">De deelname aan </w:t>
+      </w:r>
+      <w:r>
+        <w:rPr>
+          <w:rFonts w:ascii="Arial" w:hAnsi="Arial" w:cs="Arial"/>
+          <w:sz w:val="20"/>
+          <w:szCs w:val="20"/>
+          <w:lang w:val="en-US"/>
+        </w:rPr>
+        <w:t>dit</w:t>
+      </w:r>
+      <w:r>
+        <w:rPr>
+          <w:rFonts w:ascii="Arial" w:hAnsi="Arial" w:cs="Arial"/>
+          <w:sz w:val="20"/>
+          <w:szCs w:val="20"/>
+          <w:lang w:val="en-US"/>
+        </w:rPr>
+        <w:t xml:space="preserve"> </w:t>
+      </w:r>
+      <w:r>
+        <w:rPr>
+          <w:rFonts w:ascii="Arial" w:hAnsi="Arial" w:cs="Arial"/>
+          <w:sz w:val="20"/>
+          <w:szCs w:val="20"/>
+          <w:lang w:val="en-US"/>
+        </w:rPr>
+        <w:t>onderdeel</w:t>
+      </w:r>
+      <w:r>
+        <w:rPr>
+          <w:rFonts w:ascii="Arial" w:hAnsi="Arial" w:cs="Arial"/>
+          <w:sz w:val="20"/>
+          <w:szCs w:val="20"/>
+          <w:lang w:val="en-US"/>
+        </w:rPr>
+        <w:t xml:space="preserve"> van de </w:t>
+      </w:r>
+      <w:r>
+        <w:rPr>
+          <w:rFonts w:ascii="Arial" w:hAnsi="Arial" w:cs="Arial"/>
+          <w:sz w:val="20"/>
+          <w:szCs w:val="20"/>
+          <w:lang w:val="en-US"/>
+        </w:rPr>
+        <w:t>studie</w:t>
+      </w:r>
+      <w:r>
+        <w:rPr>
+          <w:rFonts w:ascii="Arial" w:hAnsi="Arial" w:cs="Arial"/>
+          <w:sz w:val="20"/>
+          <w:szCs w:val="20"/>
+          <w:lang w:val="en-US"/>
+        </w:rPr>
+        <w:t xml:space="preserve"> </w:t>
+      </w:r>
+      <w:r>
+        <w:rPr>
+          <w:rFonts w:ascii="Arial" w:hAnsi="Arial" w:cs="Arial"/>
+          <w:sz w:val="20"/>
+          <w:szCs w:val="20"/>
+          <w:lang w:val="en-US"/>
+        </w:rPr>
+        <w:t>houdt</w:t>
+      </w:r>
+      <w:r>
+        <w:rPr>
+          <w:rFonts w:ascii="Arial" w:hAnsi="Arial" w:cs="Arial"/>
+          <w:sz w:val="20"/>
+          <w:szCs w:val="20"/>
+          <w:lang w:val="en-US"/>
+        </w:rPr>
+        <w:t xml:space="preserve"> </w:t>
+      </w:r>
+      <w:r>
+        <w:rPr>
+          <w:rFonts w:ascii="Arial" w:hAnsi="Arial" w:cs="Arial"/>
+          <w:sz w:val="20"/>
+          <w:szCs w:val="20"/>
+          <w:lang w:val="en-US"/>
+        </w:rPr>
+        <w:t>zeer</w:t>
+      </w:r>
+      <w:r>
+        <w:rPr>
+          <w:rFonts w:ascii="Arial" w:hAnsi="Arial" w:cs="Arial"/>
+          <w:sz w:val="20"/>
+          <w:szCs w:val="20"/>
+          <w:lang w:val="en-US"/>
+        </w:rPr>
+        <w:t xml:space="preserve"> </w:t>
+      </w:r>
+      <w:r>
+        <w:rPr>
+          <w:rFonts w:ascii="Arial" w:hAnsi="Arial" w:cs="Arial"/>
+          <w:sz w:val="20"/>
+          <w:szCs w:val="20"/>
+          <w:lang w:val="en-US"/>
+        </w:rPr>
+        <w:t>beperkte</w:t>
+      </w:r>
+      <w:r>
+        <w:rPr>
+          <w:rFonts w:ascii="Arial" w:hAnsi="Arial" w:cs="Arial"/>
+          <w:sz w:val="20"/>
+          <w:szCs w:val="20"/>
+          <w:lang w:val="en-US"/>
+        </w:rPr>
+        <w:t xml:space="preserve"> </w:t>
+      </w:r>
+      <w:r>
+        <w:rPr>
+          <w:rFonts w:ascii="Arial" w:hAnsi="Arial" w:cs="Arial"/>
+          <w:sz w:val="20"/>
+          <w:szCs w:val="20"/>
+          <w:lang w:val="en-US"/>
+        </w:rPr>
+        <w:t>risico’s</w:t>
+      </w:r>
+      <w:r>
+        <w:rPr>
+          <w:rFonts w:ascii="Arial" w:hAnsi="Arial" w:cs="Arial"/>
+          <w:sz w:val="20"/>
+          <w:szCs w:val="20"/>
+          <w:lang w:val="en-US"/>
+        </w:rPr>
+        <w:t xml:space="preserve"> in. Het interview </w:t>
+      </w:r>
+      <w:r>
+        <w:rPr>
+          <w:rFonts w:ascii="Arial" w:hAnsi="Arial" w:cs="Arial"/>
+          <w:sz w:val="20"/>
+          <w:szCs w:val="20"/>
+          <w:lang w:val="en-US"/>
+        </w:rPr>
+        <w:t>kan</w:t>
+      </w:r>
+      <w:r>
+        <w:rPr>
+          <w:rFonts w:ascii="Arial" w:hAnsi="Arial" w:cs="Arial"/>
+          <w:sz w:val="20"/>
+          <w:szCs w:val="20"/>
+          <w:lang w:val="en-US"/>
+        </w:rPr>
+        <w:t xml:space="preserve"> </w:t>
+      </w:r>
+      <w:r>
+        <w:rPr>
+          <w:rFonts w:ascii="Arial" w:hAnsi="Arial" w:cs="Arial"/>
+          <w:sz w:val="20"/>
+          <w:szCs w:val="20"/>
+          <w:lang w:val="en-US"/>
+        </w:rPr>
+        <w:t>enige</w:t>
+      </w:r>
+      <w:r>
+        <w:rPr>
+          <w:rFonts w:ascii="Arial" w:hAnsi="Arial" w:cs="Arial"/>
+          <w:sz w:val="20"/>
+          <w:szCs w:val="20"/>
+          <w:lang w:val="en-US"/>
+        </w:rPr>
+        <w:t xml:space="preserve"> </w:t>
+      </w:r>
+      <w:r>
+        <w:rPr>
+          <w:rFonts w:ascii="Arial" w:hAnsi="Arial" w:cs="Arial"/>
+          <w:sz w:val="20"/>
+          <w:szCs w:val="20"/>
+          <w:lang w:val="en-US"/>
+        </w:rPr>
+        <w:t>tijd</w:t>
+      </w:r>
+      <w:r>
+        <w:rPr>
+          <w:rFonts w:ascii="Arial" w:hAnsi="Arial" w:cs="Arial"/>
+          <w:sz w:val="20"/>
+          <w:szCs w:val="20"/>
+          <w:lang w:val="en-US"/>
+        </w:rPr>
+        <w:t xml:space="preserve"> in </w:t>
+      </w:r>
+      <w:r>
+        <w:rPr>
+          <w:rFonts w:ascii="Arial" w:hAnsi="Arial" w:cs="Arial"/>
+          <w:sz w:val="20"/>
+          <w:szCs w:val="20"/>
+          <w:lang w:val="en-US"/>
+        </w:rPr>
+        <w:t>beslag</w:t>
+      </w:r>
+      <w:r>
+        <w:rPr>
+          <w:rFonts w:ascii="Arial" w:hAnsi="Arial" w:cs="Arial"/>
+          <w:sz w:val="20"/>
+          <w:szCs w:val="20"/>
+          <w:lang w:val="en-US"/>
+        </w:rPr>
+        <w:t xml:space="preserve"> </w:t>
+      </w:r>
+      <w:r>
+        <w:rPr>
+          <w:rFonts w:ascii="Arial" w:hAnsi="Arial" w:cs="Arial"/>
+          <w:sz w:val="20"/>
+          <w:szCs w:val="20"/>
+          <w:lang w:val="en-US"/>
+        </w:rPr>
+        <w:t>nemen</w:t>
+      </w:r>
+      <w:r>
+        <w:rPr>
+          <w:rFonts w:ascii="Arial" w:hAnsi="Arial" w:cs="Arial"/>
+          <w:sz w:val="20"/>
+          <w:szCs w:val="20"/>
+          <w:lang w:val="en-US"/>
+        </w:rPr>
+        <w:t xml:space="preserve"> en </w:t>
+      </w:r>
+      <w:r>
+        <w:rPr>
+          <w:rFonts w:ascii="Arial" w:hAnsi="Arial" w:cs="Arial"/>
+          <w:sz w:val="20"/>
+          <w:szCs w:val="20"/>
+          <w:lang w:val="en-US"/>
+        </w:rPr>
+        <w:t>kan</w:t>
+      </w:r>
+      <w:r>
+        <w:rPr>
+          <w:rFonts w:ascii="Arial" w:hAnsi="Arial" w:cs="Arial"/>
+          <w:sz w:val="20"/>
+          <w:szCs w:val="20"/>
+          <w:lang w:val="en-US"/>
+        </w:rPr>
+        <w:t xml:space="preserve"> </w:t>
+      </w:r>
+      <w:r>
+        <w:rPr>
+          <w:rFonts w:ascii="Arial" w:hAnsi="Arial" w:cs="Arial"/>
+          <w:sz w:val="20"/>
+          <w:szCs w:val="20"/>
+          <w:lang w:val="en-US"/>
+        </w:rPr>
+        <w:t>aanleiding</w:t>
+      </w:r>
+      <w:r>
+        <w:rPr>
+          <w:rFonts w:ascii="Arial" w:hAnsi="Arial" w:cs="Arial"/>
+          <w:sz w:val="20"/>
+          <w:szCs w:val="20"/>
+          <w:lang w:val="en-US"/>
+        </w:rPr>
+        <w:t xml:space="preserve"> </w:t>
+      </w:r>
+      <w:r>
+        <w:rPr>
+          <w:rFonts w:ascii="Arial" w:hAnsi="Arial" w:cs="Arial"/>
+          <w:sz w:val="20"/>
+          <w:szCs w:val="20"/>
+          <w:lang w:val="en-US"/>
+        </w:rPr>
+        <w:t>geven</w:t>
+      </w:r>
+      <w:r>
+        <w:rPr>
+          <w:rFonts w:ascii="Arial" w:hAnsi="Arial" w:cs="Arial"/>
+          <w:sz w:val="20"/>
+          <w:szCs w:val="20"/>
+          <w:lang w:val="en-US"/>
+        </w:rPr>
+        <w:t xml:space="preserve"> tot </w:t>
+      </w:r>
+      <w:r>
+        <w:rPr>
+          <w:rFonts w:ascii="Arial" w:hAnsi="Arial" w:cs="Arial"/>
+          <w:sz w:val="20"/>
+          <w:szCs w:val="20"/>
+          <w:lang w:val="en-US"/>
+        </w:rPr>
+        <w:t>reflectie</w:t>
+      </w:r>
+      <w:r>
+        <w:rPr>
+          <w:rFonts w:ascii="Arial" w:hAnsi="Arial" w:cs="Arial"/>
+          <w:sz w:val="20"/>
+          <w:szCs w:val="20"/>
+          <w:lang w:val="en-US"/>
+        </w:rPr>
+        <w:t xml:space="preserve"> over </w:t>
+      </w:r>
+      <w:r>
+        <w:rPr>
+          <w:rFonts w:ascii="Arial" w:hAnsi="Arial" w:cs="Arial"/>
+          <w:sz w:val="20"/>
+          <w:szCs w:val="20"/>
+          <w:lang w:val="en-US"/>
+        </w:rPr>
+        <w:t>uw</w:t>
+      </w:r>
+      <w:r>
+        <w:rPr>
+          <w:rFonts w:ascii="Arial" w:hAnsi="Arial" w:cs="Arial"/>
+          <w:sz w:val="20"/>
+          <w:szCs w:val="20"/>
+          <w:lang w:val="en-US"/>
+        </w:rPr>
+        <w:t xml:space="preserve"> </w:t>
+      </w:r>
+      <w:r>
+        <w:rPr>
+          <w:rFonts w:ascii="Arial" w:hAnsi="Arial" w:cs="Arial"/>
+          <w:sz w:val="20"/>
+          <w:szCs w:val="20"/>
+          <w:lang w:val="en-US"/>
+        </w:rPr>
+        <w:t>ervaringen</w:t>
+      </w:r>
+      <w:r>
+        <w:rPr>
+          <w:rFonts w:ascii="Arial" w:hAnsi="Arial" w:cs="Arial"/>
+          <w:sz w:val="20"/>
+          <w:szCs w:val="20"/>
+          <w:lang w:val="en-US"/>
+        </w:rPr>
+        <w:t xml:space="preserve">. U bent </w:t>
+      </w:r>
+      <w:r>
+        <w:rPr>
+          <w:rFonts w:ascii="Arial" w:hAnsi="Arial" w:cs="Arial"/>
+          <w:sz w:val="20"/>
+          <w:szCs w:val="20"/>
+          <w:lang w:val="en-US"/>
+        </w:rPr>
+        <w:t>vrij</w:t>
+      </w:r>
+      <w:r>
+        <w:rPr>
+          <w:rFonts w:ascii="Arial" w:hAnsi="Arial" w:cs="Arial"/>
+          <w:sz w:val="20"/>
+          <w:szCs w:val="20"/>
+          <w:lang w:val="en-US"/>
+        </w:rPr>
+        <w:t xml:space="preserve"> om op elk moment </w:t>
+      </w:r>
+      <w:r>
+        <w:rPr>
+          <w:rFonts w:ascii="Arial" w:hAnsi="Arial" w:cs="Arial"/>
+          <w:sz w:val="20"/>
+          <w:szCs w:val="20"/>
+          <w:lang w:val="en-US"/>
+        </w:rPr>
+        <w:t>een</w:t>
+      </w:r>
+      <w:r>
+        <w:rPr>
+          <w:rFonts w:ascii="Arial" w:hAnsi="Arial" w:cs="Arial"/>
+          <w:sz w:val="20"/>
+          <w:szCs w:val="20"/>
+          <w:lang w:val="en-US"/>
+        </w:rPr>
+        <w:t xml:space="preserve"> </w:t>
+      </w:r>
+      <w:r>
+        <w:rPr>
+          <w:rFonts w:ascii="Arial" w:hAnsi="Arial" w:cs="Arial"/>
+          <w:sz w:val="20"/>
+          <w:szCs w:val="20"/>
+          <w:lang w:val="en-US"/>
+        </w:rPr>
+        <w:t>pauze</w:t>
+      </w:r>
+      <w:r>
+        <w:rPr>
+          <w:rFonts w:ascii="Arial" w:hAnsi="Arial" w:cs="Arial"/>
+          <w:sz w:val="20"/>
+          <w:szCs w:val="20"/>
+          <w:lang w:val="en-US"/>
+        </w:rPr>
+        <w:t xml:space="preserve"> in </w:t>
+      </w:r>
+      <w:r>
+        <w:rPr>
+          <w:rFonts w:ascii="Arial" w:hAnsi="Arial" w:cs="Arial"/>
+          <w:sz w:val="20"/>
+          <w:szCs w:val="20"/>
+          <w:lang w:val="en-US"/>
+        </w:rPr>
+        <w:t>te</w:t>
+      </w:r>
+      <w:r>
+        <w:rPr>
+          <w:rFonts w:ascii="Arial" w:hAnsi="Arial" w:cs="Arial"/>
+          <w:sz w:val="20"/>
+          <w:szCs w:val="20"/>
+          <w:lang w:val="en-US"/>
+        </w:rPr>
+        <w:t xml:space="preserve"> </w:t>
+      </w:r>
+      <w:r>
+        <w:rPr>
+          <w:rFonts w:ascii="Arial" w:hAnsi="Arial" w:cs="Arial"/>
+          <w:sz w:val="20"/>
+          <w:szCs w:val="20"/>
+          <w:lang w:val="en-US"/>
+        </w:rPr>
+        <w:t>lassen</w:t>
+      </w:r>
+      <w:r>
+        <w:rPr>
+          <w:rFonts w:ascii="Arial" w:hAnsi="Arial" w:cs="Arial"/>
+          <w:sz w:val="20"/>
+          <w:szCs w:val="20"/>
+          <w:lang w:val="en-US"/>
+        </w:rPr>
+        <w:t xml:space="preserve"> of het interview stop </w:t>
+      </w:r>
+      <w:r>
+        <w:rPr>
+          <w:rFonts w:ascii="Arial" w:hAnsi="Arial" w:cs="Arial"/>
+          <w:sz w:val="20"/>
+          <w:szCs w:val="20"/>
+          <w:lang w:val="en-US"/>
+        </w:rPr>
+        <w:t>te</w:t>
+      </w:r>
+      <w:r>
+        <w:rPr>
+          <w:rFonts w:ascii="Arial" w:hAnsi="Arial" w:cs="Arial"/>
+          <w:sz w:val="20"/>
+          <w:szCs w:val="20"/>
+          <w:lang w:val="en-US"/>
+        </w:rPr>
+        <w:t xml:space="preserve"> </w:t>
+      </w:r>
+      <w:r>
+        <w:rPr>
+          <w:rFonts w:ascii="Arial" w:hAnsi="Arial" w:cs="Arial"/>
+          <w:sz w:val="20"/>
+          <w:szCs w:val="20"/>
+          <w:lang w:val="en-US"/>
+        </w:rPr>
+        <w:t>zetten</w:t>
+      </w:r>
+      <w:r>
+        <w:rPr>
+          <w:rFonts w:ascii="Arial" w:hAnsi="Arial" w:cs="Arial"/>
+          <w:sz w:val="20"/>
+          <w:szCs w:val="20"/>
+          <w:lang w:val="en-US"/>
+        </w:rPr>
+        <w:t xml:space="preserve">, </w:t>
+      </w:r>
+      <w:r>
+        <w:rPr>
+          <w:rFonts w:ascii="Arial" w:hAnsi="Arial" w:cs="Arial"/>
+          <w:sz w:val="20"/>
+          <w:szCs w:val="20"/>
+          <w:lang w:val="en-US"/>
+        </w:rPr>
+        <w:t>zonder</w:t>
+      </w:r>
+      <w:r>
+        <w:rPr>
+          <w:rFonts w:ascii="Arial" w:hAnsi="Arial" w:cs="Arial"/>
+          <w:sz w:val="20"/>
+          <w:szCs w:val="20"/>
+          <w:lang w:val="en-US"/>
+        </w:rPr>
+        <w:t xml:space="preserve"> dat </w:t>
+      </w:r>
+      <w:r>
+        <w:rPr>
+          <w:rFonts w:ascii="Arial" w:hAnsi="Arial" w:cs="Arial"/>
+          <w:sz w:val="20"/>
+          <w:szCs w:val="20"/>
+          <w:lang w:val="en-US"/>
+        </w:rPr>
+        <w:t>dit</w:t>
+      </w:r>
+      <w:r>
+        <w:rPr>
+          <w:rFonts w:ascii="Arial" w:hAnsi="Arial" w:cs="Arial"/>
+          <w:sz w:val="20"/>
+          <w:szCs w:val="20"/>
+          <w:lang w:val="en-US"/>
+        </w:rPr>
+        <w:t xml:space="preserve"> </w:t>
+      </w:r>
+      <w:r>
+        <w:rPr>
+          <w:rFonts w:ascii="Arial" w:hAnsi="Arial" w:cs="Arial"/>
+          <w:sz w:val="20"/>
+          <w:szCs w:val="20"/>
+          <w:lang w:val="en-US"/>
+        </w:rPr>
+        <w:t>gevolgen</w:t>
+      </w:r>
+      <w:r>
+        <w:rPr>
+          <w:rFonts w:ascii="Arial" w:hAnsi="Arial" w:cs="Arial"/>
+          <w:sz w:val="20"/>
+          <w:szCs w:val="20"/>
+          <w:lang w:val="en-US"/>
+        </w:rPr>
+        <w:t xml:space="preserve"> </w:t>
+      </w:r>
+      <w:r>
+        <w:rPr>
+          <w:rFonts w:ascii="Arial" w:hAnsi="Arial" w:cs="Arial"/>
+          <w:sz w:val="20"/>
+          <w:szCs w:val="20"/>
+          <w:lang w:val="en-US"/>
+        </w:rPr>
+        <w:t>heeft</w:t>
+      </w:r>
+      <w:r>
+        <w:rPr>
+          <w:rFonts w:ascii="Arial" w:hAnsi="Arial" w:cs="Arial"/>
+          <w:sz w:val="20"/>
+          <w:szCs w:val="20"/>
+          <w:lang w:val="en-US"/>
+        </w:rPr>
+        <w:t xml:space="preserve"> voor </w:t>
+      </w:r>
+      <w:r>
+        <w:rPr>
+          <w:rFonts w:ascii="Arial" w:hAnsi="Arial" w:cs="Arial"/>
+          <w:sz w:val="20"/>
+          <w:szCs w:val="20"/>
+          <w:lang w:val="en-US"/>
+        </w:rPr>
+        <w:t>uw</w:t>
+      </w:r>
+      <w:r>
+        <w:rPr>
+          <w:rFonts w:ascii="Arial" w:hAnsi="Arial" w:cs="Arial"/>
+          <w:sz w:val="20"/>
+          <w:szCs w:val="20"/>
+          <w:lang w:val="en-US"/>
+        </w:rPr>
+        <w:t xml:space="preserve"> </w:t>
+      </w:r>
+      <w:r>
+        <w:rPr>
+          <w:rFonts w:ascii="Arial" w:hAnsi="Arial" w:cs="Arial"/>
+          <w:sz w:val="20"/>
+          <w:szCs w:val="20"/>
+          <w:lang w:val="en-US"/>
+        </w:rPr>
+        <w:t>verdere</w:t>
+      </w:r>
+      <w:r>
+        <w:rPr>
+          <w:rFonts w:ascii="Arial" w:hAnsi="Arial" w:cs="Arial"/>
+          <w:sz w:val="20"/>
+          <w:szCs w:val="20"/>
+          <w:lang w:val="en-US"/>
+        </w:rPr>
+        <w:t xml:space="preserve"> deelname aan de </w:t>
+      </w:r>
+      <w:r>
+        <w:rPr>
+          <w:rFonts w:ascii="Arial" w:hAnsi="Arial" w:cs="Arial"/>
+          <w:sz w:val="20"/>
+          <w:szCs w:val="20"/>
+          <w:lang w:val="en-US"/>
+        </w:rPr>
+        <w:t>studie</w:t>
+      </w:r>
+      <w:r>
+        <w:rPr>
+          <w:rFonts w:ascii="Arial" w:hAnsi="Arial" w:cs="Arial"/>
+          <w:sz w:val="20"/>
+          <w:szCs w:val="20"/>
+          <w:lang w:val="en-US"/>
+        </w:rPr>
+        <w:t>.</w:t>
+      </w:r>
     </w:p>
     <w:p>
       <w:pPr>
         <w:pStyle w:val="NormalWeb"/>
         <w:spacing w:before="120"/>
         <w:jc w:val="both"/>
-        <w:rPr>
-          <w:ins w:author="Janou De Buyser" w:date="2026-07-22T09:06:18.096Z" w16du:dateUtc="2026-07-22T09:06:18.096Z" w:id="1178174807"/>
-        </w:rPr>
-        <w:pPrChange w:author="Janou De Buyser" w:date="2026-07-22T09:06:18.099Z">
-          <w:pPr/>
-        </w:pPrChange>
-      </w:pPr>
-      <w:ins w:author="Janou De Buyser" w:date="2026-07-22T09:06:18.096Z" w16du:dateUtc="2026-07-22T09:06:18.096Z" w:id="133095599">
-        <w:r>
-          <w:rPr>
-            <w:rFonts w:ascii="Arial" w:hAnsi="Arial" w:cs="Arial"/>
-            <w:sz w:val="20"/>
-            <w:szCs w:val="20"/>
-            <w:lang w:val="en-US"/>
-          </w:rPr>
-          <w:t>Alle informatie die tijdens het interview wordt verzameld, wordt vertrouwelijk behandeld. Uw antwoorden worden gecodeerd verwerkt en zullen niet gedeeld worden met uw diensthoofd, collega’s of andere personen buiten het onderzoeksteam. Resultaten van de interviews zullen enkel op een samengevat en geaggregeerd niveau worden gerapporteerd, zodat individuele deelnemers niet herkenbaar zijn. Gecodeerde gegevens kunnen worden gedeeld met de betrokken onderzoekssites voor analyse en rapportage van de studieresultaten.</w:t>
-        </w:r>
-      </w:ins>
+        <w:rPr/>
+      </w:pPr>
+      <w:r>
+        <w:rPr>
+          <w:rFonts w:ascii="Arial" w:hAnsi="Arial" w:cs="Arial"/>
+          <w:sz w:val="20"/>
+          <w:szCs w:val="20"/>
+          <w:lang w:val="en-US"/>
+        </w:rPr>
+        <w:t>Alle informatie die tijdens het interview wordt verzameld, wordt vertrouwelijk behandeld. Uw antwoorden worden gecodeerd verwerkt en zullen niet gedeeld worden met uw diensthoofd, collega’s of andere personen buiten het onderzoeksteam. Resultaten van de interviews zullen enkel op een samengevat en geaggregeerd niveau worden gerapporteerd, zodat individuele deelnemers niet herkenbaar zijn. Gecodeerde gegevens kunnen worden gedeeld met de betrokken onderzoekssites voor analyse en rapportage van de studieresultaten.</w:t>
+      </w:r>
     </w:p>
     <w:p>
       <w:pPr>
@@ -13766,26 +12426,6 @@
         </w:rPr>
         <w:t xml:space="preserve">Het is ook mogelijk dat de arts-onderzoeker uw deelname aan de studie stopzet omdat hij/zij vaststelt dat u zich niet aan de voorschriften voor deelname houdt. </w:t>
       </w:r>
-      <w:commentRangeStart w:id="603142006"/>
-      <w:commentRangeStart w:id="423154665"/>
-      <w:commentRangeEnd w:id="603142006"/>
-      <w:r>
-        <w:rPr>
-          <w:rStyle w:val="CommentReference"/>
-          <w:rFonts w:ascii="Arial" w:hAnsi="Arial" w:eastAsia="Arial" w:cs="Arial"/>
-          <w:color w:val="24303B"/>
-        </w:rPr>
-        <w:commentReference w:id="603142006"/>
-      </w:r>
-      <w:commentRangeEnd w:id="423154665"/>
-      <w:r>
-        <w:rPr>
-          <w:rStyle w:val="CommentReference"/>
-          <w:rFonts w:ascii="Arial" w:hAnsi="Arial" w:eastAsia="Arial" w:cs="Arial"/>
-          <w:color w:val="24303B"/>
-        </w:rPr>
-        <w:commentReference w:id="423154665"/>
-      </w:r>
     </w:p>
     <w:p>
       <w:pPr>
@@ -14271,7 +12911,6 @@
         <w:spacing w:after="60"/>
         <w:jc w:val="both"/>
         <w:rPr>
-          <w:del w:author="Janou De Buyser" w:date="2026-07-22T09:09:56.061Z" w16du:dateUtc="2026-07-22T09:09:56.061Z" w:id="1732668404"/>
           <w:rFonts w:ascii="Arial" w:hAnsi="Arial" w:cs="Arial"/>
           <w:sz w:val="20"/>
           <w:szCs w:val="20"/>
@@ -14288,55 +12927,14 @@
         </w:rPr>
         <w:t>Ik heb voldoende tijd gehad om na te denken</w:t>
       </w:r>
-      <w:ins w:author="Janou De Buyser" w:date="2026-07-22T09:09:57.48Z" w16du:dateUtc="2026-07-22T09:09:57.48Z" w:id="1327559374">
-        <w:r>
-          <w:rPr>
-            <w:rFonts w:ascii="Arial" w:hAnsi="Arial" w:cs="Arial"/>
-            <w:sz w:val="20"/>
-            <w:szCs w:val="20"/>
-            <w:lang w:val="nl-BE"/>
-          </w:rPr>
-          <w:t>.</w:t>
-        </w:r>
-      </w:ins>
-      <w:del w:author="Janou De Buyser" w:date="2026-07-22T09:09:56.061Z" w16du:dateUtc="2026-07-22T09:09:56.061Z" w:id="1941061099">
-        <w:r>
-          <w:rPr>
-            <w:rFonts w:ascii="Arial" w:hAnsi="Arial" w:cs="Arial"/>
-            <w:sz w:val="20"/>
-            <w:szCs w:val="20"/>
-            <w:lang w:val="nl-BE"/>
-          </w:rPr>
-          <w:delText xml:space="preserve"> en met een door mij gekozen persoon, </w:delText>
-        </w:r>
-        <w:r>
-          <w:rPr>
-            <w:rFonts w:ascii="Arial" w:hAnsi="Arial" w:cs="Arial"/>
-            <w:sz w:val="20"/>
-            <w:szCs w:val="20"/>
-            <w:lang w:val="nl-BE"/>
-          </w:rPr>
-          <w:delText xml:space="preserve">bijvoorbeeld een </w:delText>
-        </w:r>
-        <w:r>
-          <w:rPr>
-            <w:rFonts w:ascii="Arial" w:hAnsi="Arial" w:cs="Arial"/>
-            <w:sz w:val="20"/>
-            <w:szCs w:val="20"/>
-            <w:lang w:val="nl-BE"/>
-          </w:rPr>
-          <w:delText>familielid, te praten.</w:delText>
-        </w:r>
-      </w:del>
-      <w:commentRangeStart w:id="1464482664"/>
-      <w:commentRangeEnd w:id="1464482664"/>
-      <w:r>
-        <w:rPr>
-          <w:rStyle w:val="CommentReference"/>
-          <w:rFonts w:ascii="Arial" w:hAnsi="Arial" w:eastAsia="Arial" w:cs="Arial"/>
-          <w:color w:val="24303B"/>
-        </w:rPr>
-        <w:commentReference w:id="1464482664"/>
+      <w:r>
+        <w:rPr>
+          <w:rFonts w:ascii="Arial" w:hAnsi="Arial" w:cs="Arial"/>
+          <w:sz w:val="20"/>
+          <w:szCs w:val="20"/>
+          <w:lang w:val="nl-BE"/>
+        </w:rPr>
+        <w:t>.</w:t>
       </w:r>
     </w:p>
     <w:p>
@@ -14481,17 +13079,15 @@
         </w:rPr>
         <w:t xml:space="preserve"> studie gegevens over mij zullen worden verzameld</w:t>
       </w:r>
-      <w:ins w:author="Janou De Buyser" w:date="2026-07-22T09:10:44.314Z" w16du:dateUtc="2026-07-22T09:10:44.314Z" w:id="1246770436">
-        <w:r>
-          <w:rPr>
-            <w:rFonts w:ascii="Arial" w:hAnsi="Arial" w:cs="Arial"/>
-            <w:sz w:val="20"/>
-            <w:szCs w:val="20"/>
-            <w:lang w:val="nl-BE"/>
-          </w:rPr>
-          <w:t xml:space="preserve"> ( bewaartermijn: 25 jaar)</w:t>
-        </w:r>
-      </w:ins>
+      <w:r>
+        <w:rPr>
+          <w:rFonts w:ascii="Arial" w:hAnsi="Arial" w:cs="Arial"/>
+          <w:sz w:val="20"/>
+          <w:szCs w:val="20"/>
+          <w:lang w:val="nl-BE"/>
+        </w:rPr>
+        <w:t xml:space="preserve"> ( bewaartermijn: 25 jaar)</w:t>
+      </w:r>
       <w:r>
         <w:rPr>
           <w:rFonts w:ascii="Arial" w:hAnsi="Arial" w:cs="Arial" w:eastAsia="Arial"/>
@@ -14959,9 +13555,7 @@
       <w:pPr>
         <w:spacing w:after="60"/>
         <w:jc w:val="both"/>
-        <w:rPr>
-          <w:ins w:author="Janou De Buyser" w:date="2026-07-22T10:22:45.9Z" w16du:dateUtc="2026-07-22T10:22:45.9Z" w:id="578326346"/>
-        </w:rPr>
+        <w:rPr/>
       </w:pPr>
       <w:r>
         <w:rPr>
@@ -14979,7 +13573,6 @@
         <w:spacing w:after="60"/>
         <w:jc w:val="both"/>
         <w:rPr>
-          <w:ins w:author="Janou De Buyser" w:date="2026-07-22T10:22:46.228Z" w16du:dateUtc="2026-07-22T10:22:46.228Z" w:id="854598304"/>
           <w:rFonts w:ascii="Arial" w:hAnsi="Arial" w:cs="Arial"/>
           <w:sz w:val="20"/>
           <w:szCs w:val="20"/>
@@ -14992,7 +13585,6 @@
         <w:spacing w:after="60"/>
         <w:jc w:val="both"/>
         <w:rPr>
-          <w:ins w:author="Janou De Buyser" w:date="2026-07-22T10:22:46.42Z" w16du:dateUtc="2026-07-22T10:22:46.42Z" w:id="1081658856"/>
           <w:rFonts w:ascii="Arial" w:hAnsi="Arial" w:cs="Arial"/>
           <w:sz w:val="20"/>
           <w:szCs w:val="20"/>
@@ -15005,7 +13597,6 @@
         <w:spacing w:after="60"/>
         <w:jc w:val="both"/>
         <w:rPr>
-          <w:ins w:author="Janou De Buyser" w:date="2026-07-22T10:22:46.548Z" w16du:dateUtc="2026-07-22T10:22:46.548Z" w:id="860258211"/>
           <w:rFonts w:ascii="Arial" w:hAnsi="Arial" w:cs="Arial"/>
           <w:sz w:val="20"/>
           <w:szCs w:val="20"/>
@@ -15018,7 +13609,6 @@
         <w:spacing w:after="60"/>
         <w:jc w:val="both"/>
         <w:rPr>
-          <w:ins w:author="Janou De Buyser" w:date="2026-07-22T10:22:46.701Z" w16du:dateUtc="2026-07-22T10:22:46.701Z" w:id="37776545"/>
           <w:rFonts w:ascii="Arial" w:hAnsi="Arial" w:cs="Arial"/>
           <w:sz w:val="20"/>
           <w:szCs w:val="20"/>
@@ -15031,7 +13621,6 @@
         <w:spacing w:after="60"/>
         <w:jc w:val="both"/>
         <w:rPr>
-          <w:ins w:author="Janou De Buyser" w:date="2026-07-22T10:22:46.876Z" w16du:dateUtc="2026-07-22T10:22:46.876Z" w:id="1616432848"/>
           <w:rFonts w:ascii="Arial" w:hAnsi="Arial" w:cs="Arial"/>
           <w:sz w:val="20"/>
           <w:szCs w:val="20"/>
@@ -15044,7 +13633,6 @@
         <w:spacing w:after="60"/>
         <w:jc w:val="both"/>
         <w:rPr>
-          <w:ins w:author="Janou De Buyser" w:date="2026-07-22T10:22:47.205Z" w16du:dateUtc="2026-07-22T10:22:47.205Z" w:id="711310302"/>
           <w:rFonts w:ascii="Arial" w:hAnsi="Arial" w:cs="Arial"/>
           <w:sz w:val="20"/>
           <w:szCs w:val="20"/>
@@ -15057,7 +13645,6 @@
         <w:spacing w:after="60"/>
         <w:jc w:val="both"/>
         <w:rPr>
-          <w:ins w:author="Janou De Buyser" w:date="2026-07-22T10:22:47.697Z" w16du:dateUtc="2026-07-22T10:22:47.697Z" w:id="709443880"/>
           <w:rFonts w:ascii="Arial" w:hAnsi="Arial" w:cs="Arial"/>
           <w:sz w:val="20"/>
           <w:szCs w:val="20"/>
@@ -15070,7 +13657,6 @@
         <w:spacing w:after="60"/>
         <w:jc w:val="both"/>
         <w:rPr>
-          <w:ins w:author="Janou De Buyser" w:date="2026-07-22T10:22:47.73Z" w16du:dateUtc="2026-07-22T10:22:47.73Z" w:id="936893031"/>
           <w:rFonts w:ascii="Arial" w:hAnsi="Arial" w:cs="Arial"/>
           <w:sz w:val="20"/>
           <w:szCs w:val="20"/>
@@ -15083,7 +13669,6 @@
         <w:spacing w:after="60"/>
         <w:jc w:val="both"/>
         <w:rPr>
-          <w:ins w:author="Janou De Buyser" w:date="2026-07-22T10:22:47.767Z" w16du:dateUtc="2026-07-22T10:22:47.767Z" w:id="781717116"/>
           <w:rFonts w:ascii="Arial" w:hAnsi="Arial" w:cs="Arial"/>
           <w:sz w:val="20"/>
           <w:szCs w:val="20"/>
@@ -15096,7 +13681,6 @@
         <w:spacing w:after="60"/>
         <w:jc w:val="both"/>
         <w:rPr>
-          <w:ins w:author="Janou De Buyser" w:date="2026-07-22T10:22:47.8Z" w16du:dateUtc="2026-07-22T10:22:47.8Z" w:id="278246385"/>
           <w:rFonts w:ascii="Arial" w:hAnsi="Arial" w:cs="Arial"/>
           <w:sz w:val="20"/>
           <w:szCs w:val="20"/>
@@ -15109,7 +13693,6 @@
         <w:spacing w:after="60"/>
         <w:jc w:val="both"/>
         <w:rPr>
-          <w:ins w:author="Janou De Buyser" w:date="2026-07-22T10:22:47.833Z" w16du:dateUtc="2026-07-22T10:22:47.833Z" w:id="1576323123"/>
           <w:rFonts w:ascii="Arial" w:hAnsi="Arial" w:cs="Arial"/>
           <w:sz w:val="20"/>
           <w:szCs w:val="20"/>
@@ -15123,7 +13706,6 @@
         <w:spacing w:after="60"/>
         <w:jc w:val="both"/>
         <w:rPr>
-          <w:ins w:author="Janou De Buyser" w:date="2026-07-22T10:22:51.869Z" w16du:dateUtc="2026-07-22T10:22:51.869Z" w:id="185979941"/>
           <w:rFonts w:ascii="Arial" w:hAnsi="Arial" w:cs="Arial"/>
           <w:sz w:val="20"/>
           <w:szCs w:val="20"/>
@@ -15137,7 +13719,6 @@
         <w:spacing w:after="60"/>
         <w:jc w:val="both"/>
         <w:rPr>
-          <w:ins w:author="Janou De Buyser" w:date="2026-07-22T10:22:47.907Z" w16du:dateUtc="2026-07-22T10:22:47.907Z" w:id="963635256"/>
           <w:rFonts w:ascii="Arial" w:hAnsi="Arial" w:cs="Arial"/>
           <w:sz w:val="20"/>
           <w:szCs w:val="20"/>
@@ -15151,7 +13732,6 @@
         <w:spacing w:after="60"/>
         <w:jc w:val="both"/>
         <w:rPr>
-          <w:del w:author="Janou De Buyser" w:date="2026-07-22T10:22:50.69Z" w16du:dateUtc="2026-07-22T10:22:50.69Z" w:id="509709277"/>
           <w:rFonts w:ascii="Arial" w:hAnsi="Arial" w:cs="Arial"/>
           <w:sz w:val="20"/>
           <w:szCs w:val="20"/>
@@ -15558,32 +14138,17 @@
         </w:rPr>
         <w:t>loka</w:t>
       </w:r>
-      <w:ins w:author="Janou De Buyser" w:date="2026-07-22T09:11:11.117Z" w16du:dateUtc="2026-07-22T09:11:11.117Z" w:id="1481052549">
-        <w:r>
-          <w:rPr>
-            <w:rStyle w:val="normaltextrun"/>
-            <w:rFonts w:ascii="Arial" w:hAnsi="Arial" w:cs="Arial"/>
-            <w:b w:val="1"/>
-            <w:bCs w:val="1"/>
-            <w:sz w:val="20"/>
-            <w:szCs w:val="20"/>
-          </w:rPr>
-          <w:t>l</w:t>
-        </w:r>
-      </w:ins>
-      <w:del w:author="Janou De Buyser" w:date="2026-07-22T09:11:10.836Z" w16du:dateUtc="2026-07-22T09:11:10.836Z" w:id="1272914193">
-        <w:r>
-          <w:rPr>
-            <w:rStyle w:val="normaltextrun"/>
-            <w:rFonts w:ascii="Arial" w:hAnsi="Arial" w:cs="Arial"/>
-            <w:b w:val="1"/>
-            <w:bCs w:val="1"/>
-            <w:sz w:val="20"/>
-            <w:szCs w:val="20"/>
-          </w:rPr>
-          <w:delText>k</w:delText>
-        </w:r>
-      </w:del>
+      <w:r>
+        <w:rPr>
+          <w:rStyle w:val="normaltextrun"/>
+          <w:rFonts w:ascii="Arial" w:hAnsi="Arial" w:cs="Arial"/>
+          <w:b w:val="1"/>
+          <w:bCs w:val="1"/>
+          <w:sz w:val="20"/>
+          <w:szCs w:val="20"/>
+        </w:rPr>
+        <w:t>l</w:t>
+      </w:r>
       <w:r>
         <w:rPr>
           <w:rStyle w:val="normaltextrun"/>
@@ -16991,9 +15556,7 @@
       <w:pPr>
         <w:spacing w:after="60"/>
         <w:jc w:val="both"/>
-        <w:rPr>
-          <w:ins w:author="Janou De Buyser" w:date="2026-07-22T10:21:51.341Z" w16du:dateUtc="2026-07-22T10:21:51.341Z" w:id="283130788"/>
-        </w:rPr>
+        <w:rPr/>
       </w:pPr>
       <w:r>
         <w:rPr>
@@ -17011,7 +15574,6 @@
         <w:spacing w:after="60"/>
         <w:jc w:val="both"/>
         <w:rPr>
-          <w:ins w:author="Janou De Buyser" w:date="2026-07-22T10:21:51.82Z" w16du:dateUtc="2026-07-22T10:21:51.82Z" w:id="922590629"/>
           <w:rFonts w:ascii="Arial" w:hAnsi="Arial" w:cs="Arial"/>
           <w:sz w:val="20"/>
           <w:szCs w:val="20"/>
@@ -17024,7 +15586,6 @@
         <w:spacing w:after="60"/>
         <w:jc w:val="both"/>
         <w:rPr>
-          <w:ins w:author="Janou De Buyser" w:date="2026-07-22T10:21:52.325Z" w16du:dateUtc="2026-07-22T10:21:52.325Z" w:id="893145304"/>
           <w:rFonts w:ascii="Arial" w:hAnsi="Arial" w:cs="Arial"/>
           <w:sz w:val="20"/>
           <w:szCs w:val="20"/>
@@ -17037,7 +15598,6 @@
         <w:spacing w:after="60"/>
         <w:jc w:val="both"/>
         <w:rPr>
-          <w:ins w:author="Janou De Buyser" w:date="2026-07-22T10:21:52.356Z" w16du:dateUtc="2026-07-22T10:21:52.356Z" w:id="1734794047"/>
           <w:rFonts w:ascii="Arial" w:hAnsi="Arial" w:cs="Arial"/>
           <w:sz w:val="20"/>
           <w:szCs w:val="20"/>
@@ -17050,7 +15610,6 @@
         <w:spacing w:after="60"/>
         <w:jc w:val="both"/>
         <w:rPr>
-          <w:ins w:author="Janou De Buyser" w:date="2026-07-22T10:21:52.389Z" w16du:dateUtc="2026-07-22T10:21:52.389Z" w:id="1020068435"/>
           <w:rFonts w:ascii="Arial" w:hAnsi="Arial" w:cs="Arial"/>
           <w:sz w:val="20"/>
           <w:szCs w:val="20"/>
@@ -17063,7 +15622,6 @@
         <w:spacing w:after="60"/>
         <w:jc w:val="both"/>
         <w:rPr>
-          <w:ins w:author="Janou De Buyser" w:date="2026-07-22T10:21:52.419Z" w16du:dateUtc="2026-07-22T10:21:52.419Z" w:id="733660092"/>
           <w:rFonts w:ascii="Arial" w:hAnsi="Arial" w:cs="Arial"/>
           <w:sz w:val="20"/>
           <w:szCs w:val="20"/>
@@ -17076,7 +15634,6 @@
         <w:spacing w:after="60"/>
         <w:jc w:val="both"/>
         <w:rPr>
-          <w:ins w:author="Janou De Buyser" w:date="2026-07-22T10:21:52.468Z" w16du:dateUtc="2026-07-22T10:21:52.468Z" w:id="1666103917"/>
           <w:rFonts w:ascii="Arial" w:hAnsi="Arial" w:cs="Arial"/>
           <w:sz w:val="20"/>
           <w:szCs w:val="20"/>
@@ -17089,7 +15646,6 @@
         <w:spacing w:after="60"/>
         <w:jc w:val="both"/>
         <w:rPr>
-          <w:ins w:author="Janou De Buyser" w:date="2026-07-22T10:21:52.505Z" w16du:dateUtc="2026-07-22T10:21:52.505Z" w:id="257354076"/>
           <w:rFonts w:ascii="Arial" w:hAnsi="Arial" w:cs="Arial"/>
           <w:sz w:val="20"/>
           <w:szCs w:val="20"/>
@@ -17102,7 +15658,6 @@
         <w:spacing w:after="60"/>
         <w:jc w:val="both"/>
         <w:rPr>
-          <w:ins w:author="Janou De Buyser" w:date="2026-07-22T10:21:52.572Z" w16du:dateUtc="2026-07-22T10:21:52.572Z" w:id="619521094"/>
           <w:rFonts w:ascii="Arial" w:hAnsi="Arial" w:cs="Arial"/>
           <w:sz w:val="20"/>
           <w:szCs w:val="20"/>
@@ -17115,7 +15670,6 @@
         <w:spacing w:after="60"/>
         <w:jc w:val="both"/>
         <w:rPr>
-          <w:ins w:author="Janou De Buyser" w:date="2026-07-22T10:21:52.788Z" w16du:dateUtc="2026-07-22T10:21:52.788Z" w:id="26176116"/>
           <w:rFonts w:ascii="Arial" w:hAnsi="Arial" w:cs="Arial"/>
           <w:sz w:val="20"/>
           <w:szCs w:val="20"/>
@@ -17128,7 +15682,6 @@
         <w:spacing w:after="60"/>
         <w:jc w:val="both"/>
         <w:rPr>
-          <w:ins w:author="Janou De Buyser" w:date="2026-07-22T10:21:53.204Z" w16du:dateUtc="2026-07-22T10:21:53.204Z" w:id="1516006763"/>
           <w:rFonts w:ascii="Arial" w:hAnsi="Arial" w:cs="Arial"/>
           <w:sz w:val="20"/>
           <w:szCs w:val="20"/>
@@ -17141,7 +15694,6 @@
         <w:spacing w:after="60"/>
         <w:jc w:val="both"/>
         <w:rPr>
-          <w:ins w:author="Janou De Buyser" w:date="2026-07-22T10:21:53.443Z" w16du:dateUtc="2026-07-22T10:21:53.443Z" w:id="805271687"/>
           <w:rFonts w:ascii="Arial" w:hAnsi="Arial" w:cs="Arial"/>
           <w:sz w:val="20"/>
           <w:szCs w:val="20"/>
@@ -17560,32 +16112,17 @@
         </w:rPr>
         <w:t>loka</w:t>
       </w:r>
-      <w:ins w:author="Janou De Buyser" w:date="2026-07-22T09:11:23.11Z" w16du:dateUtc="2026-07-22T09:11:23.11Z" w:id="1132156047">
-        <w:r>
-          <w:rPr>
-            <w:rStyle w:val="normaltextrun"/>
-            <w:rFonts w:ascii="Arial" w:hAnsi="Arial" w:cs="Arial"/>
-            <w:b w:val="1"/>
-            <w:bCs w:val="1"/>
-            <w:sz w:val="20"/>
-            <w:szCs w:val="20"/>
-          </w:rPr>
-          <w:t>l</w:t>
-        </w:r>
-      </w:ins>
-      <w:del w:author="Janou De Buyser" w:date="2026-07-22T09:11:22.773Z" w16du:dateUtc="2026-07-22T09:11:22.773Z" w:id="1208105882">
-        <w:r>
-          <w:rPr>
-            <w:rStyle w:val="normaltextrun"/>
-            <w:rFonts w:ascii="Arial" w:hAnsi="Arial" w:cs="Arial"/>
-            <w:b w:val="1"/>
-            <w:bCs w:val="1"/>
-            <w:sz w:val="20"/>
-            <w:szCs w:val="20"/>
-          </w:rPr>
-          <w:delText>k</w:delText>
-        </w:r>
-      </w:del>
+      <w:r>
+        <w:rPr>
+          <w:rStyle w:val="normaltextrun"/>
+          <w:rFonts w:ascii="Arial" w:hAnsi="Arial" w:cs="Arial"/>
+          <w:b w:val="1"/>
+          <w:bCs w:val="1"/>
+          <w:sz w:val="20"/>
+          <w:szCs w:val="20"/>
+        </w:rPr>
+        <w:t>l</w:t>
+      </w:r>
       <w:r>
         <w:rPr>
           <w:rStyle w:val="normaltextrun"/>
@@ -18204,16 +16741,6 @@
         </w:rPr>
         <w:t xml:space="preserve"> informatie over de bescherming en de rechten van deelnemers aan een klinische studie</w:t>
       </w:r>
-      <w:commentRangeStart w:id="986085454"/>
-      <w:commentRangeEnd w:id="986085454"/>
-      <w:r>
-        <w:rPr>
-          <w:rStyle w:val="CommentReference"/>
-          <w:rFonts w:ascii="Arial" w:hAnsi="Arial" w:eastAsia="Arial" w:cs="Arial"/>
-          <w:color w:val="24303B"/>
-        </w:rPr>
-        <w:commentReference w:id="986085454"/>
-      </w:r>
     </w:p>
     <w:p>
       <w:pPr>
@@ -18506,112 +17033,36 @@
         <w:pStyle w:val="Normal"/>
         <w:spacing w:after="60"/>
       </w:pPr>
-      <w:del w:author="Janou De Buyser" w:date="2026-07-22T10:45:30.248Z" w16du:dateUtc="2026-07-22T10:45:30.248Z" w:id="1623281426">
-        <w:r>
-          <w:rPr>
-            <w:rFonts w:ascii="Arial" w:hAnsi="Arial" w:cs="Arial"/>
-            <w:sz w:val="20"/>
-            <w:szCs w:val="20"/>
-            <w:lang w:val="nl-BE"/>
-          </w:rPr>
-          <w:delText>H</w:delText>
-        </w:r>
-        <w:r>
-          <w:rPr>
-            <w:rFonts w:ascii="Arial" w:hAnsi="Arial" w:cs="Arial"/>
-            <w:sz w:val="20"/>
-            <w:szCs w:val="20"/>
-            <w:lang w:val="nl-BE"/>
-          </w:rPr>
-          <w:delText>et</w:delText>
-        </w:r>
-        <w:r>
-          <w:rPr>
-            <w:rFonts w:ascii="Arial" w:hAnsi="Arial" w:cs="Arial"/>
-            <w:sz w:val="20"/>
-            <w:szCs w:val="20"/>
-            <w:lang w:val="nl-BE"/>
-          </w:rPr>
-          <w:delText xml:space="preserve"> is </w:delText>
-        </w:r>
-        <w:r>
-          <w:rPr>
-            <w:rFonts w:ascii="Arial" w:hAnsi="Arial" w:cs="Arial"/>
-            <w:sz w:val="20"/>
-            <w:szCs w:val="20"/>
-            <w:lang w:val="nl-BE"/>
-          </w:rPr>
-          <w:delText>aanbevolen de arts-</w:delText>
-        </w:r>
-        <w:r>
-          <w:rPr>
-            <w:rFonts w:ascii="Arial" w:hAnsi="Arial" w:cs="Arial"/>
-            <w:sz w:val="20"/>
-            <w:szCs w:val="20"/>
-            <w:lang w:val="nl-BE"/>
-          </w:rPr>
-          <w:delText>onderzoeker</w:delText>
-        </w:r>
-        <w:r>
-          <w:rPr>
-            <w:rFonts w:ascii="Arial" w:hAnsi="Arial" w:cs="Arial"/>
-            <w:sz w:val="20"/>
-            <w:szCs w:val="20"/>
-            <w:lang w:val="nl-BE"/>
-          </w:rPr>
-          <w:delText xml:space="preserve"> op de hoogte te stellen </w:delText>
-        </w:r>
-        <w:r>
-          <w:rPr>
-            <w:rFonts w:ascii="Arial" w:hAnsi="Arial" w:cs="Arial"/>
-            <w:sz w:val="20"/>
-            <w:szCs w:val="20"/>
-            <w:lang w:val="nl-BE"/>
-          </w:rPr>
-          <w:delText>indien</w:delText>
-        </w:r>
-        <w:r>
-          <w:rPr>
-            <w:rFonts w:ascii="Arial" w:hAnsi="Arial" w:cs="Arial"/>
-            <w:sz w:val="20"/>
-            <w:szCs w:val="20"/>
-            <w:lang w:val="nl-BE"/>
-          </w:rPr>
-          <w:delText xml:space="preserve"> u besluit uw deelname aan de studie stop te zetten.</w:delText>
-        </w:r>
-      </w:del>
-      <w:ins w:author="Janou De Buyser" w:date="2026-07-22T10:45:33.241Z" w16du:dateUtc="2026-07-22T10:45:33.241Z" w:id="1390543325">
-        <w:r>
-          <w:rPr>
-            <w:rFonts w:ascii="Arial" w:hAnsi="Arial" w:eastAsia="Arial" w:cs="Arial"/>
-            <w:noProof w:val="0"/>
-            <w:sz w:val="20"/>
-            <w:szCs w:val="20"/>
-            <w:lang w:val="nl-BE"/>
-          </w:rPr>
-          <w:t xml:space="preserve"> </w:t>
-        </w:r>
-        <w:r>
-          <w:rPr>
-            <w:rFonts w:ascii="Arial" w:hAnsi="Arial" w:eastAsia="Arial" w:cs="Arial"/>
-            <w:noProof w:val="0"/>
-            <w:sz w:val="20"/>
-            <w:szCs w:val="20"/>
-            <w:lang w:val="nl-BE"/>
-          </w:rPr>
-          <w:t>Indien</w:t>
-        </w:r>
-        <w:r>
-          <w:rPr>
-            <w:rFonts w:ascii="Arial" w:hAnsi="Arial" w:eastAsia="Arial" w:cs="Arial"/>
-            <w:noProof w:val="0"/>
-            <w:sz w:val="20"/>
-            <w:szCs w:val="20"/>
-            <w:lang w:val="nl-BE"/>
-          </w:rPr>
-          <w:t xml:space="preserve"> u beslist om uw deelname aan de studie stop te zetten, vragen wij u om dit, indien mogelijk, te melden aan de arts-onderzoeker. U bent niet verplicht om hiervoor een reden op te geven. Uw beslissing om de deelname stop te zetten heeft geen gevolgen.</w:t>
-        </w:r>
-      </w:ins>
+      <w:r>
+        <w:rPr>
+          <w:rFonts w:ascii="Arial" w:hAnsi="Arial" w:eastAsia="Arial" w:cs="Arial"/>
+          <w:noProof w:val="0"/>
+          <w:sz w:val="20"/>
+          <w:szCs w:val="20"/>
+          <w:lang w:val="nl-BE"/>
+        </w:rPr>
+        <w:t xml:space="preserve"> </w:t>
+      </w:r>
+      <w:r>
+        <w:rPr>
+          <w:rFonts w:ascii="Arial" w:hAnsi="Arial" w:eastAsia="Arial" w:cs="Arial"/>
+          <w:noProof w:val="0"/>
+          <w:sz w:val="20"/>
+          <w:szCs w:val="20"/>
+          <w:lang w:val="nl-BE"/>
+        </w:rPr>
+        <w:t>Indien</w:t>
+      </w:r>
+      <w:r>
+        <w:rPr>
+          <w:rFonts w:ascii="Arial" w:hAnsi="Arial" w:eastAsia="Arial" w:cs="Arial"/>
+          <w:noProof w:val="0"/>
+          <w:sz w:val="20"/>
+          <w:szCs w:val="20"/>
+          <w:lang w:val="nl-BE"/>
+        </w:rPr>
+        <w:t xml:space="preserve"> u beslist om uw deelname aan de studie stop te zetten, vragen wij u om dit, indien mogelijk, te melden aan de arts-onderzoeker. U bent niet verplicht om hiervoor een reden op te geven. Uw beslissing om de deelname stop te zetten heeft geen gevolgen.</w:t>
+      </w:r>
     </w:p>
     <w:p>
       <w:pPr>
@@ -18657,17 +17108,6 @@
         </w:rPr>
         <w:t xml:space="preserve">U zult geen vergoeding krijgen voor uw deelname aan deze studie. Uw deelname zal </w:t>
       </w:r>
-      <w:del w:author="Fabienne Dobbels" w:date="2026-06-03T09:13:12.115Z" w16du:dateUtc="2026-06-03T09:13:12.115Z" w:id="928172453">
-        <w:r>
-          <w:rPr>
-            <w:rFonts w:ascii="Arial" w:hAnsi="Arial"/>
-            <w:sz w:val="20"/>
-            <w:szCs w:val="20"/>
-            <w:lang w:val="nl-BE"/>
-          </w:rPr>
-          <w:delText>echter</w:delText>
-        </w:r>
-      </w:del>
       <w:r>
         <w:rPr>
           <w:rFonts w:ascii="Arial" w:hAnsi="Arial" w:eastAsia="Arial" w:cs="Arial"/>
@@ -18678,17 +17118,15 @@
         </w:rPr>
         <w:t xml:space="preserve"> voor u </w:t>
       </w:r>
-      <w:ins w:author="Fabienne Dobbels" w:date="2026-06-03T09:13:15.943Z" w16du:dateUtc="2026-06-03T09:13:15.943Z" w:id="2000541333">
-        <w:r>
-          <w:rPr>
-            <w:rFonts w:ascii="Arial" w:hAnsi="Arial"/>
-            <w:sz w:val="20"/>
-            <w:szCs w:val="20"/>
-            <w:lang w:val="nl-BE"/>
-          </w:rPr>
-          <w:t xml:space="preserve">ook </w:t>
-        </w:r>
-      </w:ins>
+      <w:r>
+        <w:rPr>
+          <w:rFonts w:ascii="Arial" w:hAnsi="Arial"/>
+          <w:sz w:val="20"/>
+          <w:szCs w:val="20"/>
+          <w:lang w:val="nl-BE"/>
+        </w:rPr>
+        <w:t xml:space="preserve">ook </w:t>
+      </w:r>
       <w:r>
         <w:rPr>
           <w:rFonts w:ascii="Arial" w:hAnsi="Arial" w:eastAsia="Arial" w:cs="Arial"/>
@@ -19492,223 +17930,33 @@
     <w:p>
       <w:pPr>
         <w:spacing w:after="60"/>
-        <w:rPr>
-          <w:ins w:author="Janou De Buyser" w:date="2026-07-22T10:48:36.954Z" w16du:dateUtc="2026-07-22T10:48:36.954Z" w:id="1464324676"/>
-        </w:rPr>
-      </w:pPr>
-      <w:del w:author="Janou De Buyser" w:date="2026-07-22T10:48:36.942Z" w16du:dateUtc="2026-07-22T10:48:36.942Z" w:id="1691603364">
-        <w:r>
-          <w:rPr>
-            <w:rFonts w:ascii="Arial" w:hAnsi="Arial" w:cs="Arial"/>
-            <w:sz w:val="20"/>
-            <w:szCs w:val="20"/>
-            <w:lang w:val="nl-BE"/>
-          </w:rPr>
-          <w:delText>De opdrachtgever, alsook de project-partners VUB</w:delText>
-        </w:r>
-        <w:r>
-          <w:rPr>
-            <w:rFonts w:ascii="Arial" w:hAnsi="Arial" w:cs="Arial"/>
-            <w:sz w:val="20"/>
-            <w:szCs w:val="20"/>
-            <w:lang w:val="nl-BE"/>
-          </w:rPr>
-          <w:delText>,</w:delText>
-        </w:r>
-        <w:r>
-          <w:rPr>
-            <w:rFonts w:ascii="Arial" w:hAnsi="Arial" w:cs="Arial"/>
-            <w:sz w:val="20"/>
-            <w:szCs w:val="20"/>
-            <w:lang w:val="nl-BE"/>
-          </w:rPr>
-          <w:delText xml:space="preserve"> </w:delText>
-        </w:r>
-        <w:r>
-          <w:rPr>
-            <w:rFonts w:ascii="Arial" w:hAnsi="Arial" w:cs="Arial"/>
-            <w:sz w:val="20"/>
-            <w:szCs w:val="20"/>
-            <w:lang w:val="nl-BE" w:eastAsia="en-US"/>
-          </w:rPr>
-          <w:delText>UZGent</w:delText>
-        </w:r>
-        <w:r>
-          <w:rPr>
-            <w:rFonts w:ascii="Arial" w:hAnsi="Arial" w:cs="Arial"/>
-            <w:sz w:val="20"/>
-            <w:szCs w:val="20"/>
-            <w:lang w:val="nl-BE" w:eastAsia="en-US"/>
-          </w:rPr>
-          <w:delText xml:space="preserve">, </w:delText>
-        </w:r>
-        <w:r>
-          <w:rPr>
-            <w:rFonts w:ascii="Arial" w:hAnsi="Arial" w:cs="Arial"/>
-            <w:sz w:val="20"/>
-            <w:szCs w:val="20"/>
-            <w:lang w:val="nl-BE" w:eastAsia="en-US"/>
-          </w:rPr>
-          <w:delText>UZAntwerpen</w:delText>
-        </w:r>
-        <w:r>
-          <w:rPr>
-            <w:rFonts w:ascii="Arial" w:hAnsi="Arial" w:cs="Arial"/>
-            <w:sz w:val="20"/>
-            <w:szCs w:val="20"/>
-            <w:lang w:val="nl-BE" w:eastAsia="en-US"/>
-          </w:rPr>
-          <w:delText xml:space="preserve">, AZ </w:delText>
-        </w:r>
-        <w:r>
-          <w:rPr>
-            <w:rFonts w:ascii="Arial" w:hAnsi="Arial" w:cs="Arial"/>
-            <w:sz w:val="20"/>
-            <w:szCs w:val="20"/>
-            <w:lang w:val="nl-BE" w:eastAsia="en-US"/>
-          </w:rPr>
-          <w:delText>Groeninge</w:delText>
-        </w:r>
-        <w:r>
-          <w:rPr>
-            <w:rFonts w:ascii="Arial" w:hAnsi="Arial" w:cs="Arial"/>
-            <w:sz w:val="20"/>
-            <w:szCs w:val="20"/>
-            <w:lang w:val="nl-BE" w:eastAsia="en-US"/>
-          </w:rPr>
-          <w:delText xml:space="preserve">, AZ Sint-Jan, </w:delText>
-        </w:r>
-        <w:r>
-          <w:rPr>
-            <w:rFonts w:ascii="Arial" w:hAnsi="Arial" w:cs="Arial"/>
-            <w:sz w:val="20"/>
-            <w:szCs w:val="20"/>
-            <w:lang w:val="nl-BE" w:eastAsia="en-US"/>
-          </w:rPr>
-          <w:delText>Azorg</w:delText>
-        </w:r>
-        <w:r>
-          <w:rPr>
-            <w:rFonts w:ascii="Arial" w:hAnsi="Arial" w:cs="Arial"/>
-            <w:sz w:val="20"/>
-            <w:szCs w:val="20"/>
-            <w:lang w:val="nl-BE" w:eastAsia="en-US"/>
-          </w:rPr>
-          <w:delText xml:space="preserve"> en </w:delText>
-        </w:r>
-        <w:r>
-          <w:rPr>
-            <w:rFonts w:ascii="Arial" w:hAnsi="Arial" w:cs="Arial"/>
-            <w:sz w:val="20"/>
-            <w:szCs w:val="20"/>
-            <w:lang w:val="nl-BE" w:eastAsia="en-US"/>
-          </w:rPr>
-          <w:delText>UZLeuven</w:delText>
-        </w:r>
-        <w:r>
-          <w:rPr>
-            <w:rFonts w:ascii="Arial" w:hAnsi="Arial" w:cs="Arial"/>
-            <w:sz w:val="20"/>
-            <w:szCs w:val="20"/>
-            <w:lang w:val="nl-BE"/>
-          </w:rPr>
-          <w:delText>, z</w:delText>
-        </w:r>
-        <w:r>
-          <w:rPr>
-            <w:rFonts w:ascii="Arial" w:hAnsi="Arial" w:cs="Arial"/>
-            <w:sz w:val="20"/>
-            <w:szCs w:val="20"/>
-            <w:lang w:val="nl-BE"/>
-          </w:rPr>
-          <w:delText>ullen</w:delText>
-        </w:r>
-        <w:r>
-          <w:rPr>
-            <w:rFonts w:ascii="Arial" w:hAnsi="Arial" w:cs="Arial"/>
-            <w:sz w:val="20"/>
-            <w:szCs w:val="20"/>
-            <w:lang w:val="nl-BE"/>
-          </w:rPr>
-          <w:delText xml:space="preserve"> de </w:delText>
-        </w:r>
-        <w:r>
-          <w:rPr>
-            <w:rFonts w:ascii="Arial" w:hAnsi="Arial" w:cs="Arial"/>
-            <w:sz w:val="20"/>
-            <w:szCs w:val="20"/>
-            <w:lang w:val="nl-BE"/>
-          </w:rPr>
-          <w:delText xml:space="preserve">gegevens verzameld binnen het project </w:delText>
-        </w:r>
-        <w:r>
-          <w:rPr>
-            <w:rFonts w:ascii="Arial" w:hAnsi="Arial" w:cs="Arial"/>
-            <w:sz w:val="20"/>
-            <w:szCs w:val="20"/>
-            <w:lang w:val="nl-BE"/>
-          </w:rPr>
-          <w:delText xml:space="preserve">gebruiken in het kader van de studie waaraan u deelneemt, maar wil ze ook kunnen aanwenden in het kader van andere studies over dezelfde </w:delText>
-        </w:r>
-        <w:r>
-          <w:rPr>
-            <w:rFonts w:ascii="Arial" w:hAnsi="Arial" w:cs="Arial"/>
-            <w:sz w:val="20"/>
-            <w:szCs w:val="20"/>
-            <w:lang w:val="nl-BE"/>
-          </w:rPr>
-          <w:delText>ziekte als beschreven in deze studie</w:delText>
-        </w:r>
-        <w:r>
-          <w:rPr>
-            <w:rFonts w:ascii="Arial" w:hAnsi="Arial" w:cs="Arial"/>
-            <w:sz w:val="20"/>
-            <w:szCs w:val="20"/>
-            <w:lang w:val="nl-BE"/>
-          </w:rPr>
-          <w:delText>. Buiten de context die beschreven wordt in dit document, kunnen uw gegevens enkel gebruikt worden als een ethisch comité haar goedkeuring heeft gegeven.</w:delText>
-        </w:r>
-        <w:r>
-          <w:rPr>
-            <w:rFonts w:ascii="Arial" w:hAnsi="Arial" w:cs="Arial"/>
-            <w:sz w:val="20"/>
-            <w:szCs w:val="20"/>
-            <w:lang w:val="nl-BE"/>
-          </w:rPr>
-          <w:delText xml:space="preserve"> </w:delText>
-        </w:r>
-      </w:del>
-      <w:ins w:author="Janou De Buyser" w:date="2026-07-22T10:48:36.954Z" w16du:dateUtc="2026-07-22T10:48:36.954Z" w:id="1969080376">
-        <w:r>
-          <w:rPr>
-            <w:rFonts w:ascii="Arial" w:hAnsi="Arial" w:cs="Arial"/>
-            <w:sz w:val="20"/>
-            <w:szCs w:val="20"/>
-            <w:lang w:val="nl-BE"/>
-          </w:rPr>
-          <w:t>De gegevens die tijdens deze studie worden verzameld, worden in eerste instantie gebruikt voor het uitvoeren en analyseren van deze studie. Daarnaast kunnen uw gecodeerde gegevens in de toekomst gebruikt worden voor ander wetenschappelijk onderzoek binnen hetzelfde onderzoeksdomein, bijvoorbeeld onderzoek naar de preventie en behandeling van diabetesgerelateerde voetproblemen.</w:t>
-        </w:r>
-      </w:ins>
+        <w:rPr/>
+      </w:pPr>
+      <w:r>
+        <w:rPr>
+          <w:rFonts w:ascii="Arial" w:hAnsi="Arial" w:cs="Arial"/>
+          <w:sz w:val="20"/>
+          <w:szCs w:val="20"/>
+          <w:lang w:val="nl-BE"/>
+        </w:rPr>
+        <w:t>De gegevens die tijdens deze studie worden verzameld, worden in eerste instantie gebruikt voor het uitvoeren en analyseren van deze studie. Daarnaast kunnen uw gecodeerde gegevens in de toekomst gebruikt worden voor ander wetenschappelijk onderzoek binnen hetzelfde onderzoeksdomein, bijvoorbeeld onderzoek naar de preventie en behandeling van diabetesgerelateerde voetproblemen.</w:t>
+      </w:r>
     </w:p>
     <w:p>
       <w:pPr>
         <w:pStyle w:val="Normal"/>
         <w:spacing w:after="60"/>
-        <w:rPr>
-          <w:ins w:author="Janou De Buyser" w:date="2026-07-22T10:48:36.954Z" w16du:dateUtc="2026-07-22T10:48:36.954Z" w:id="831705489"/>
-        </w:rPr>
-      </w:pPr>
-      <w:ins w:author="Janou De Buyser" w:date="2026-07-22T10:48:36.954Z" w16du:dateUtc="2026-07-22T10:48:36.954Z" w:id="442772422">
-        <w:r>
-          <w:rPr>
-            <w:rFonts w:ascii="Arial" w:hAnsi="Arial" w:cs="Arial"/>
-            <w:sz w:val="20"/>
-            <w:szCs w:val="20"/>
-            <w:lang w:val="nl-BE"/>
-          </w:rPr>
-          <w:t>Dit toekomstig gebruik gebeurt enkel wanneer hiervoor de nodige ethische goedkeuringen zijn verkregen. Uw gegevens worden hierbij steeds gecodeerd verwerkt, zodat uw identiteit niet rechtstreeks zichtbaar is voor onderzoekers die de gegevens analyseren.</w:t>
-        </w:r>
-      </w:ins>
+        <w:rPr/>
+      </w:pPr>
+      <w:r>
+        <w:rPr>
+          <w:rFonts w:ascii="Arial" w:hAnsi="Arial" w:cs="Arial"/>
+          <w:sz w:val="20"/>
+          <w:szCs w:val="20"/>
+          <w:lang w:val="nl-BE"/>
+        </w:rPr>
+        <w:t>Dit toekomstig gebruik gebeurt enkel wanneer hiervoor de nodige ethische goedkeuringen zijn verkregen. Uw gegevens worden hierbij steeds gecodeerd verwerkt, zodat uw identiteit niet rechtstreeks zichtbaar is voor onderzoekers die de gegevens analyseren.</w:t>
+      </w:r>
     </w:p>
     <w:p>
       <w:pPr>
@@ -19725,46 +17973,15 @@
       <w:pPr>
         <w:jc w:val="both"/>
       </w:pPr>
-      <w:del w:author="Janou De Buyser" w:date="2026-07-22T10:49:07.832Z" w16du:dateUtc="2026-07-22T10:49:07.832Z" w:id="1738850764">
-        <w:r>
-          <w:rPr>
-            <w:rFonts w:ascii="Arial" w:hAnsi="Arial" w:cs="Arial"/>
-            <w:sz w:val="20"/>
-            <w:szCs w:val="20"/>
-            <w:lang w:val="nl-BE"/>
-          </w:rPr>
-          <w:delText>Indien</w:delText>
-        </w:r>
-        <w:r>
-          <w:rPr>
-            <w:rFonts w:ascii="Arial" w:hAnsi="Arial" w:cs="Arial"/>
-            <w:sz w:val="20"/>
-            <w:szCs w:val="20"/>
-            <w:lang w:val="nl-BE"/>
-          </w:rPr>
-          <w:delText xml:space="preserve"> u uw toestemming tot deelname aan de studie intrekt, zullen de gecodeerde gegevens die al verzameld waren vóór uw terugtrekking, bewaard worden. </w:delText>
-        </w:r>
-        <w:r>
-          <w:rPr>
-            <w:rFonts w:ascii="Arial" w:hAnsi="Arial"/>
-            <w:sz w:val="20"/>
-            <w:szCs w:val="20"/>
-            <w:lang w:val="nl-BE"/>
-          </w:rPr>
-          <w:delText xml:space="preserve">Hierdoor wordt de geldigheid van de studie gegarandeerd. Er zal geen enkel nieuw gegeven aan de opdrachtgever worden doorgegeven. </w:delText>
-        </w:r>
-      </w:del>
-      <w:ins w:author="Janou De Buyser" w:date="2026-07-22T10:49:07.842Z" w16du:dateUtc="2026-07-22T10:49:07.842Z" w:id="513940435">
-        <w:r>
-          <w:rPr>
-            <w:rFonts w:ascii="Arial" w:hAnsi="Arial"/>
-            <w:sz w:val="20"/>
-            <w:szCs w:val="20"/>
-            <w:lang w:val="nl-BE"/>
-          </w:rPr>
-          <w:t>Indien u uw toestemming voor verdere deelname aan de studie intrekt, worden de gegevens die reeds verzameld en gecodeerd zijn vóór uw terugtrekking behouden en verder gebruikt voor de analyse van de studie. Dit is noodzakelijk om de wetenschappelijke betrouwbaarheid van de onderzoeksresultaten te behouden. Er zullen na uw terugtrekking geen nieuwe gegevens over u worden verzameld of aan de opdrachtgever worden bezorgd.</w:t>
-        </w:r>
-      </w:ins>
+      <w:r>
+        <w:rPr>
+          <w:rFonts w:ascii="Arial" w:hAnsi="Arial"/>
+          <w:sz w:val="20"/>
+          <w:szCs w:val="20"/>
+          <w:lang w:val="nl-BE"/>
+        </w:rPr>
+        <w:t>Indien u uw toestemming voor verdere deelname aan de studie intrekt, worden de gegevens die reeds verzameld en gecodeerd zijn vóór uw terugtrekking behouden en verder gebruikt voor de analyse van de studie. Dit is noodzakelijk om de wetenschappelijke betrouwbaarheid van de onderzoeksresultaten te behouden. Er zullen na uw terugtrekking geen nieuwe gegevens over u worden verzameld of aan de opdrachtgever worden bezorgd.</w:t>
+      </w:r>
     </w:p>
     <w:p>
       <w:pPr>
@@ -20414,193 +18631,28 @@
       <w:pPr>
         <w:spacing w:after="60"/>
         <w:rPr>
-          <w:del w:author="Janou De Buyser" w:date="2026-07-22T09:54:13.312Z" w16du:dateUtc="2026-07-22T09:54:13.312Z" w:id="1128877783"/>
-          <w:rFonts w:ascii="Arial" w:hAnsi="Arial" w:cs="Arial"/>
-          <w:sz w:val="20"/>
-          <w:szCs w:val="20"/>
-          <w:lang w:val="nl-BE"/>
-        </w:rPr>
-      </w:pPr>
-      <w:del w:author="Janou De Buyser" w:date="2026-07-22T09:54:13.313Z" w16du:dateUtc="2026-07-22T09:54:13.313Z" w:id="876164969">
-        <w:r>
-          <w:rPr>
-            <w:rFonts w:ascii="Arial" w:hAnsi="Arial" w:cs="Arial"/>
-            <w:sz w:val="20"/>
-            <w:szCs w:val="20"/>
-            <w:lang w:val="nl-BE"/>
-          </w:rPr>
-          <w:delText>We verzoeken u daarom om elk nieuw gezondheidsprobleem aan de arts-onderzoeker te melden. Hij/Zij kan u aanvullende informatie verstrekken over mogelijke behandelingen.</w:delText>
-        </w:r>
-      </w:del>
+          <w:rFonts w:ascii="Arial" w:hAnsi="Arial" w:cs="Arial"/>
+          <w:sz w:val="20"/>
+          <w:szCs w:val="20"/>
+          <w:lang w:val="nl-BE"/>
+        </w:rPr>
+      </w:pPr>
     </w:p>
     <w:p>
       <w:pPr>
         <w:pStyle w:val="Normal"/>
         <w:spacing w:after="60"/>
       </w:pPr>
-      <w:del w:author="Janou De Buyser" w:date="2026-07-22T09:54:13.312Z" w16du:dateUtc="2026-07-22T09:54:13.312Z" w:id="189278044">
-        <w:r>
-          <w:rPr>
-            <w:rFonts w:ascii="Arial" w:hAnsi="Arial" w:cs="Arial"/>
-            <w:sz w:val="20"/>
-            <w:szCs w:val="20"/>
-            <w:lang w:val="nl-BE"/>
-          </w:rPr>
-          <w:delText>Indien</w:delText>
-        </w:r>
-        <w:r>
-          <w:rPr>
-            <w:rFonts w:ascii="Arial" w:hAnsi="Arial" w:cs="Arial"/>
-            <w:sz w:val="20"/>
-            <w:szCs w:val="20"/>
-            <w:lang w:val="nl-BE"/>
-          </w:rPr>
-          <w:delText xml:space="preserve"> de arts-onderzoeker van mening is dat er een verband met de studie mogelijk is (</w:delText>
-        </w:r>
-        <w:r>
-          <w:rPr>
-            <w:rFonts w:ascii="Arial" w:hAnsi="Arial" w:cs="Arial"/>
-            <w:sz w:val="20"/>
-            <w:szCs w:val="20"/>
-            <w:lang w:val="nl-BE"/>
-          </w:rPr>
-          <w:delText>er is geen verband met de studie bij schade ten gevolge van</w:delText>
-        </w:r>
-        <w:r>
-          <w:rPr>
-            <w:rFonts w:ascii="Arial" w:hAnsi="Arial" w:cs="Arial"/>
-            <w:sz w:val="20"/>
-            <w:szCs w:val="20"/>
-            <w:lang w:val="nl-BE"/>
-          </w:rPr>
-          <w:delText xml:space="preserve"> het natuurlijke verloop van uw ziekte of </w:delText>
-        </w:r>
-        <w:r>
-          <w:rPr>
-            <w:rFonts w:ascii="Arial" w:hAnsi="Arial" w:cs="Arial"/>
-            <w:sz w:val="20"/>
-            <w:szCs w:val="20"/>
-            <w:lang w:val="nl-BE"/>
-          </w:rPr>
-          <w:delText>ten gevolge van</w:delText>
-        </w:r>
-        <w:r>
-          <w:rPr>
-            <w:rFonts w:ascii="Arial" w:hAnsi="Arial" w:cs="Arial"/>
-            <w:sz w:val="20"/>
-            <w:szCs w:val="20"/>
-            <w:lang w:val="nl-BE"/>
-          </w:rPr>
-          <w:delText xml:space="preserve"> </w:delText>
-        </w:r>
-        <w:r>
-          <w:rPr>
-            <w:rFonts w:ascii="Arial" w:hAnsi="Arial" w:cs="Arial"/>
-            <w:sz w:val="20"/>
-            <w:szCs w:val="20"/>
-            <w:lang w:val="nl-BE"/>
-          </w:rPr>
-          <w:delText>ge</w:delText>
-        </w:r>
-        <w:r>
-          <w:rPr>
-            <w:rFonts w:ascii="Arial" w:hAnsi="Arial" w:cs="Arial"/>
-            <w:sz w:val="20"/>
-            <w:szCs w:val="20"/>
-            <w:lang w:val="nl-BE"/>
-          </w:rPr>
-          <w:delText xml:space="preserve">kende bijwerkingen van uw </w:delText>
-        </w:r>
-        <w:r>
-          <w:rPr>
-            <w:rFonts w:ascii="Arial" w:hAnsi="Arial" w:cs="Arial"/>
-            <w:sz w:val="20"/>
-            <w:szCs w:val="20"/>
-            <w:lang w:val="nl-BE"/>
-          </w:rPr>
-          <w:delText>standaardbehandeling</w:delText>
-        </w:r>
-      </w:del>
-      <w:commentRangeStart w:id="1040679174"/>
-      <w:del w:author="Janou De Buyser" w:date="2026-07-22T09:54:13.312Z" w16du:dateUtc="2026-07-22T09:54:13.312Z" w:id="1939478945">
-        <w:r>
-          <w:rPr>
-            <w:rFonts w:ascii="Arial" w:hAnsi="Arial" w:cs="Arial"/>
-            <w:sz w:val="20"/>
-            <w:szCs w:val="20"/>
-            <w:lang w:val="nl-BE"/>
-          </w:rPr>
-          <w:delText>),</w:delText>
-        </w:r>
-      </w:del>
-      <w:commentRangeEnd w:id="1040679174"/>
-      <w:r>
-        <w:rPr>
-          <w:rStyle w:val="CommentReference"/>
+      <w:r>
+        <w:rPr>
           <w:rFonts w:ascii="Arial" w:hAnsi="Arial" w:eastAsia="Arial" w:cs="Arial"/>
-          <w:color w:val="24303B"/>
-        </w:rPr>
-        <w:commentReference w:id="1040679174"/>
-      </w:r>
-      <w:del w:author="Janou De Buyser" w:date="2026-07-22T09:54:13.312Z" w16du:dateUtc="2026-07-22T09:54:13.312Z" w:id="1347707781">
-        <w:r>
-          <w:rPr>
-            <w:rFonts w:ascii="Arial" w:hAnsi="Arial" w:cs="Arial"/>
-            <w:sz w:val="20"/>
-            <w:szCs w:val="20"/>
-            <w:lang w:val="nl-BE"/>
-          </w:rPr>
-          <w:delText xml:space="preserve"> zal hij/zij de opdrachtgever van de studie op de hoogte stellen die de </w:delText>
-        </w:r>
-        <w:r>
-          <w:rPr>
-            <w:rFonts w:ascii="Arial" w:hAnsi="Arial" w:cs="Arial"/>
-            <w:sz w:val="20"/>
-            <w:szCs w:val="20"/>
-            <w:lang w:val="nl-BE"/>
-          </w:rPr>
-          <w:delText>aangiftep</w:delText>
-        </w:r>
-        <w:r>
-          <w:rPr>
-            <w:rFonts w:ascii="Arial" w:hAnsi="Arial" w:cs="Arial"/>
-            <w:sz w:val="20"/>
-            <w:szCs w:val="20"/>
-            <w:lang w:val="nl-BE"/>
-          </w:rPr>
-          <w:delText xml:space="preserve">rocedure bij de verzekering zal starten. Deze zal, </w:delText>
-        </w:r>
-        <w:r>
-          <w:rPr>
-            <w:rFonts w:ascii="Arial" w:hAnsi="Arial" w:cs="Arial"/>
-            <w:sz w:val="20"/>
-            <w:szCs w:val="20"/>
-            <w:lang w:val="nl-BE"/>
-          </w:rPr>
-          <w:delText>indien</w:delText>
-        </w:r>
-        <w:r>
-          <w:rPr>
-            <w:rFonts w:ascii="Arial" w:hAnsi="Arial" w:cs="Arial"/>
-            <w:sz w:val="20"/>
-            <w:szCs w:val="20"/>
-            <w:lang w:val="nl-BE"/>
-          </w:rPr>
-          <w:delText xml:space="preserve"> zij het nodig acht, een expert aanstellen om een oordeel uit te spreken over het verband tussen uw nieuwe gezondheidsklachten en de studie.</w:delText>
-        </w:r>
-      </w:del>
-      <w:ins w:author="Janou De Buyser" w:date="2026-07-22T09:54:13.331Z" w16du:dateUtc="2026-07-22T09:54:13.331Z" w:id="1913861155">
-        <w:r>
-          <w:rPr>
-            <w:rFonts w:ascii="Arial" w:hAnsi="Arial" w:eastAsia="Arial" w:cs="Arial"/>
-            <w:noProof w:val="0"/>
-            <w:sz w:val="20"/>
-            <w:szCs w:val="20"/>
-            <w:lang w:val="nl-BE"/>
-          </w:rPr>
-          <w:t xml:space="preserve"> Indien u tijdens de studie een nieuw gezondheidsprobleem of een klacht ervaart waarvan u vermoedt dat deze verband houdt met de studie, vragen wij u dit te melden aan het onderzoeksteam. De arts-onderzoeker zal beoordelen of er mogelijk een verband bestaat met de studie. Indien nodig wordt de verdere procedure volgens de geldende verzekeringsvoorwaarden opgestart.</w:t>
-        </w:r>
-      </w:ins>
+          <w:noProof w:val="0"/>
+          <w:sz w:val="20"/>
+          <w:szCs w:val="20"/>
+          <w:lang w:val="nl-BE"/>
+        </w:rPr>
+        <w:t xml:space="preserve"> Indien u tijdens de studie een nieuw gezondheidsprobleem of een klacht ervaart waarvan u vermoedt dat deze verband houdt met de studie, vragen wij u dit te melden aan het onderzoeksteam. De arts-onderzoeker zal beoordelen of er mogelijk een verband bestaat met de studie. Indien nodig wordt de verdere procedure volgens de geldende verzekeringsvoorwaarden opgestart.</w:t>
+      </w:r>
     </w:p>
     <w:p>
       <w:pPr>
@@ -20887,193 +18939,13 @@
 </w:document>
 </file>
 
-<file path=word/comments.xml><?xml version="1.0" encoding="utf-8"?>
-<w:comments xmlns:w14="http://schemas.microsoft.com/office/word/2010/wordml" xmlns:w="http://schemas.openxmlformats.org/wordprocessingml/2006/main">
-  <w:comment xmlns:w="http://schemas.openxmlformats.org/wordprocessingml/2006/main" w:initials="FD" w:author="Fabienne Dobbels" w:date="2026-06-03T11:07:05" w:id="936658052">
-    <w:p xmlns:w14="http://schemas.microsoft.com/office/word/2010/wordml" xmlns:w="http://schemas.openxmlformats.org/wordprocessingml/2006/main">
-      <w:pPr>
-        <w:pStyle w:val="CommentText"/>
-      </w:pPr>
-      <w:r>
-        <w:rPr>
-          <w:rStyle w:val="CommentReference"/>
-        </w:rPr>
-        <w:annotationRef/>
-      </w:r>
-      <w:r>
-        <w:t>eventueel ook aantal steekproeven doen in usual care? of kunnen we dit ook voor de start van de studie doen? Lijkt me nuttige context informatie, maar moet nakijken wat we hierover hadden afgesproken in de verslagen (ik weet dat we dit al eens hebben aangekaart)</w:t>
-      </w:r>
-    </w:p>
-  </w:comment>
-  <w:comment xmlns:w="http://schemas.openxmlformats.org/wordprocessingml/2006/main" w:initials="FD" w:author="Fabienne Dobbels" w:date="2026-06-03T11:09:21" w:id="1791188239">
-    <w:p xmlns:w14="http://schemas.microsoft.com/office/word/2010/wordml" xmlns:w="http://schemas.openxmlformats.org/wordprocessingml/2006/main">
-      <w:pPr>
-        <w:pStyle w:val="CommentText"/>
-      </w:pPr>
-      <w:r>
-        <w:rPr>
-          <w:rStyle w:val="CommentReference"/>
-        </w:rPr>
-        <w:annotationRef/>
-      </w:r>
-      <w:r>
-        <w:t>kunnen ze kiezen voor 1 van de elementen? Interview lijkt me nog iets anders dan te worden  gefilmd? Mogelijk is niet iedereen hiertoe bereid, maar staan ze wel open voor een interview?</w:t>
-      </w:r>
-    </w:p>
-  </w:comment>
-  <w:comment xmlns:w="http://schemas.openxmlformats.org/wordprocessingml/2006/main" w:initials="FD" w:author="Fabienne Dobbels" w:date="2026-06-03T11:10:13" w:id="603142006">
-    <w:p xmlns:w14="http://schemas.microsoft.com/office/word/2010/wordml" xmlns:w="http://schemas.openxmlformats.org/wordprocessingml/2006/main">
-      <w:pPr>
-        <w:pStyle w:val="CommentText"/>
-      </w:pPr>
-      <w:r>
-        <w:rPr>
-          <w:rStyle w:val="CommentReference"/>
-        </w:rPr>
-        <w:annotationRef/>
-      </w:r>
-      <w:r>
-        <w:t xml:space="preserve">moet deze zin erin? Lijkt eerder iets voor patiënten en er zijn geen expliciete inclusie-criteria voor personen die interventie zullen doen? of wel? </w:t>
-      </w:r>
-    </w:p>
-  </w:comment>
-  <w:comment xmlns:w="http://schemas.openxmlformats.org/wordprocessingml/2006/main" w:initials="FD" w:author="Fabienne Dobbels" w:date="2026-06-03T11:11:00" w:id="1464482664">
-    <w:p xmlns:w14="http://schemas.microsoft.com/office/word/2010/wordml" xmlns:w="http://schemas.openxmlformats.org/wordprocessingml/2006/main">
-      <w:pPr>
-        <w:pStyle w:val="CommentText"/>
-      </w:pPr>
-      <w:r>
-        <w:rPr>
-          <w:rStyle w:val="CommentReference"/>
-        </w:rPr>
-        <w:annotationRef/>
-      </w:r>
-      <w:r>
-        <w:t xml:space="preserve">eerder van toepassing op patient en hier niet echt nodig? </w:t>
-      </w:r>
-    </w:p>
-  </w:comment>
-  <w:comment xmlns:w="http://schemas.openxmlformats.org/wordprocessingml/2006/main" w:initials="FD" w:author="Fabienne Dobbels" w:date="2026-06-03T11:17:07" w:id="1040679174">
-    <w:p xmlns:w14="http://schemas.microsoft.com/office/word/2010/wordml" xmlns:w="http://schemas.openxmlformats.org/wordprocessingml/2006/main">
-      <w:pPr>
-        <w:pStyle w:val="CommentText"/>
-      </w:pPr>
-      <w:r>
-        <w:rPr>
-          <w:rStyle w:val="CommentReference"/>
-        </w:rPr>
-        <w:annotationRef/>
-      </w:r>
-      <w:r>
-        <w:t>dit deel leest erg vreemd: personeel heeft toch geen ziekte of gezondheidsproblemen? Welke risico's zijn er en is dit niet gedekt door eigen ziekenhuis? Deeltje over verzekering dient nog te worden nagekeken / aangepast; ik zie niet in welke risico's er zijn aan interview in eigen ziekenhuis of indien er opname gebeurd (aangezien ze dan aan het werk zijn? of is dit wanneer er iets gebeurt buiten de werkuren, vb interview na 17u)?</w:t>
-      </w:r>
-    </w:p>
-  </w:comment>
-  <w:comment xmlns:w="http://schemas.openxmlformats.org/wordprocessingml/2006/main" w:initials="FD" w:author="Fabienne Dobbels" w:date="2026-06-03T11:17:58" w:id="986085454">
-    <w:p xmlns:w14="http://schemas.microsoft.com/office/word/2010/wordml" xmlns:w="http://schemas.openxmlformats.org/wordprocessingml/2006/main">
-      <w:pPr>
-        <w:pStyle w:val="CommentText"/>
-      </w:pPr>
-      <w:r>
-        <w:rPr>
-          <w:rStyle w:val="CommentReference"/>
-        </w:rPr>
-        <w:annotationRef/>
-      </w:r>
-      <w:r>
-        <w:t xml:space="preserve">zouden we dit in ICF voor patiënten ook niet apart kunnen zetten? nu staat dit allemaal in 1 heel lange tekst, waardoor patienten mogelijk al snel zullen afhaken. </w:t>
-      </w:r>
-    </w:p>
-  </w:comment>
-  <w:comment xmlns:w="http://schemas.openxmlformats.org/wordprocessingml/2006/main" w:initials="JB" w:author="Janou De Buyser" w:date="2026-07-22T11:03:07" w:id="1915283523">
-    <w:p xmlns:w14="http://schemas.microsoft.com/office/word/2010/wordml" xmlns:w="http://schemas.openxmlformats.org/wordprocessingml/2006/main">
-      <w:pPr>
-        <w:pStyle w:val="CommentText"/>
-      </w:pPr>
-      <w:r>
-        <w:rPr>
-          <w:rStyle w:val="CommentReference"/>
-        </w:rPr>
-        <w:annotationRef/>
-      </w:r>
-      <w:r>
-        <w:t>wordt in het toestemmingsformulier vermeld, maar nergens in het protocol uitgeschreven</w:t>
-      </w:r>
-    </w:p>
-  </w:comment>
-  <w:comment xmlns:w="http://schemas.openxmlformats.org/wordprocessingml/2006/main" w:initials="JB" w:author="Janou De Buyser" w:date="2026-07-22T11:08:52" w:id="423154665">
-    <w:p xmlns:w14="http://schemas.microsoft.com/office/word/2010/wordml" xmlns:w="http://schemas.openxmlformats.org/wordprocessingml/2006/main">
-      <w:pPr>
-        <w:pStyle w:val="CommentText"/>
-      </w:pPr>
-      <w:r>
-        <w:rPr>
-          <w:rStyle w:val="CommentReference"/>
-        </w:rPr>
-        <w:annotationRef/>
-      </w:r>
-      <w:r>
-        <w:t xml:space="preserve">het niet opvolgen van het protocol lijkt me wel relevant </w:t>
-      </w:r>
-    </w:p>
-  </w:comment>
-</w:comments>
-</file>
-
-<file path=word/commentsExtended.xml><?xml version="1.0" encoding="utf-8"?>
-<w15:commentsEx xmlns:mc="http://schemas.openxmlformats.org/markup-compatibility/2006" xmlns:w15="http://schemas.microsoft.com/office/word/2012/wordml" mc:Ignorable="w15">
-  <w15:commentEx w15:done="1" w15:paraId="37B85091"/>
-  <w15:commentEx w15:done="1" w15:paraId="53C711B9"/>
-  <w15:commentEx w15:done="1" w15:paraId="47F02DE5"/>
-  <w15:commentEx w15:done="1" w15:paraId="4FFD85A9"/>
-  <w15:commentEx w15:done="1" w15:paraId="3B176708" w15:paraIdParent="47F02DE5"/>
-  <w15:commentEx w15:done="1" w15:paraId="0EA74738"/>
-  <w15:commentEx w15:done="1" w15:paraId="494B466A"/>
-  <w15:commentEx w15:done="1" w15:paraId="23700D14" w15:paraIdParent="37B85091"/>
-</w15:commentsEx>
-</file>
-
-<file path=word/commentsExtensible.xml><?xml version="1.0" encoding="utf-8"?>
-<w16cex:commentsExtensible xmlns:w16="http://schemas.microsoft.com/office/word/2018/wordml" xmlns:w16cex="http://schemas.microsoft.com/office/word/2018/wordml/cex" xmlns:mc="http://schemas.openxmlformats.org/markup-compatibility/2006" mc:Ignorable="w16 w16cex">
-  <w16cex:commentExtensible w16cex:durableId="53D6BBF6" w16cex:dateUtc="2026-06-03T09:07:05.318Z"/>
-  <w16cex:commentExtensible w16cex:durableId="73E4E41B" w16cex:dateUtc="2026-06-03T09:09:21.08Z"/>
-  <w16cex:commentExtensible w16cex:durableId="292EF601" w16cex:dateUtc="2026-06-03T09:10:13.215Z"/>
-  <w16cex:commentExtensible w16cex:durableId="4C128B6E" w16cex:dateUtc="2026-06-03T09:11:00.473Z"/>
-  <w16cex:commentExtensible w16cex:durableId="41D049C2" w16cex:dateUtc="2026-07-22T09:08:52.276Z"/>
-  <w16cex:commentExtensible w16cex:durableId="13757D5C" w16cex:dateUtc="2026-06-03T09:17:07.527Z"/>
-  <w16cex:commentExtensible w16cex:durableId="34179501" w16cex:dateUtc="2026-06-03T09:17:58.324Z"/>
-  <w16cex:commentExtensible w16cex:durableId="0E136082" w16cex:dateUtc="2026-07-22T09:03:07.399Z"/>
-</w16cex:commentsExtensible>
-</file>
-
-<file path=word/commentsIds.xml><?xml version="1.0" encoding="utf-8"?>
-<w16cid:commentsIds xmlns:mc="http://schemas.openxmlformats.org/markup-compatibility/2006" xmlns:w16cid="http://schemas.microsoft.com/office/word/2016/wordml/cid" mc:Ignorable="w16cid">
-  <w16cid:commentId w16cid:paraId="37B85091" w16cid:durableId="53D6BBF6"/>
-  <w16cid:commentId w16cid:paraId="53C711B9" w16cid:durableId="73E4E41B"/>
-  <w16cid:commentId w16cid:paraId="47F02DE5" w16cid:durableId="292EF601"/>
-  <w16cid:commentId w16cid:paraId="4FFD85A9" w16cid:durableId="4C128B6E"/>
-  <w16cid:commentId w16cid:paraId="0EA74738" w16cid:durableId="13757D5C"/>
-  <w16cid:commentId w16cid:paraId="494B466A" w16cid:durableId="34179501"/>
-  <w16cid:commentId w16cid:paraId="23700D14" w16cid:durableId="0E136082"/>
-  <w16cid:commentId w16cid:paraId="3B176708" w16cid:durableId="41D049C2"/>
-</w16cid:commentsIds>
-</file>
-
 <file path=word/endnotes.xml><?xml version="1.0" encoding="utf-8"?>
 <w:endnotes xmlns:wpc="http://schemas.microsoft.com/office/word/2010/wordprocessingCanvas" xmlns:cx="http://schemas.microsoft.com/office/drawing/2014/chartex" xmlns:cx1="http://schemas.microsoft.com/office/drawing/2015/9/8/chartex" xmlns:cx2="http://schemas.microsoft.com/office/drawing/2015/10/21/chartex" xmlns:cx3="http://schemas.microsoft.com/office/drawing/2016/5/9/chartex" xmlns:cx4="http://schemas.microsoft.com/office/drawing/2016/5/10/chartex" xmlns:cx5="http://schemas.microsoft.com/office/drawing/2016/5/11/chartex" xmlns:cx6="http://schemas.microsoft.com/office/drawing/2016/5/12/chartex" xmlns:cx7="http://schemas.microsoft.com/office/drawing/2016/5/13/chartex" xmlns:cx8="http://schemas.microsoft.com/office/drawing/2016/5/14/chartex" xmlns:mc="http://schemas.openxmlformats.org/markup-compatibility/2006" xmlns:aink="http://schemas.microsoft.com/office/drawing/2016/ink" xmlns:am3d="http://schemas.microsoft.com/office/drawing/2017/model3d" xmlns:o="urn:schemas-microsoft-com:office:office" xmlns:oel="http://schemas.microsoft.com/office/2019/extlst" xmlns:r="http://schemas.openxmlformats.org/officeDocument/2006/relationships" xmlns:m="http://schemas.openxmlformats.org/officeDocument/2006/math" xmlns:v="urn:schemas-microsoft-com:vml" xmlns:wp14="http://schemas.microsoft.com/office/word/2010/wordprocessingDrawing" xmlns:wp="http://schemas.openxmlformats.org/drawingml/2006/wordprocessingDrawing" xmlns:w10="urn:schemas-microsoft-com:office:word" xmlns:w="http://schemas.openxmlformats.org/wordprocessingml/2006/main" xmlns:w14="http://schemas.microsoft.com/office/word/2010/wordml" xmlns:w15="http://schemas.microsoft.com/office/word/2012/wordml" xmlns:w16cex="http://schemas.microsoft.com/office/word/2018/wordml/cex" xmlns:w16cid="http://schemas.microsoft.com/office/word/2016/wordml/cid" xmlns:w16="http://schemas.microsoft.com/office/word/2018/wordml" xmlns:w16du="http://schemas.microsoft.com/office/word/2023/wordml/word16du" xmlns:w16sdtdh="http://schemas.microsoft.com/office/word/2020/wordml/sdtdatahash" xmlns:w16sdtfl="http://schemas.microsoft.com/office/word/2024/wordml/sdtformatlock" xmlns:w16se="http://schemas.microsoft.com/office/word/2015/wordml/symex" xmlns:wpg="http://schemas.microsoft.com/office/word/2010/wordprocessingGroup" xmlns:wpi="http://schemas.microsoft.com/office/word/2010/wordprocessingInk" xmlns:wne="http://schemas.microsoft.com/office/word/2006/wordml" xmlns:wps="http://schemas.microsoft.com/office/word/2010/wordprocessingShape" mc:Ignorable="w14 w15 w16se w16cid w16 w16cex w16sdtdh w16sdtfl w16du wp14">
   <w:endnote w:type="separator" w:id="-1">
-    <w:p>
-      <w:r>
-        <w:separator/>
-      </w:r>
-    </w:p>
+    <w:p/>
   </w:endnote>
   <w:endnote w:type="continuationSeparator" w:id="0">
-    <w:p>
-      <w:r>
-        <w:continuationSeparator/>
-      </w:r>
-    </w:p>
+    <w:p/>
   </w:endnote>
 </w:endnotes>
 </file>
@@ -21094,254 +18966,114 @@
         <w:szCs w:val="18"/>
         <w:lang w:val="nl-BE"/>
       </w:rPr>
-      <w:pPrChange w:author="Janou De Buyser" w:date="2026-07-22T09:54:37.049Z">
-        <w:pPr>
-          <w:pStyle w:val="Header"/>
-          <w:jc w:val="center"/>
-        </w:pPr>
-      </w:pPrChange>
     </w:pPr>
     <w:r>
       <w:rPr>
-        <w:rFonts w:ascii="Arial" w:hAnsi="Arial" w:cs="Arial" w:eastAsia="Arial"/>
-        <w:color w:val="24303B"/>
+        <w:rFonts w:ascii="Arial" w:hAnsi="Arial" w:eastAsia="Arial" w:cs="Arial"/>
+        <w:b w:val="0"/>
+        <w:color w:val="59636E"/>
         <w:sz w:val="18"/>
-        <w:szCs w:val="18"/>
-        <w:lang w:val="nl-BE"/>
-      </w:rPr>
-      <w:t>Informatie en toestemmingsformulier –</w:t>
+      </w:rPr>
+      <w:t xml:space="preserve">Pagina </w:t>
     </w:r>
     <w:r>
       <w:rPr>
-        <w:rFonts w:ascii="Arial" w:hAnsi="Arial" w:cs="Arial" w:eastAsia="Arial"/>
-        <w:color w:val="24303B"/>
+        <w:rFonts w:ascii="Arial" w:hAnsi="Arial" w:eastAsia="Arial" w:cs="Arial"/>
+        <w:b w:val="0"/>
+        <w:color w:val="59636E"/>
         <w:sz w:val="18"/>
-        <w:szCs w:val="18"/>
-        <w:lang w:val="nl-BE"/>
-      </w:rPr>
-      <w:t>PARADISE trial -</w:t>
-    </w:r>
-    <w:r>
-      <w:rPr>
-        <w:rFonts w:ascii="Arial" w:hAnsi="Arial" w:cs="Arial" w:eastAsia="Arial"/>
-        <w:color w:val="24303B"/>
-        <w:sz w:val="18"/>
-        <w:szCs w:val="18"/>
-        <w:lang w:val="nl-BE"/>
-      </w:rPr>
-      <w:t xml:space="preserve"> </w:t>
-    </w:r>
-    <w:r>
-      <w:rPr>
-        <w:rFonts w:ascii="Arial" w:hAnsi="Arial" w:cs="Arial" w:eastAsia="Arial"/>
-        <w:color w:val="24303B"/>
-        <w:sz w:val="18"/>
-        <w:szCs w:val="18"/>
-        <w:lang w:val="nl-BE"/>
-      </w:rPr>
-      <w:t>S</w:t>
-    </w:r>
-    <w:r>
-      <w:rPr>
-        <w:rFonts w:ascii="Arial" w:hAnsi="Arial" w:cs="Arial" w:eastAsia="Arial"/>
-        <w:color w:val="24303B"/>
-        <w:sz w:val="18"/>
-        <w:szCs w:val="18"/>
-        <w:lang w:val="nl-NL"/>
-      </w:rPr>
-      <w:t>71769</w:t>
-    </w:r>
-    <w:r>
-      <w:rPr>
-        <w:rFonts w:ascii="Arial" w:hAnsi="Arial" w:cs="Arial" w:eastAsia="Arial"/>
-        <w:color w:val="24303B"/>
-        <w:sz w:val="18"/>
-        <w:szCs w:val="18"/>
-        <w:lang w:val="nl-NL"/>
-      </w:rPr>
-      <w:t xml:space="preserve">      </w:t>
-    </w:r>
-    <w:r>
-      <w:rPr>
-        <w:rFonts w:ascii="Arial" w:hAnsi="Arial" w:cs="Arial" w:eastAsia="Arial"/>
-        <w:color w:val="EE0000"/>
-        <w:sz w:val="18"/>
-        <w:szCs w:val="18"/>
-        <w:lang w:val="nl-NL"/>
-      </w:rPr>
-      <w:t xml:space="preserve">versie </w:t>
-    </w:r>
-    <w:del w:author="Janou De Buyser" w:date="2026-07-22T09:54:36.992Z" w16du:dateUtc="2026-07-22T09:54:36.992Z" w:id="202497">
-      <w:r>
-        <w:rPr>
-          <w:rFonts w:ascii="Arial" w:hAnsi="Arial" w:cs="Arial"/>
-          <w:color w:val="EE0000"/>
-          <w:sz w:val="18"/>
-          <w:szCs w:val="18"/>
-          <w:lang w:val="nl-NL"/>
-        </w:rPr>
-        <w:delText>XXXXXXXXXXX</w:delText>
-      </w:r>
-    </w:del>
-    <w:ins w:author="Janou De Buyser" w:date="2026-07-22T09:54:37.428Z" w16du:dateUtc="2026-07-22T09:54:37.428Z" w:id="1063478500">
-      <w:r>
-        <w:rPr>
-          <w:rFonts w:ascii="Arial" w:hAnsi="Arial" w:cs="Arial"/>
-          <w:sz w:val="18"/>
-          <w:szCs w:val="18"/>
-          <w:lang w:val="nl-BE"/>
-        </w:rPr>
-        <w:t>1.0</w:t>
-      </w:r>
-    </w:ins>
-  </w:p>
-  <w:p>
-    <w:pPr>
-      <w:pStyle w:val="Footer"/>
-      <w:jc w:val="center"/>
-      <w:rPr>
-        <w:rFonts w:ascii="Arial" w:hAnsi="Arial" w:cs="Arial"/>
-        <w:color w:val="FF0000"/>
-        <w:sz w:val="16"/>
-        <w:szCs w:val="16"/>
-        <w:lang w:val="nl-BE"/>
-      </w:rPr>
-    </w:pPr>
-    <w:r>
-      <w:rPr>
-        <w:rFonts w:ascii="Arial" w:hAnsi="Arial" w:cs="Arial" w:eastAsia="Arial"/>
-        <w:color w:val="24303B"/>
-        <w:sz w:val="16"/>
-        <w:szCs w:val="16"/>
-        <w:lang w:val="nl-BE"/>
-      </w:rPr>
-      <w:t xml:space="preserve">- </w:t>
-    </w:r>
-    <w:r>
-      <w:rPr>
-        <w:rFonts w:ascii="Arial" w:hAnsi="Arial" w:cs="Arial" w:eastAsia="Arial"/>
-        <w:color w:val="24303B"/>
-        <w:sz w:val="16"/>
-        <w:szCs w:val="16"/>
-        <w:lang w:val="nl-NL"/>
-      </w:rPr>
-      <w:t xml:space="preserve">pagina </w:t>
-    </w:r>
-    <w:r>
-      <w:rPr>
-        <w:rFonts w:ascii="Arial" w:hAnsi="Arial" w:cs="Arial" w:eastAsia="Arial"/>
-        <w:color w:val="24303B"/>
-        <w:sz w:val="16"/>
-        <w:szCs w:val="16"/>
       </w:rPr>
       <w:fldChar w:fldCharType="begin"/>
     </w:r>
     <w:r>
       <w:rPr>
-        <w:rFonts w:ascii="Arial" w:hAnsi="Arial" w:cs="Arial" w:eastAsia="Arial"/>
-        <w:color w:val="24303B"/>
-        <w:sz w:val="16"/>
-        <w:szCs w:val="16"/>
-        <w:lang w:val="nl-NL"/>
+        <w:rFonts w:ascii="Arial" w:hAnsi="Arial" w:eastAsia="Arial" w:cs="Arial"/>
+        <w:b w:val="0"/>
+        <w:color w:val="59636E"/>
+        <w:sz w:val="18"/>
       </w:rPr>
       <w:instrText xml:space="preserve"> PAGE </w:instrText>
     </w:r>
     <w:r>
       <w:rPr>
-        <w:rFonts w:ascii="Arial" w:hAnsi="Arial" w:cs="Arial" w:eastAsia="Arial"/>
-        <w:color w:val="24303B"/>
-        <w:sz w:val="16"/>
-        <w:szCs w:val="16"/>
+        <w:rFonts w:ascii="Arial" w:hAnsi="Arial" w:eastAsia="Arial" w:cs="Arial"/>
+        <w:b w:val="0"/>
+        <w:color w:val="59636E"/>
+        <w:sz w:val="18"/>
       </w:rPr>
       <w:fldChar w:fldCharType="separate"/>
     </w:r>
     <w:r>
       <w:rPr>
-        <w:rFonts w:ascii="Arial" w:hAnsi="Arial" w:cs="Arial" w:eastAsia="Arial"/>
-        <w:noProof/>
-        <w:color w:val="24303B"/>
-        <w:sz w:val="16"/>
-        <w:szCs w:val="16"/>
-        <w:lang w:val="nl-NL"/>
-      </w:rPr>
-      <w:t>14</w:t>
+        <w:rFonts w:ascii="Arial" w:hAnsi="Arial" w:eastAsia="Arial" w:cs="Arial"/>
+        <w:b w:val="0"/>
+        <w:color w:val="59636E"/>
+        <w:sz w:val="18"/>
+      </w:rPr>
+      <w:t>1</w:t>
     </w:r>
     <w:r>
       <w:rPr>
-        <w:rFonts w:ascii="Arial" w:hAnsi="Arial" w:cs="Arial" w:eastAsia="Arial"/>
-        <w:color w:val="24303B"/>
-        <w:sz w:val="16"/>
-        <w:szCs w:val="16"/>
+        <w:rFonts w:ascii="Arial" w:hAnsi="Arial" w:eastAsia="Arial" w:cs="Arial"/>
+        <w:b w:val="0"/>
+        <w:color w:val="59636E"/>
+        <w:sz w:val="18"/>
       </w:rPr>
       <w:fldChar w:fldCharType="end"/>
     </w:r>
     <w:r>
       <w:rPr>
-        <w:rFonts w:ascii="Arial" w:hAnsi="Arial" w:cs="Arial" w:eastAsia="Arial"/>
-        <w:color w:val="24303B"/>
-        <w:sz w:val="16"/>
-        <w:szCs w:val="16"/>
-        <w:lang w:val="nl-NL"/>
+        <w:rFonts w:ascii="Arial" w:hAnsi="Arial" w:eastAsia="Arial" w:cs="Arial"/>
+        <w:b w:val="0"/>
+        <w:color w:val="59636E"/>
+        <w:sz w:val="18"/>
       </w:rPr>
       <w:t xml:space="preserve"> van </w:t>
     </w:r>
     <w:r>
       <w:rPr>
-        <w:rFonts w:ascii="Arial" w:hAnsi="Arial" w:cs="Arial" w:eastAsia="Arial"/>
-        <w:color w:val="24303B"/>
-        <w:sz w:val="16"/>
-        <w:szCs w:val="16"/>
+        <w:rFonts w:ascii="Arial" w:hAnsi="Arial" w:eastAsia="Arial" w:cs="Arial"/>
+        <w:b w:val="0"/>
+        <w:color w:val="59636E"/>
+        <w:sz w:val="18"/>
       </w:rPr>
       <w:fldChar w:fldCharType="begin"/>
     </w:r>
     <w:r>
       <w:rPr>
-        <w:rFonts w:ascii="Arial" w:hAnsi="Arial" w:cs="Arial" w:eastAsia="Arial"/>
-        <w:color w:val="24303B"/>
-        <w:sz w:val="16"/>
-        <w:szCs w:val="16"/>
-        <w:lang w:val="nl-NL"/>
+        <w:rFonts w:ascii="Arial" w:hAnsi="Arial" w:eastAsia="Arial" w:cs="Arial"/>
+        <w:b w:val="0"/>
+        <w:color w:val="59636E"/>
+        <w:sz w:val="18"/>
       </w:rPr>
       <w:instrText xml:space="preserve"> NUMPAGES </w:instrText>
     </w:r>
     <w:r>
       <w:rPr>
-        <w:rFonts w:ascii="Arial" w:hAnsi="Arial" w:cs="Arial" w:eastAsia="Arial"/>
-        <w:color w:val="24303B"/>
-        <w:sz w:val="16"/>
-        <w:szCs w:val="16"/>
+        <w:rFonts w:ascii="Arial" w:hAnsi="Arial" w:eastAsia="Arial" w:cs="Arial"/>
+        <w:b w:val="0"/>
+        <w:color w:val="59636E"/>
+        <w:sz w:val="18"/>
       </w:rPr>
       <w:fldChar w:fldCharType="separate"/>
     </w:r>
     <w:r>
       <w:rPr>
-        <w:rFonts w:ascii="Arial" w:hAnsi="Arial" w:cs="Arial" w:eastAsia="Arial"/>
-        <w:noProof/>
-        <w:color w:val="24303B"/>
-        <w:sz w:val="16"/>
-        <w:szCs w:val="16"/>
-        <w:lang w:val="nl-NL"/>
-      </w:rPr>
-      <w:t>16</w:t>
+        <w:rFonts w:ascii="Arial" w:hAnsi="Arial" w:eastAsia="Arial" w:cs="Arial"/>
+        <w:b w:val="0"/>
+        <w:color w:val="59636E"/>
+        <w:sz w:val="18"/>
+      </w:rPr>
+      <w:t>1</w:t>
     </w:r>
     <w:r>
       <w:rPr>
-        <w:rFonts w:ascii="Arial" w:hAnsi="Arial" w:cs="Arial" w:eastAsia="Arial"/>
-        <w:color w:val="24303B"/>
-        <w:sz w:val="16"/>
-        <w:szCs w:val="16"/>
+        <w:rFonts w:ascii="Arial" w:hAnsi="Arial" w:eastAsia="Arial" w:cs="Arial"/>
+        <w:b w:val="0"/>
+        <w:color w:val="59636E"/>
+        <w:sz w:val="18"/>
       </w:rPr>
       <w:fldChar w:fldCharType="end"/>
-    </w:r>
-    <w:r>
-      <w:rPr>
-        <w:rFonts w:ascii="Arial" w:hAnsi="Arial" w:cs="Arial" w:eastAsia="Arial"/>
-        <w:color w:val="FF0000"/>
-        <w:sz w:val="16"/>
-        <w:szCs w:val="16"/>
-        <w:lang w:val="nl-BE"/>
-      </w:rPr>
-      <w:br/>
     </w:r>
   </w:p>
 </w:ftr>
@@ -21350,18 +19082,10 @@
 <file path=word/footnotes.xml><?xml version="1.0" encoding="utf-8"?>
 <w:footnotes xmlns:wpc="http://schemas.microsoft.com/office/word/2010/wordprocessingCanvas" xmlns:cx="http://schemas.microsoft.com/office/drawing/2014/chartex" xmlns:cx1="http://schemas.microsoft.com/office/drawing/2015/9/8/chartex" xmlns:cx2="http://schemas.microsoft.com/office/drawing/2015/10/21/chartex" xmlns:cx3="http://schemas.microsoft.com/office/drawing/2016/5/9/chartex" xmlns:cx4="http://schemas.microsoft.com/office/drawing/2016/5/10/chartex" xmlns:cx5="http://schemas.microsoft.com/office/drawing/2016/5/11/chartex" xmlns:cx6="http://schemas.microsoft.com/office/drawing/2016/5/12/chartex" xmlns:cx7="http://schemas.microsoft.com/office/drawing/2016/5/13/chartex" xmlns:cx8="http://schemas.microsoft.com/office/drawing/2016/5/14/chartex" xmlns:mc="http://schemas.openxmlformats.org/markup-compatibility/2006" xmlns:aink="http://schemas.microsoft.com/office/drawing/2016/ink" xmlns:am3d="http://schemas.microsoft.com/office/drawing/2017/model3d" xmlns:o="urn:schemas-microsoft-com:office:office" xmlns:oel="http://schemas.microsoft.com/office/2019/extlst" xmlns:r="http://schemas.openxmlformats.org/officeDocument/2006/relationships" xmlns:m="http://schemas.openxmlformats.org/officeDocument/2006/math" xmlns:v="urn:schemas-microsoft-com:vml" xmlns:wp14="http://schemas.microsoft.com/office/word/2010/wordprocessingDrawing" xmlns:wp="http://schemas.openxmlformats.org/drawingml/2006/wordprocessingDrawing" xmlns:w10="urn:schemas-microsoft-com:office:word" xmlns:w="http://schemas.openxmlformats.org/wordprocessingml/2006/main" xmlns:w14="http://schemas.microsoft.com/office/word/2010/wordml" xmlns:w15="http://schemas.microsoft.com/office/word/2012/wordml" xmlns:w16cex="http://schemas.microsoft.com/office/word/2018/wordml/cex" xmlns:w16cid="http://schemas.microsoft.com/office/word/2016/wordml/cid" xmlns:w16="http://schemas.microsoft.com/office/word/2018/wordml" xmlns:w16du="http://schemas.microsoft.com/office/word/2023/wordml/word16du" xmlns:w16sdtdh="http://schemas.microsoft.com/office/word/2020/wordml/sdtdatahash" xmlns:w16sdtfl="http://schemas.microsoft.com/office/word/2024/wordml/sdtformatlock" xmlns:w16se="http://schemas.microsoft.com/office/word/2015/wordml/symex" xmlns:wpg="http://schemas.microsoft.com/office/word/2010/wordprocessingGroup" xmlns:wpi="http://schemas.microsoft.com/office/word/2010/wordprocessingInk" xmlns:wne="http://schemas.microsoft.com/office/word/2006/wordml" xmlns:wps="http://schemas.microsoft.com/office/word/2010/wordprocessingShape" mc:Ignorable="w14 w15 w16se w16cid w16 w16cex w16sdtdh w16sdtfl w16du wp14">
   <w:footnote w:type="separator" w:id="-1">
-    <w:p>
-      <w:r>
-        <w:separator/>
-      </w:r>
-    </w:p>
+    <w:p/>
   </w:footnote>
   <w:footnote w:type="continuationSeparator" w:id="0">
-    <w:p>
-      <w:r>
-        <w:continuationSeparator/>
-      </w:r>
-    </w:p>
+    <w:p/>
   </w:footnote>
   <w:footnote w:id="1">
     <w:p>
@@ -21371,14 +19095,6 @@
           <w:lang w:val="nl-NL"/>
         </w:rPr>
       </w:pPr>
-      <w:r>
-        <w:rPr>
-          <w:rFonts w:ascii="Arial" w:hAnsi="Arial"/>
-          <w:sz w:val="16"/>
-          <w:vertAlign w:val="superscript"/>
-        </w:rPr>
-        <w:footnoteRef/>
-      </w:r>
       <w:r>
         <w:rPr>
           <w:rFonts w:ascii="Arial" w:hAnsi="Arial"/>
@@ -21433,14 +19149,6 @@
         <w:rPr>
           <w:rFonts w:ascii="Arial" w:hAnsi="Arial"/>
           <w:sz w:val="16"/>
-          <w:vertAlign w:val="superscript"/>
-        </w:rPr>
-        <w:footnoteRef/>
-      </w:r>
-      <w:r>
-        <w:rPr>
-          <w:rFonts w:ascii="Arial" w:hAnsi="Arial"/>
-          <w:sz w:val="16"/>
           <w:lang w:val="nl-BE"/>
         </w:rPr>
         <w:t xml:space="preserve"> </w:t>
@@ -21475,15 +19183,6 @@
       </w:pPr>
       <w:r>
         <w:rPr>
-          <w:rStyle w:val="FootnoteReference"/>
-          <w:rFonts w:ascii="Arial" w:hAnsi="Arial" w:cs="Arial"/>
-          <w:sz w:val="16"/>
-          <w:szCs w:val="16"/>
-        </w:rPr>
-        <w:footnoteRef/>
-      </w:r>
-      <w:r>
-        <w:rPr>
           <w:lang w:val="nl-BE"/>
         </w:rPr>
         <w:t xml:space="preserve"> </w:t>
@@ -21553,15 +19252,6 @@
           <w:lang w:val="nl-BE"/>
         </w:rPr>
       </w:pPr>
-      <w:r>
-        <w:rPr>
-          <w:rStyle w:val="FootnoteReference"/>
-          <w:rFonts w:ascii="Arial" w:hAnsi="Arial" w:cs="Arial"/>
-          <w:sz w:val="16"/>
-          <w:szCs w:val="16"/>
-        </w:rPr>
-        <w:footnoteRef/>
-      </w:r>
       <w:r>
         <w:rPr>
           <w:szCs w:val="24"/>
@@ -21618,6 +19308,7 @@
       <w:tabs>
         <w:tab w:val="left" w:pos="3972"/>
       </w:tabs>
+      <w:jc w:val="left"/>
       <w:rPr>
         <w:rFonts w:ascii="Arial" w:hAnsi="Arial" w:cs="Arial"/>
         <w:sz w:val="18"/>
@@ -21628,12 +19319,13 @@
     <w:r>
       <w:rPr>
         <w:rFonts w:ascii="Arial" w:hAnsi="Arial" w:cs="Arial" w:eastAsia="Arial"/>
-        <w:color w:val="24303B"/>
+        <w:b w:val="0"/>
+        <w:color w:val="59636E"/>
         <w:sz w:val="18"/>
         <w:szCs w:val="18"/>
         <w:lang w:val="nl-BE"/>
       </w:rPr>
-      <w:tab/>
+      <w:t>PARADISE (S71769) — eCRF 04: Toestemmingsformulier therapeut</w:t>
     </w:r>
   </w:p>
 </w:hdr>

--- a/(e)CRF/Per nummer/04_Toestemmingsformulier therapeut.docx
+++ b/(e)CRF/Per nummer/04_Toestemmingsformulier therapeut.docx
@@ -18954,124 +18954,350 @@
 <w:ftr xmlns:wpc="http://schemas.microsoft.com/office/word/2010/wordprocessingCanvas" xmlns:cx="http://schemas.microsoft.com/office/drawing/2014/chartex" xmlns:cx1="http://schemas.microsoft.com/office/drawing/2015/9/8/chartex" xmlns:cx2="http://schemas.microsoft.com/office/drawing/2015/10/21/chartex" xmlns:cx3="http://schemas.microsoft.com/office/drawing/2016/5/9/chartex" xmlns:cx4="http://schemas.microsoft.com/office/drawing/2016/5/10/chartex" xmlns:cx5="http://schemas.microsoft.com/office/drawing/2016/5/11/chartex" xmlns:cx6="http://schemas.microsoft.com/office/drawing/2016/5/12/chartex" xmlns:cx7="http://schemas.microsoft.com/office/drawing/2016/5/13/chartex" xmlns:cx8="http://schemas.microsoft.com/office/drawing/2016/5/14/chartex" xmlns:mc="http://schemas.openxmlformats.org/markup-compatibility/2006" xmlns:aink="http://schemas.microsoft.com/office/drawing/2016/ink" xmlns:am3d="http://schemas.microsoft.com/office/drawing/2017/model3d" xmlns:o="urn:schemas-microsoft-com:office:office" xmlns:oel="http://schemas.microsoft.com/office/2019/extlst" xmlns:r="http://schemas.openxmlformats.org/officeDocument/2006/relationships" xmlns:m="http://schemas.openxmlformats.org/officeDocument/2006/math" xmlns:v="urn:schemas-microsoft-com:vml" xmlns:wp14="http://schemas.microsoft.com/office/word/2010/wordprocessingDrawing" xmlns:wp="http://schemas.openxmlformats.org/drawingml/2006/wordprocessingDrawing" xmlns:w10="urn:schemas-microsoft-com:office:word" xmlns:w="http://schemas.openxmlformats.org/wordprocessingml/2006/main" xmlns:w14="http://schemas.microsoft.com/office/word/2010/wordml" xmlns:w15="http://schemas.microsoft.com/office/word/2012/wordml" xmlns:w16cex="http://schemas.microsoft.com/office/word/2018/wordml/cex" xmlns:w16cid="http://schemas.microsoft.com/office/word/2016/wordml/cid" xmlns:w16="http://schemas.microsoft.com/office/word/2018/wordml" xmlns:w16du="http://schemas.microsoft.com/office/word/2023/wordml/word16du" xmlns:w16sdtdh="http://schemas.microsoft.com/office/word/2020/wordml/sdtdatahash" xmlns:w16sdtfl="http://schemas.microsoft.com/office/word/2024/wordml/sdtformatlock" xmlns:w16se="http://schemas.microsoft.com/office/word/2015/wordml/symex" xmlns:wpg="http://schemas.microsoft.com/office/word/2010/wordprocessingGroup" xmlns:wpi="http://schemas.microsoft.com/office/word/2010/wordprocessingInk" xmlns:wne="http://schemas.microsoft.com/office/word/2006/wordml" xmlns:wps="http://schemas.microsoft.com/office/word/2010/wordprocessingShape" mc:Ignorable="w14 w15 w16se w16cid w16 w16cex w16sdtdh w16sdtfl w16du wp14">
   <w:p>
     <w:pPr>
-      <w:pStyle w:val="Header"/>
-      <w:suppressLineNumbers w:val="0"/>
-      <w:bidi w:val="0"/>
-      <w:spacing w:before="0" w:beforeAutospacing="off" w:after="0" w:afterAutospacing="off" w:line="259" w:lineRule="auto"/>
-      <w:ind w:left="0" w:right="0"/>
-      <w:jc w:val="center"/>
-      <w:rPr>
-        <w:rFonts w:ascii="Arial" w:hAnsi="Arial" w:cs="Arial"/>
-        <w:sz w:val="18"/>
-        <w:szCs w:val="18"/>
-        <w:lang w:val="nl-BE"/>
-      </w:rPr>
+      <w:pBdr>
+        <w:top w:val="single" w:sz="6" w:space="6" w:color="C4CED8"/>
+      </w:pBdr>
     </w:pPr>
     <w:r>
       <w:rPr>
-        <w:rFonts w:ascii="Arial" w:hAnsi="Arial" w:eastAsia="Arial" w:cs="Arial"/>
-        <w:b w:val="0"/>
-        <w:color w:val="59636E"/>
-        <w:sz w:val="18"/>
-      </w:rPr>
-      <w:t xml:space="preserve">Pagina </w:t>
+        <w:noProof/>
+      </w:rPr>
+      <w:drawing>
+        <wp:anchor distT="0" distB="0" distL="114300" distR="114300" simplePos="0" relativeHeight="251659264" behindDoc="0" locked="0" layoutInCell="1" allowOverlap="1" wp14:anchorId="4A8142CD" wp14:editId="6CB4EA88">
+          <wp:simplePos x="0" y="0"/>
+          <wp:positionH relativeFrom="column">
+            <wp:posOffset>5527362</wp:posOffset>
+          </wp:positionH>
+          <wp:positionV relativeFrom="paragraph">
+            <wp:posOffset>66098</wp:posOffset>
+          </wp:positionV>
+          <wp:extent cx="1272540" cy="484505"/>
+          <wp:effectExtent l="0" t="0" r="3810" b="0"/>
+          <wp:wrapSquare wrapText="bothSides"/>
+          <wp:docPr id="1206673644" name="Afbeelding 7"/>
+          <wp:cNvGraphicFramePr>
+            <a:graphicFrameLocks xmlns:a="http://schemas.openxmlformats.org/drawingml/2006/main" noChangeAspect="1"/>
+          </wp:cNvGraphicFramePr>
+          <a:graphic xmlns:a="http://schemas.openxmlformats.org/drawingml/2006/main">
+            <a:graphicData uri="http://schemas.openxmlformats.org/drawingml/2006/picture">
+              <pic:pic xmlns:pic="http://schemas.openxmlformats.org/drawingml/2006/picture">
+                <pic:nvPicPr>
+                  <pic:cNvPr id="1340115081" name="Afbeelding 1340115081"/>
+                  <pic:cNvPicPr/>
+                </pic:nvPicPr>
+                <pic:blipFill rotWithShape="1">
+                  <a:blip r:embed="rIdTplImgC">
+                    <a:extLst>
+                      <a:ext uri="{28A0092B-C50C-407E-A947-70E740481C1C}">
+                        <a14:useLocalDpi xmlns:a14="http://schemas.microsoft.com/office/drawing/2010/main" val="0"/>
+                      </a:ext>
+                    </a:extLst>
+                  </a:blip>
+                  <a:srcRect l="8409" t="28983" b="36048"/>
+                  <a:stretch>
+                    <a:fillRect/>
+                  </a:stretch>
+                </pic:blipFill>
+                <pic:spPr bwMode="auto">
+                  <a:xfrm>
+                    <a:off x="0" y="0"/>
+                    <a:ext cx="1272540" cy="484505"/>
+                  </a:xfrm>
+                  <a:prstGeom prst="rect">
+                    <a:avLst/>
+                  </a:prstGeom>
+                  <a:ln>
+                    <a:noFill/>
+                  </a:ln>
+                  <a:extLst>
+                    <a:ext uri="{53640926-AAD7-44D8-BBD7-CCE9431645EC}">
+                      <a14:shadowObscured xmlns:a14="http://schemas.microsoft.com/office/drawing/2010/main"/>
+                    </a:ext>
+                  </a:extLst>
+                </pic:spPr>
+              </pic:pic>
+            </a:graphicData>
+          </a:graphic>
+          <wp14:sizeRelH relativeFrom="page">
+            <wp14:pctWidth>0</wp14:pctWidth>
+          </wp14:sizeRelH>
+          <wp14:sizeRelV relativeFrom="page">
+            <wp14:pctHeight>0</wp14:pctHeight>
+          </wp14:sizeRelV>
+        </wp:anchor>
+      </w:drawing>
     </w:r>
     <w:r>
       <w:rPr>
-        <w:rFonts w:ascii="Arial" w:hAnsi="Arial" w:eastAsia="Arial" w:cs="Arial"/>
-        <w:b w:val="0"/>
         <w:color w:val="59636E"/>
-        <w:sz w:val="18"/>
+        <w:sz w:val="16"/>
+        <w:szCs w:val="16"/>
+      </w:rPr>
+      <w:t>PARADISE-</w:t>
+    </w:r>
+    <w:proofErr w:type="gramStart"/>
+    <w:r>
+      <w:rPr>
+        <w:color w:val="59636E"/>
+        <w:sz w:val="16"/>
+        <w:szCs w:val="16"/>
+      </w:rPr>
+      <w:t>studie  ·</w:t>
+    </w:r>
+    <w:proofErr w:type="gramEnd"/>
+    <w:r>
+      <w:rPr>
+        <w:color w:val="59636E"/>
+        <w:sz w:val="16"/>
+        <w:szCs w:val="16"/>
+      </w:rPr>
+      <w:t xml:space="preserve">  eCRF 04: Toestemmingsformulier therapeut </w:t>
+    </w:r>
+    <w:proofErr w:type="gramStart"/>
+    <w:r>
+      <w:rPr>
+        <w:color w:val="59636E"/>
+        <w:sz w:val="16"/>
+        <w:szCs w:val="16"/>
+      </w:rPr>
+      <w:t>·</w:t>
+    </w:r>
+    <w:proofErr w:type="gramEnd"/>
+    <w:r>
+      <w:rPr>
+        <w:color w:val="59636E"/>
+        <w:sz w:val="16"/>
+        <w:szCs w:val="16"/>
+      </w:rPr>
+      <w:t xml:space="preserve">  Versie </w:t>
+    </w:r>
+    <w:proofErr w:type="gramStart"/>
+    <w:r>
+      <w:rPr>
+        <w:i/>
+        <w:iCs/>
+        <w:color w:val="59636E"/>
+        <w:sz w:val="16"/>
+        <w:szCs w:val="16"/>
+      </w:rPr>
+      <w:t xml:space="preserve">[ </w:t>
+    </w:r>
+    <w:r>
+      <w:rPr>
+        <w:i/>
+        <w:iCs/>
+        <w:color w:val="59636E"/>
+        <w:sz w:val="16"/>
+        <w:szCs w:val="16"/>
+      </w:rPr>
+      <w:t>1.0</w:t>
+    </w:r>
+    <w:proofErr w:type="gramEnd"/>
+    <w:r>
+      <w:rPr>
+        <w:i/>
+        <w:iCs/>
+        <w:color w:val="59636E"/>
+        <w:sz w:val="16"/>
+        <w:szCs w:val="16"/>
+      </w:rPr>
+      <w:t xml:space="preserve"> </w:t>
+    </w:r>
+    <w:proofErr w:type="gramStart"/>
+    <w:r>
+      <w:rPr>
+        <w:i/>
+        <w:iCs/>
+        <w:color w:val="59636E"/>
+        <w:sz w:val="16"/>
+        <w:szCs w:val="16"/>
+      </w:rPr>
+      <w:t>]</w:t>
+    </w:r>
+    <w:r>
+      <w:rPr>
+        <w:color w:val="59636E"/>
+        <w:sz w:val="16"/>
+        <w:szCs w:val="16"/>
+      </w:rPr>
+      <w:t xml:space="preserve">  ·</w:t>
+    </w:r>
+    <w:proofErr w:type="gramEnd"/>
+    <w:r>
+      <w:rPr>
+        <w:color w:val="59636E"/>
+        <w:sz w:val="16"/>
+        <w:szCs w:val="16"/>
+      </w:rPr>
+      <w:t xml:space="preserve">  </w:t>
+    </w:r>
+    <w:proofErr w:type="gramStart"/>
+    <w:r>
+      <w:rPr>
+        <w:i/>
+        <w:iCs/>
+        <w:color w:val="59636E"/>
+        <w:sz w:val="16"/>
+        <w:szCs w:val="16"/>
+      </w:rPr>
+      <w:t xml:space="preserve">[ </w:t>
+    </w:r>
+    <w:r>
+      <w:rPr>
+        <w:i/>
+        <w:iCs/>
+        <w:color w:val="59636E"/>
+        <w:sz w:val="16"/>
+        <w:szCs w:val="16"/>
+      </w:rPr>
+      <w:t>27</w:t>
+    </w:r>
+    <w:proofErr w:type="gramEnd"/>
+    <w:r>
+      <w:rPr>
+        <w:i/>
+        <w:iCs/>
+        <w:color w:val="59636E"/>
+        <w:sz w:val="16"/>
+        <w:szCs w:val="16"/>
+      </w:rPr>
+      <w:t>/07/</w:t>
+    </w:r>
+    <w:proofErr w:type="gramStart"/>
+    <w:r>
+      <w:rPr>
+        <w:i/>
+        <w:iCs/>
+        <w:color w:val="59636E"/>
+        <w:sz w:val="16"/>
+        <w:szCs w:val="16"/>
+      </w:rPr>
+      <w:t>2026</w:t>
+    </w:r>
+    <w:r>
+      <w:rPr>
+        <w:i/>
+        <w:iCs/>
+        <w:color w:val="59636E"/>
+        <w:sz w:val="16"/>
+        <w:szCs w:val="16"/>
+      </w:rPr>
+      <w:t xml:space="preserve"> ]</w:t>
+    </w:r>
+    <w:proofErr w:type="gramEnd"/>
+    <w:r>
+      <w:rPr>
+        <w:color w:val="59636E"/>
+        <w:sz w:val="16"/>
+        <w:szCs w:val="16"/>
+      </w:rPr>
+      <w:t xml:space="preserve">  </w:t>
+    </w:r>
+    <w:proofErr w:type="gramStart"/>
+    <w:r>
+      <w:rPr>
+        <w:color w:val="59636E"/>
+        <w:sz w:val="16"/>
+        <w:szCs w:val="16"/>
+      </w:rPr>
+      <w:t>·  Pagina</w:t>
+    </w:r>
+    <w:proofErr w:type="gramEnd"/>
+    <w:r>
+      <w:rPr>
+        <w:color w:val="59636E"/>
+        <w:sz w:val="16"/>
+        <w:szCs w:val="16"/>
+      </w:rPr>
+      <w:t xml:space="preserve"> </w:t>
+    </w:r>
+    <w:r>
+      <w:rPr>
+        <w:color w:val="59636E"/>
+        <w:sz w:val="16"/>
+        <w:szCs w:val="16"/>
       </w:rPr>
       <w:fldChar w:fldCharType="begin"/>
     </w:r>
     <w:r>
       <w:rPr>
-        <w:rFonts w:ascii="Arial" w:hAnsi="Arial" w:eastAsia="Arial" w:cs="Arial"/>
-        <w:b w:val="0"/>
         <w:color w:val="59636E"/>
-        <w:sz w:val="18"/>
-      </w:rPr>
-      <w:instrText xml:space="preserve"> PAGE </w:instrText>
+        <w:sz w:val="16"/>
+        <w:szCs w:val="16"/>
+      </w:rPr>
+      <w:instrText>PAGE</w:instrText>
     </w:r>
     <w:r>
       <w:rPr>
-        <w:rFonts w:ascii="Arial" w:hAnsi="Arial" w:eastAsia="Arial" w:cs="Arial"/>
-        <w:b w:val="0"/>
         <w:color w:val="59636E"/>
-        <w:sz w:val="18"/>
+        <w:sz w:val="16"/>
+        <w:szCs w:val="16"/>
       </w:rPr>
       <w:fldChar w:fldCharType="separate"/>
     </w:r>
     <w:r>
       <w:rPr>
-        <w:rFonts w:ascii="Arial" w:hAnsi="Arial" w:eastAsia="Arial" w:cs="Arial"/>
-        <w:b w:val="0"/>
+        <w:noProof/>
         <w:color w:val="59636E"/>
-        <w:sz w:val="18"/>
+        <w:sz w:val="16"/>
+        <w:szCs w:val="16"/>
       </w:rPr>
       <w:t>1</w:t>
     </w:r>
     <w:r>
       <w:rPr>
-        <w:rFonts w:ascii="Arial" w:hAnsi="Arial" w:eastAsia="Arial" w:cs="Arial"/>
-        <w:b w:val="0"/>
         <w:color w:val="59636E"/>
-        <w:sz w:val="18"/>
+        <w:sz w:val="16"/>
+        <w:szCs w:val="16"/>
       </w:rPr>
       <w:fldChar w:fldCharType="end"/>
     </w:r>
     <w:r>
       <w:rPr>
-        <w:rFonts w:ascii="Arial" w:hAnsi="Arial" w:eastAsia="Arial" w:cs="Arial"/>
-        <w:b w:val="0"/>
         <w:color w:val="59636E"/>
-        <w:sz w:val="18"/>
+        <w:sz w:val="16"/>
+        <w:szCs w:val="16"/>
       </w:rPr>
       <w:t xml:space="preserve"> van </w:t>
     </w:r>
     <w:r>
       <w:rPr>
-        <w:rFonts w:ascii="Arial" w:hAnsi="Arial" w:eastAsia="Arial" w:cs="Arial"/>
-        <w:b w:val="0"/>
         <w:color w:val="59636E"/>
-        <w:sz w:val="18"/>
+        <w:sz w:val="16"/>
+        <w:szCs w:val="16"/>
       </w:rPr>
       <w:fldChar w:fldCharType="begin"/>
     </w:r>
     <w:r>
       <w:rPr>
-        <w:rFonts w:ascii="Arial" w:hAnsi="Arial" w:eastAsia="Arial" w:cs="Arial"/>
-        <w:b w:val="0"/>
         <w:color w:val="59636E"/>
-        <w:sz w:val="18"/>
-      </w:rPr>
-      <w:instrText xml:space="preserve"> NUMPAGES </w:instrText>
+        <w:sz w:val="16"/>
+        <w:szCs w:val="16"/>
+      </w:rPr>
+      <w:instrText>NUMPAGES</w:instrText>
     </w:r>
     <w:r>
       <w:rPr>
-        <w:rFonts w:ascii="Arial" w:hAnsi="Arial" w:eastAsia="Arial" w:cs="Arial"/>
-        <w:b w:val="0"/>
         <w:color w:val="59636E"/>
-        <w:sz w:val="18"/>
+        <w:sz w:val="16"/>
+        <w:szCs w:val="16"/>
       </w:rPr>
       <w:fldChar w:fldCharType="separate"/>
     </w:r>
     <w:r>
       <w:rPr>
-        <w:rFonts w:ascii="Arial" w:hAnsi="Arial" w:eastAsia="Arial" w:cs="Arial"/>
-        <w:b w:val="0"/>
+        <w:noProof/>
         <w:color w:val="59636E"/>
-        <w:sz w:val="18"/>
-      </w:rPr>
-      <w:t>1</w:t>
+        <w:sz w:val="16"/>
+        <w:szCs w:val="16"/>
+      </w:rPr>
+      <w:t>2</w:t>
     </w:r>
     <w:r>
       <w:rPr>
-        <w:rFonts w:ascii="Arial" w:hAnsi="Arial" w:eastAsia="Arial" w:cs="Arial"/>
-        <w:b w:val="0"/>
         <w:color w:val="59636E"/>
-        <w:sz w:val="18"/>
+        <w:sz w:val="16"/>
+        <w:szCs w:val="16"/>
       </w:rPr>
       <w:fldChar w:fldCharType="end"/>
     </w:r>
@@ -19304,28 +19530,127 @@
 <w:hdr xmlns:wpc="http://schemas.microsoft.com/office/word/2010/wordprocessingCanvas" xmlns:cx="http://schemas.microsoft.com/office/drawing/2014/chartex" xmlns:cx1="http://schemas.microsoft.com/office/drawing/2015/9/8/chartex" xmlns:cx2="http://schemas.microsoft.com/office/drawing/2015/10/21/chartex" xmlns:cx3="http://schemas.microsoft.com/office/drawing/2016/5/9/chartex" xmlns:cx4="http://schemas.microsoft.com/office/drawing/2016/5/10/chartex" xmlns:cx5="http://schemas.microsoft.com/office/drawing/2016/5/11/chartex" xmlns:cx6="http://schemas.microsoft.com/office/drawing/2016/5/12/chartex" xmlns:cx7="http://schemas.microsoft.com/office/drawing/2016/5/13/chartex" xmlns:cx8="http://schemas.microsoft.com/office/drawing/2016/5/14/chartex" xmlns:mc="http://schemas.openxmlformats.org/markup-compatibility/2006" xmlns:aink="http://schemas.microsoft.com/office/drawing/2016/ink" xmlns:am3d="http://schemas.microsoft.com/office/drawing/2017/model3d" xmlns:o="urn:schemas-microsoft-com:office:office" xmlns:oel="http://schemas.microsoft.com/office/2019/extlst" xmlns:r="http://schemas.openxmlformats.org/officeDocument/2006/relationships" xmlns:m="http://schemas.openxmlformats.org/officeDocument/2006/math" xmlns:v="urn:schemas-microsoft-com:vml" xmlns:wp14="http://schemas.microsoft.com/office/word/2010/wordprocessingDrawing" xmlns:wp="http://schemas.openxmlformats.org/drawingml/2006/wordprocessingDrawing" xmlns:w10="urn:schemas-microsoft-com:office:word" xmlns:w="http://schemas.openxmlformats.org/wordprocessingml/2006/main" xmlns:w14="http://schemas.microsoft.com/office/word/2010/wordml" xmlns:w15="http://schemas.microsoft.com/office/word/2012/wordml" xmlns:w16cex="http://schemas.microsoft.com/office/word/2018/wordml/cex" xmlns:w16cid="http://schemas.microsoft.com/office/word/2016/wordml/cid" xmlns:w16="http://schemas.microsoft.com/office/word/2018/wordml" xmlns:w16du="http://schemas.microsoft.com/office/word/2023/wordml/word16du" xmlns:w16sdtdh="http://schemas.microsoft.com/office/word/2020/wordml/sdtdatahash" xmlns:w16sdtfl="http://schemas.microsoft.com/office/word/2024/wordml/sdtformatlock" xmlns:w16se="http://schemas.microsoft.com/office/word/2015/wordml/symex" xmlns:wpg="http://schemas.microsoft.com/office/word/2010/wordprocessingGroup" xmlns:wpi="http://schemas.microsoft.com/office/word/2010/wordprocessingInk" xmlns:wne="http://schemas.microsoft.com/office/word/2006/wordml" xmlns:wps="http://schemas.microsoft.com/office/word/2010/wordprocessingShape" mc:Ignorable="w14 w15 w16se w16cid w16 w16cex w16sdtdh w16sdtfl w16du wp14">
   <w:p>
     <w:pPr>
-      <w:pStyle w:val="Header"/>
-      <w:tabs>
-        <w:tab w:val="left" w:pos="3972"/>
-      </w:tabs>
-      <w:jc w:val="left"/>
-      <w:rPr>
-        <w:rFonts w:ascii="Arial" w:hAnsi="Arial" w:cs="Arial"/>
-        <w:sz w:val="18"/>
-        <w:szCs w:val="18"/>
-        <w:lang w:val="nl-BE"/>
-      </w:rPr>
+      <w:pStyle w:val="Koptekst"/>
+      <w:jc w:val="right"/>
     </w:pPr>
     <w:r>
       <w:rPr>
-        <w:rFonts w:ascii="Arial" w:hAnsi="Arial" w:cs="Arial" w:eastAsia="Arial"/>
-        <w:b w:val="0"/>
-        <w:color w:val="59636E"/>
-        <w:sz w:val="18"/>
-        <w:szCs w:val="18"/>
-        <w:lang w:val="nl-BE"/>
-      </w:rPr>
-      <w:t>PARADISE (S71769) — eCRF 04: Toestemmingsformulier therapeut</w:t>
+        <w:noProof/>
+      </w:rPr>
+      <w:drawing>
+        <wp:anchor distT="0" distB="0" distL="114300" distR="114300" simplePos="0" relativeHeight="251658240" behindDoc="1" locked="0" layoutInCell="1" allowOverlap="1" wp14:anchorId="755D2A89" wp14:editId="42F71064">
+          <wp:simplePos x="0" y="0"/>
+          <wp:positionH relativeFrom="margin">
+            <wp:align>left</wp:align>
+          </wp:positionH>
+          <wp:positionV relativeFrom="paragraph">
+            <wp:posOffset>-20955</wp:posOffset>
+          </wp:positionV>
+          <wp:extent cx="1615079" cy="720000"/>
+          <wp:effectExtent l="0" t="0" r="0" b="0"/>
+          <wp:wrapTight wrapText="bothSides">
+            <wp:wrapPolygon edited="0">
+              <wp:start x="510" y="1716"/>
+              <wp:lineTo x="255" y="5719"/>
+              <wp:lineTo x="764" y="20018"/>
+              <wp:lineTo x="8664" y="20018"/>
+              <wp:lineTo x="13250" y="18874"/>
+              <wp:lineTo x="20895" y="14298"/>
+              <wp:lineTo x="20895" y="9151"/>
+              <wp:lineTo x="14015" y="4004"/>
+              <wp:lineTo x="8664" y="1716"/>
+              <wp:lineTo x="510" y="1716"/>
+            </wp:wrapPolygon>
+          </wp:wrapTight>
+          <wp:docPr id="1820294796" name="Afbeelding 5"/>
+          <wp:cNvGraphicFramePr>
+            <a:graphicFrameLocks xmlns:a="http://schemas.openxmlformats.org/drawingml/2006/main" noChangeAspect="1"/>
+          </wp:cNvGraphicFramePr>
+          <a:graphic xmlns:a="http://schemas.openxmlformats.org/drawingml/2006/main">
+            <a:graphicData uri="http://schemas.openxmlformats.org/drawingml/2006/picture">
+              <pic:pic xmlns:pic="http://schemas.openxmlformats.org/drawingml/2006/picture">
+                <pic:nvPicPr>
+                  <pic:cNvPr id="1820294796" name="Afbeelding 1820294796"/>
+                  <pic:cNvPicPr/>
+                </pic:nvPicPr>
+                <pic:blipFill>
+                  <a:blip r:embed="rIdTplImgA">
+                    <a:extLst>
+                      <a:ext uri="{28A0092B-C50C-407E-A947-70E740481C1C}">
+                        <a14:useLocalDpi xmlns:a14="http://schemas.microsoft.com/office/drawing/2010/main" val="0"/>
+                      </a:ext>
+                    </a:extLst>
+                  </a:blip>
+                  <a:stretch>
+                    <a:fillRect/>
+                  </a:stretch>
+                </pic:blipFill>
+                <pic:spPr>
+                  <a:xfrm>
+                    <a:off x="0" y="0"/>
+                    <a:ext cx="1615079" cy="720000"/>
+                  </a:xfrm>
+                  <a:prstGeom prst="rect">
+                    <a:avLst/>
+                  </a:prstGeom>
+                </pic:spPr>
+              </pic:pic>
+            </a:graphicData>
+          </a:graphic>
+          <wp14:sizeRelH relativeFrom="page">
+            <wp14:pctWidth>0</wp14:pctWidth>
+          </wp14:sizeRelH>
+          <wp14:sizeRelV relativeFrom="page">
+            <wp14:pctHeight>0</wp14:pctHeight>
+          </wp14:sizeRelV>
+        </wp:anchor>
+      </w:drawing>
+    </w:r>
+    <w:r>
+      <w:rPr>
+        <w:noProof/>
+      </w:rPr>
+      <w:drawing>
+        <wp:inline distT="0" distB="0" distL="0" distR="0" wp14:anchorId="4E8F3C53" wp14:editId="680A2799">
+          <wp:extent cx="2525825" cy="720000"/>
+          <wp:effectExtent l="0" t="0" r="0" b="4445"/>
+          <wp:docPr id="328170997" name="Afbeelding 6"/>
+          <wp:cNvGraphicFramePr>
+            <a:graphicFrameLocks xmlns:a="http://schemas.openxmlformats.org/drawingml/2006/main" noChangeAspect="1"/>
+          </wp:cNvGraphicFramePr>
+          <a:graphic xmlns:a="http://schemas.openxmlformats.org/drawingml/2006/main">
+            <a:graphicData uri="http://schemas.openxmlformats.org/drawingml/2006/picture">
+              <pic:pic xmlns:pic="http://schemas.openxmlformats.org/drawingml/2006/picture">
+                <pic:nvPicPr>
+                  <pic:cNvPr id="328170997" name="Afbeelding 328170997"/>
+                  <pic:cNvPicPr/>
+                </pic:nvPicPr>
+                <pic:blipFill>
+                  <a:blip r:embed="rIdTplImgB">
+                    <a:extLst>
+                      <a:ext uri="{28A0092B-C50C-407E-A947-70E740481C1C}">
+                        <a14:useLocalDpi xmlns:a14="http://schemas.microsoft.com/office/drawing/2010/main" val="0"/>
+                      </a:ext>
+                    </a:extLst>
+                  </a:blip>
+                  <a:stretch>
+                    <a:fillRect/>
+                  </a:stretch>
+                </pic:blipFill>
+                <pic:spPr>
+                  <a:xfrm>
+                    <a:off x="0" y="0"/>
+                    <a:ext cx="2525825" cy="720000"/>
+                  </a:xfrm>
+                  <a:prstGeom prst="rect">
+                    <a:avLst/>
+                  </a:prstGeom>
+                </pic:spPr>
+              </pic:pic>
+            </a:graphicData>
+          </a:graphic>
+        </wp:inline>
+      </w:drawing>
     </w:r>
   </w:p>
 </w:hdr>

--- a/(e)CRF/Per nummer/04_Toestemmingsformulier therapeut.docx
+++ b/(e)CRF/Per nummer/04_Toestemmingsformulier therapeut.docx
@@ -18966,7 +18966,7 @@
         <wp:anchor distT="0" distB="0" distL="114300" distR="114300" simplePos="0" relativeHeight="251659264" behindDoc="0" locked="0" layoutInCell="1" allowOverlap="1" wp14:anchorId="4A8142CD" wp14:editId="6CB4EA88">
           <wp:simplePos x="0" y="0"/>
           <wp:positionH relativeFrom="column">
-            <wp:posOffset>5527362</wp:posOffset>
+            <wp:posOffset>5351825</wp:posOffset>
           </wp:positionH>
           <wp:positionV relativeFrom="paragraph">
             <wp:posOffset>66098</wp:posOffset>
